--- a/03-振荡电路/03-晶体振荡器/压控晶振VCXO/压控晶振VCXO.docx
+++ b/03-振荡电路/03-晶体振荡器/压控晶振VCXO/压控晶振VCXO.docx
@@ -3158,6 +3158,20 @@
     </w:p>
     <w:bookmarkEnd w:id="26"/>
     <w:bookmarkEnd w:id="27"/>
+    <w:p>
+      <w:pPr>
+        <w:spacing w:before="360"/>
+        <w:jc w:val="center"/>
+      </w:pPr>
+      <w:r>
+        <w:rPr>
+          <w:rFonts w:ascii="Times New Roman" w:hAnsi="Times New Roman"/>
+          <w:color w:val="555555"/>
+          <w:sz w:val="21"/>
+        </w:rPr>
+        <w:t>材料收集者：杜文杰</w:t>
+      </w:r>
+    </w:p>
     <w:sectPr>
       <w:headerReference r:id="rId9" w:type="default"/>
       <w:footerReference r:id="rId10" w:type="default"/>

--- a/03-振荡电路/03-晶体振荡器/压控晶振VCXO/压控晶振VCXO.docx
+++ b/03-振荡电路/03-晶体振荡器/压控晶振VCXO/压控晶振VCXO.docx
@@ -1,6 +1,6 @@
 
 <file path=word/document.xml><?xml version="1.0" encoding="utf-8"?>
-<w:document xmlns:w="http://schemas.openxmlformats.org/wordprocessingml/2006/main" xmlns:m="http://schemas.openxmlformats.org/officeDocument/2006/math" xmlns:r="http://schemas.openxmlformats.org/officeDocument/2006/relationships" xmlns:o="urn:schemas-microsoft-com:office:office" xmlns:v="urn:schemas-microsoft-com:vml" xmlns:w10="urn:schemas-microsoft-com:office:word" xmlns:a="http://schemas.openxmlformats.org/drawingml/2006/main" xmlns:pic="http://schemas.openxmlformats.org/drawingml/2006/picture" xmlns:wp="http://schemas.openxmlformats.org/drawingml/2006/wordprocessingDrawing">
+<w:document xmlns:m="http://schemas.openxmlformats.org/officeDocument/2006/math" xmlns:r="http://schemas.openxmlformats.org/officeDocument/2006/relationships" xmlns:w="http://schemas.openxmlformats.org/wordprocessingml/2006/main" xmlns:o="urn:schemas-microsoft-com:office:office" xmlns:v="urn:schemas-microsoft-com:vml" xmlns:w10="urn:schemas-microsoft-com:office:word" xmlns:a="http://schemas.openxmlformats.org/drawingml/2006/main" xmlns:pic="http://schemas.openxmlformats.org/drawingml/2006/picture" xmlns:wp="http://schemas.openxmlformats.org/drawingml/2006/wordprocessingDrawing">
   <w:body>
     <w:bookmarkStart w:id="27" w:name="压控晶振-vcxo"/>
     <w:p>
@@ -9,11 +9,14 @@
       </w:pPr>
       <w:r>
         <w:rPr>
-          <w:rFonts w:hint="eastAsia"/>
+          <w:rFonts w:hint="eastAsia" w:eastAsia="黑体"/>
         </w:rPr>
         <w:t xml:space="preserve">压控晶振</w:t>
       </w:r>
       <w:r>
+        <w:rPr>
+          <w:rFonts w:eastAsia="黑体"/>
+        </w:rPr>
         <w:t xml:space="preserve"> VCXO</w:t>
       </w:r>
     </w:p>
@@ -24,7 +27,7 @@
       </w:pPr>
       <w:r>
         <w:rPr>
-          <w:rFonts w:hint="eastAsia"/>
+          <w:rFonts w:hint="eastAsia" w:eastAsia="黑体"/>
         </w:rPr>
         <w:t xml:space="preserve">拓扑描述</w:t>
       </w:r>
@@ -35,11 +38,14 @@
       </w:pPr>
       <w:r>
         <w:rPr>
-          <w:rFonts w:hint="eastAsia"/>
+          <w:rFonts w:hint="eastAsia" w:eastAsia="黑体"/>
         </w:rPr>
         <w:t xml:space="preserve">压控晶振由石英晶体</w:t>
       </w:r>
       <w:r>
+        <w:rPr>
+          <w:rFonts w:eastAsia="黑体"/>
+        </w:rPr>
         <w:t xml:space="preserve"> </w:t>
       </w:r>
       <m:oMath>
@@ -58,11 +64,14 @@
       </m:oMath>
       <w:r>
         <w:rPr>
-          <w:rFonts w:hint="eastAsia"/>
+          <w:rFonts w:hint="eastAsia" w:eastAsia="黑体"/>
         </w:rPr>
         <w:t xml:space="preserve">、振荡放大器</w:t>
       </w:r>
       <w:r>
+        <w:rPr>
+          <w:rFonts w:eastAsia="黑体"/>
+        </w:rPr>
         <w:t xml:space="preserve"> </w:t>
       </w:r>
       <m:oMath>
@@ -81,11 +90,14 @@
       </m:oMath>
       <w:r>
         <w:rPr>
-          <w:rFonts w:hint="eastAsia"/>
+          <w:rFonts w:hint="eastAsia" w:eastAsia="黑体"/>
         </w:rPr>
         <w:t xml:space="preserve">、变容二极管</w:t>
       </w:r>
       <w:r>
+        <w:rPr>
+          <w:rFonts w:eastAsia="黑体"/>
+        </w:rPr>
         <w:t xml:space="preserve"> </w:t>
       </w:r>
       <m:oMath>
@@ -104,11 +116,14 @@
       </m:oMath>
       <w:r>
         <w:rPr>
-          <w:rFonts w:hint="eastAsia"/>
+          <w:rFonts w:hint="eastAsia" w:eastAsia="黑体"/>
         </w:rPr>
         <w:t xml:space="preserve">、耦合电容</w:t>
       </w:r>
       <w:r>
+        <w:rPr>
+          <w:rFonts w:eastAsia="黑体"/>
+        </w:rPr>
         <w:t xml:space="preserve"> </w:t>
       </w:r>
       <m:oMath>
@@ -127,11 +142,14 @@
       </m:oMath>
       <w:r>
         <w:rPr>
-          <w:rFonts w:hint="eastAsia"/>
+          <w:rFonts w:hint="eastAsia" w:eastAsia="黑体"/>
         </w:rPr>
         <w:t xml:space="preserve">、隔离/回路电阻</w:t>
       </w:r>
       <w:r>
+        <w:rPr>
+          <w:rFonts w:eastAsia="黑体"/>
+        </w:rPr>
         <w:t xml:space="preserve"> </w:t>
       </w:r>
       <m:oMath>
@@ -149,15 +167,21 @@
         </m:sSub>
       </m:oMath>
       <w:r>
+        <w:rPr>
+          <w:rFonts w:eastAsia="黑体"/>
+        </w:rPr>
         <w:t xml:space="preserve"> </w:t>
       </w:r>
       <w:r>
         <w:rPr>
-          <w:rFonts w:hint="eastAsia"/>
+          <w:rFonts w:hint="eastAsia" w:eastAsia="黑体"/>
         </w:rPr>
         <w:t xml:space="preserve">及负载电容组成。节点定义如下：振荡输入节点</w:t>
       </w:r>
       <w:r>
+        <w:rPr>
+          <w:rFonts w:eastAsia="黑体"/>
+        </w:rPr>
         <w:t xml:space="preserve"> </w:t>
       </w:r>
       <m:oMath>
@@ -178,15 +202,21 @@
         </m:sSub>
       </m:oMath>
       <w:r>
+        <w:rPr>
+          <w:rFonts w:eastAsia="黑体"/>
+        </w:rPr>
         <w:t xml:space="preserve"> </w:t>
       </w:r>
       <w:r>
         <w:rPr>
-          <w:rFonts w:hint="eastAsia"/>
+          <w:rFonts w:hint="eastAsia" w:eastAsia="黑体"/>
         </w:rPr>
         <w:t xml:space="preserve">与振荡输出节点</w:t>
       </w:r>
       <w:r>
+        <w:rPr>
+          <w:rFonts w:eastAsia="黑体"/>
+        </w:rPr>
         <w:t xml:space="preserve"> </w:t>
       </w:r>
       <m:oMath>
@@ -210,15 +240,21 @@
         </m:sSub>
       </m:oMath>
       <w:r>
+        <w:rPr>
+          <w:rFonts w:eastAsia="黑体"/>
+        </w:rPr>
         <w:t xml:space="preserve"> </w:t>
       </w:r>
       <w:r>
         <w:rPr>
-          <w:rFonts w:hint="eastAsia"/>
+          <w:rFonts w:hint="eastAsia" w:eastAsia="黑体"/>
         </w:rPr>
         <w:t xml:space="preserve">为</w:t>
       </w:r>
       <w:r>
+        <w:rPr>
+          <w:rFonts w:eastAsia="黑体"/>
+        </w:rPr>
         <w:t xml:space="preserve"> </w:t>
       </w:r>
       <m:oMath>
@@ -236,15 +272,21 @@
         </m:sSub>
       </m:oMath>
       <w:r>
+        <w:rPr>
+          <w:rFonts w:eastAsia="黑体"/>
+        </w:rPr>
         <w:t xml:space="preserve"> </w:t>
       </w:r>
       <w:r>
         <w:rPr>
-          <w:rFonts w:hint="eastAsia"/>
+          <w:rFonts w:hint="eastAsia" w:eastAsia="黑体"/>
         </w:rPr>
         <w:t xml:space="preserve">的两端，晶体跨接其间；晶体负载节点</w:t>
       </w:r>
       <w:r>
+        <w:rPr>
+          <w:rFonts w:eastAsia="黑体"/>
+        </w:rPr>
         <w:t xml:space="preserve"> </w:t>
       </w:r>
       <m:oMath>
@@ -262,15 +304,21 @@
         </m:sSub>
       </m:oMath>
       <w:r>
+        <w:rPr>
+          <w:rFonts w:eastAsia="黑体"/>
+        </w:rPr>
         <w:t xml:space="preserve"> </w:t>
       </w:r>
       <w:r>
         <w:rPr>
-          <w:rFonts w:hint="eastAsia"/>
+          <w:rFonts w:hint="eastAsia" w:eastAsia="黑体"/>
         </w:rPr>
         <w:t xml:space="preserve">为晶体一端与变容管/耦合电容的连接点；控制电压节点</w:t>
       </w:r>
       <w:r>
+        <w:rPr>
+          <w:rFonts w:eastAsia="黑体"/>
+        </w:rPr>
         <w:t xml:space="preserve"> </w:t>
       </w:r>
       <m:oMath>
@@ -297,15 +345,21 @@
         </m:sSub>
       </m:oMath>
       <w:r>
+        <w:rPr>
+          <w:rFonts w:eastAsia="黑体"/>
+        </w:rPr>
         <w:t xml:space="preserve"> </w:t>
       </w:r>
       <w:r>
         <w:rPr>
-          <w:rFonts w:hint="eastAsia"/>
+          <w:rFonts w:hint="eastAsia" w:eastAsia="黑体"/>
         </w:rPr>
         <w:t xml:space="preserve">为输入控制电压</w:t>
       </w:r>
       <w:r>
+        <w:rPr>
+          <w:rFonts w:eastAsia="黑体"/>
+        </w:rPr>
         <w:t xml:space="preserve"> </w:t>
       </w:r>
       <m:oMath>
@@ -323,15 +377,21 @@
         </m:sSub>
       </m:oMath>
       <w:r>
+        <w:rPr>
+          <w:rFonts w:eastAsia="黑体"/>
+        </w:rPr>
         <w:t xml:space="preserve"> </w:t>
       </w:r>
       <w:r>
         <w:rPr>
-          <w:rFonts w:hint="eastAsia"/>
+          <w:rFonts w:hint="eastAsia" w:eastAsia="黑体"/>
         </w:rPr>
         <w:t xml:space="preserve">经</w:t>
       </w:r>
       <w:r>
+        <w:rPr>
+          <w:rFonts w:eastAsia="黑体"/>
+        </w:rPr>
         <w:t xml:space="preserve"> </w:t>
       </w:r>
       <m:oMath>
@@ -349,20 +409,26 @@
         </m:sSub>
       </m:oMath>
       <w:r>
+        <w:rPr>
+          <w:rFonts w:eastAsia="黑体"/>
+        </w:rPr>
         <w:t xml:space="preserve"> </w:t>
       </w:r>
       <w:r>
         <w:rPr>
-          <w:rFonts w:hint="eastAsia"/>
+          <w:rFonts w:hint="eastAsia" w:eastAsia="黑体"/>
         </w:rPr>
         <w:t xml:space="preserve">的引入点；地节点</w:t>
       </w:r>
       <w:r>
+        <w:rPr>
+          <w:rFonts w:eastAsia="黑体"/>
+        </w:rPr>
         <w:t xml:space="preserve"> GND </w:t>
       </w:r>
       <w:r>
         <w:rPr>
-          <w:rFonts w:hint="eastAsia"/>
+          <w:rFonts w:hint="eastAsia" w:eastAsia="黑体"/>
         </w:rPr>
         <w:t xml:space="preserve">汇集变容管阳极/冷端与回路电容的接地端。</w:t>
       </w:r>
@@ -371,11 +437,14 @@
       <w:pPr/>
       <w:r>
         <w:rPr>
-          <w:rFonts w:hint="eastAsia"/>
+          <w:rFonts w:hint="eastAsia" w:eastAsia="黑体"/>
         </w:rPr>
         <w:t xml:space="preserve">各元件管脚连接：晶体</w:t>
       </w:r>
       <w:r>
+        <w:rPr>
+          <w:rFonts w:eastAsia="黑体"/>
+        </w:rPr>
         <w:t xml:space="preserve"> </w:t>
       </w:r>
       <m:oMath>
@@ -393,15 +462,21 @@
         </m:sSub>
       </m:oMath>
       <w:r>
+        <w:rPr>
+          <w:rFonts w:eastAsia="黑体"/>
+        </w:rPr>
         <w:t xml:space="preserve"> </w:t>
       </w:r>
       <w:r>
         <w:rPr>
-          <w:rFonts w:hint="eastAsia"/>
+          <w:rFonts w:hint="eastAsia" w:eastAsia="黑体"/>
         </w:rPr>
         <w:t xml:space="preserve">的两引脚一端接</w:t>
       </w:r>
       <w:r>
+        <w:rPr>
+          <w:rFonts w:eastAsia="黑体"/>
+        </w:rPr>
         <w:t xml:space="preserve"> </w:t>
       </w:r>
       <m:oMath>
@@ -423,11 +498,14 @@
       </m:oMath>
       <w:r>
         <w:rPr>
-          <w:rFonts w:hint="eastAsia"/>
+          <w:rFonts w:hint="eastAsia" w:eastAsia="黑体"/>
         </w:rPr>
         <w:t xml:space="preserve">、另一端接</w:t>
       </w:r>
       <w:r>
+        <w:rPr>
+          <w:rFonts w:eastAsia="黑体"/>
+        </w:rPr>
         <w:t xml:space="preserve"> </w:t>
       </w:r>
       <m:oMath>
@@ -446,11 +524,14 @@
       </m:oMath>
       <w:r>
         <w:rPr>
-          <w:rFonts w:hint="eastAsia"/>
+          <w:rFonts w:hint="eastAsia" w:eastAsia="黑体"/>
         </w:rPr>
         <w:t xml:space="preserve">；振荡放大器</w:t>
       </w:r>
       <w:r>
+        <w:rPr>
+          <w:rFonts w:eastAsia="黑体"/>
+        </w:rPr>
         <w:t xml:space="preserve"> </w:t>
       </w:r>
       <m:oMath>
@@ -468,24 +549,33 @@
         </m:sSub>
       </m:oMath>
       <w:r>
+        <w:rPr>
+          <w:rFonts w:eastAsia="黑体"/>
+        </w:rPr>
         <w:t xml:space="preserve"> </w:t>
       </w:r>
       <w:r>
         <w:rPr>
-          <w:rFonts w:hint="eastAsia"/>
+          <w:rFonts w:hint="eastAsia" w:eastAsia="黑体"/>
         </w:rPr>
         <w:t xml:space="preserve">的</w:t>
       </w:r>
       <w:r>
+        <w:rPr>
+          <w:rFonts w:eastAsia="黑体"/>
+        </w:rPr>
         <w:t xml:space="preserve"> IN </w:t>
       </w:r>
       <w:r>
         <w:rPr>
-          <w:rFonts w:hint="eastAsia"/>
+          <w:rFonts w:hint="eastAsia" w:eastAsia="黑体"/>
         </w:rPr>
         <w:t xml:space="preserve">接</w:t>
       </w:r>
       <w:r>
+        <w:rPr>
+          <w:rFonts w:eastAsia="黑体"/>
+        </w:rPr>
         <w:t xml:space="preserve"> </w:t>
       </w:r>
       <m:oMath>
@@ -506,15 +596,21 @@
         </m:sSub>
       </m:oMath>
       <w:r>
+        <w:rPr>
+          <w:rFonts w:eastAsia="黑体"/>
+        </w:rPr>
         <w:t xml:space="preserve">、OUT </w:t>
       </w:r>
       <w:r>
         <w:rPr>
-          <w:rFonts w:hint="eastAsia"/>
+          <w:rFonts w:hint="eastAsia" w:eastAsia="黑体"/>
         </w:rPr>
         <w:t xml:space="preserve">接</w:t>
       </w:r>
       <w:r>
+        <w:rPr>
+          <w:rFonts w:eastAsia="黑体"/>
+        </w:rPr>
         <w:t xml:space="preserve"> </w:t>
       </w:r>
       <m:oMath>
@@ -538,15 +634,21 @@
         </m:sSub>
       </m:oMath>
       <w:r>
+        <w:rPr>
+          <w:rFonts w:eastAsia="黑体"/>
+        </w:rPr>
         <w:t xml:space="preserve">、V+/V− </w:t>
       </w:r>
       <w:r>
         <w:rPr>
-          <w:rFonts w:hint="eastAsia"/>
+          <w:rFonts w:hint="eastAsia" w:eastAsia="黑体"/>
         </w:rPr>
         <w:t xml:space="preserve">接电源；变容二极管</w:t>
       </w:r>
       <w:r>
+        <w:rPr>
+          <w:rFonts w:eastAsia="黑体"/>
+        </w:rPr>
         <w:t xml:space="preserve"> </w:t>
       </w:r>
       <m:oMath>
@@ -564,15 +666,21 @@
         </m:sSub>
       </m:oMath>
       <w:r>
+        <w:rPr>
+          <w:rFonts w:eastAsia="黑体"/>
+        </w:rPr>
         <w:t xml:space="preserve"> </w:t>
       </w:r>
       <w:r>
         <w:rPr>
-          <w:rFonts w:hint="eastAsia"/>
+          <w:rFonts w:hint="eastAsia" w:eastAsia="黑体"/>
         </w:rPr>
         <w:t xml:space="preserve">的阴极接</w:t>
       </w:r>
       <w:r>
+        <w:rPr>
+          <w:rFonts w:eastAsia="黑体"/>
+        </w:rPr>
         <w:t xml:space="preserve"> </w:t>
       </w:r>
       <m:oMath>
@@ -591,20 +699,26 @@
       </m:oMath>
       <w:r>
         <w:rPr>
-          <w:rFonts w:hint="eastAsia"/>
+          <w:rFonts w:hint="eastAsia" w:eastAsia="黑体"/>
         </w:rPr>
         <w:t xml:space="preserve">（或经耦合电容到晶体端）、阳极接</w:t>
       </w:r>
       <w:r>
+        <w:rPr>
+          <w:rFonts w:eastAsia="黑体"/>
+        </w:rPr>
         <w:t xml:space="preserve"> </w:t>
       </w:r>
       <w:r>
         <w:rPr>
-          <w:rFonts w:hint="eastAsia"/>
+          <w:rFonts w:hint="eastAsia" w:eastAsia="黑体"/>
         </w:rPr>
         <w:t xml:space="preserve">GND；耦合电容</w:t>
       </w:r>
       <w:r>
+        <w:rPr>
+          <w:rFonts w:eastAsia="黑体"/>
+        </w:rPr>
         <w:t xml:space="preserve"> </w:t>
       </w:r>
       <m:oMath>
@@ -622,15 +736,21 @@
         </m:sSub>
       </m:oMath>
       <w:r>
+        <w:rPr>
+          <w:rFonts w:eastAsia="黑体"/>
+        </w:rPr>
         <w:t xml:space="preserve"> </w:t>
       </w:r>
       <w:r>
         <w:rPr>
-          <w:rFonts w:hint="eastAsia"/>
+          <w:rFonts w:hint="eastAsia" w:eastAsia="黑体"/>
         </w:rPr>
         <w:t xml:space="preserve">一端接</w:t>
       </w:r>
       <w:r>
+        <w:rPr>
+          <w:rFonts w:eastAsia="黑体"/>
+        </w:rPr>
         <w:t xml:space="preserve"> </w:t>
       </w:r>
       <m:oMath>
@@ -649,11 +769,14 @@
       </m:oMath>
       <w:r>
         <w:rPr>
-          <w:rFonts w:hint="eastAsia"/>
+          <w:rFonts w:hint="eastAsia" w:eastAsia="黑体"/>
         </w:rPr>
         <w:t xml:space="preserve">、另一端接</w:t>
       </w:r>
       <w:r>
+        <w:rPr>
+          <w:rFonts w:eastAsia="黑体"/>
+        </w:rPr>
         <w:t xml:space="preserve"> </w:t>
       </w:r>
       <m:oMath>
@@ -671,15 +794,21 @@
         </m:sSub>
       </m:oMath>
       <w:r>
+        <w:rPr>
+          <w:rFonts w:eastAsia="黑体"/>
+        </w:rPr>
         <w:t xml:space="preserve"> </w:t>
       </w:r>
       <w:r>
         <w:rPr>
-          <w:rFonts w:hint="eastAsia"/>
+          <w:rFonts w:hint="eastAsia" w:eastAsia="黑体"/>
         </w:rPr>
         <w:t xml:space="preserve">阴极（或直接串入支路）；隔离电阻</w:t>
       </w:r>
       <w:r>
+        <w:rPr>
+          <w:rFonts w:eastAsia="黑体"/>
+        </w:rPr>
         <w:t xml:space="preserve"> </w:t>
       </w:r>
       <m:oMath>
@@ -697,15 +826,21 @@
         </m:sSub>
       </m:oMath>
       <w:r>
+        <w:rPr>
+          <w:rFonts w:eastAsia="黑体"/>
+        </w:rPr>
         <w:t xml:space="preserve"> </w:t>
       </w:r>
       <w:r>
         <w:rPr>
-          <w:rFonts w:hint="eastAsia"/>
+          <w:rFonts w:hint="eastAsia" w:eastAsia="黑体"/>
         </w:rPr>
         <w:t xml:space="preserve">一端接</w:t>
       </w:r>
       <w:r>
+        <w:rPr>
+          <w:rFonts w:eastAsia="黑体"/>
+        </w:rPr>
         <w:t xml:space="preserve"> </w:t>
       </w:r>
       <m:oMath>
@@ -733,11 +868,14 @@
       </m:oMath>
       <w:r>
         <w:rPr>
-          <w:rFonts w:hint="eastAsia"/>
+          <w:rFonts w:hint="eastAsia" w:eastAsia="黑体"/>
         </w:rPr>
         <w:t xml:space="preserve">、另一端接</w:t>
       </w:r>
       <w:r>
+        <w:rPr>
+          <w:rFonts w:eastAsia="黑体"/>
+        </w:rPr>
         <w:t xml:space="preserve"> </w:t>
       </w:r>
       <m:oMath>
@@ -755,15 +893,21 @@
         </m:sSub>
       </m:oMath>
       <w:r>
+        <w:rPr>
+          <w:rFonts w:eastAsia="黑体"/>
+        </w:rPr>
         <w:t xml:space="preserve"> </w:t>
       </w:r>
       <w:r>
         <w:rPr>
-          <w:rFonts w:hint="eastAsia"/>
+          <w:rFonts w:hint="eastAsia" w:eastAsia="黑体"/>
         </w:rPr>
         <w:t xml:space="preserve">阴极，把</w:t>
       </w:r>
       <w:r>
+        <w:rPr>
+          <w:rFonts w:eastAsia="黑体"/>
+        </w:rPr>
         <w:t xml:space="preserve"> </w:t>
       </w:r>
       <m:oMath>
@@ -781,11 +925,14 @@
         </m:sSub>
       </m:oMath>
       <w:r>
+        <w:rPr>
+          <w:rFonts w:eastAsia="黑体"/>
+        </w:rPr>
         <w:t xml:space="preserve"> </w:t>
       </w:r>
       <w:r>
         <w:rPr>
-          <w:rFonts w:hint="eastAsia"/>
+          <w:rFonts w:hint="eastAsia" w:eastAsia="黑体"/>
         </w:rPr>
         <w:t xml:space="preserve">反偏加到变容管上改变结电容。</w:t>
       </w:r>
@@ -794,11 +941,14 @@
       <w:pPr/>
       <w:r>
         <w:rPr>
-          <w:rFonts w:hint="eastAsia"/>
+          <w:rFonts w:hint="eastAsia" w:eastAsia="黑体"/>
         </w:rPr>
         <w:t xml:space="preserve">该电路为晶体振荡器加变容二极管负载牵引结构，控制电压</w:t>
       </w:r>
       <w:r>
+        <w:rPr>
+          <w:rFonts w:eastAsia="黑体"/>
+        </w:rPr>
         <w:t xml:space="preserve"> </w:t>
       </w:r>
       <m:oMath>
@@ -816,15 +966,21 @@
         </m:sSub>
       </m:oMath>
       <w:r>
+        <w:rPr>
+          <w:rFonts w:eastAsia="黑体"/>
+        </w:rPr>
         <w:t xml:space="preserve"> </w:t>
       </w:r>
       <w:r>
         <w:rPr>
-          <w:rFonts w:hint="eastAsia"/>
+          <w:rFonts w:hint="eastAsia" w:eastAsia="黑体"/>
         </w:rPr>
         <w:t xml:space="preserve">改变</w:t>
       </w:r>
       <w:r>
+        <w:rPr>
+          <w:rFonts w:eastAsia="黑体"/>
+        </w:rPr>
         <w:t xml:space="preserve"> </w:t>
       </w:r>
       <m:oMath>
@@ -842,11 +998,14 @@
         </m:sSub>
       </m:oMath>
       <w:r>
+        <w:rPr>
+          <w:rFonts w:eastAsia="黑体"/>
+        </w:rPr>
         <w:t xml:space="preserve"> </w:t>
       </w:r>
       <w:r>
         <w:rPr>
-          <w:rFonts w:hint="eastAsia"/>
+          <w:rFonts w:hint="eastAsia" w:eastAsia="黑体"/>
         </w:rPr>
         <w:t xml:space="preserve">结电容从而微调晶体谐振频率，实现电压控制的频率牵引。</w:t>
       </w:r>
@@ -859,7 +1018,7 @@
       </w:pPr>
       <w:r>
         <w:rPr>
-          <w:rFonts w:hint="eastAsia"/>
+          <w:rFonts w:hint="eastAsia" w:eastAsia="黑体"/>
         </w:rPr>
         <w:t xml:space="preserve">工作原理</w:t>
       </w:r>
@@ -870,7 +1029,7 @@
       </w:pPr>
       <w:r>
         <w:rPr>
-          <w:rFonts w:hint="eastAsia"/>
+          <w:rFonts w:hint="eastAsia" w:eastAsia="黑体"/>
         </w:rPr>
         <w:t xml:space="preserve">变容管结电容随反偏电压增大而减小，该电容与晶体共同决定振荡频率（负载电容牵引效应）。调节控制电压即可在晶体串联/并联谐振之间小范围内连续改变输出频率，实现压控牵引。</w:t>
       </w:r>
@@ -883,7 +1042,7 @@
       </w:pPr>
       <w:r>
         <w:rPr>
-          <w:rFonts w:hint="eastAsia"/>
+          <w:rFonts w:hint="eastAsia" w:eastAsia="黑体"/>
         </w:rPr>
         <w:t xml:space="preserve">关键计算公式</w:t>
       </w:r>
@@ -897,7 +1056,7 @@
       </w:pPr>
       <w:r>
         <w:rPr>
-          <w:rFonts w:hint="eastAsia"/>
+          <w:rFonts w:hint="eastAsia" w:eastAsia="黑体"/>
         </w:rPr>
         <w:t xml:space="preserve">结电容—偏压关系（突变结近似）：</w:t>
       </w:r>
@@ -1030,7 +1189,7 @@
       </w:pPr>
       <w:r>
         <w:rPr>
-          <w:rFonts w:hint="eastAsia"/>
+          <w:rFonts w:hint="eastAsia" w:eastAsia="黑体"/>
         </w:rPr>
         <w:t xml:space="preserve">牵引频率范围（近似）：</w:t>
       </w:r>
@@ -1201,11 +1360,14 @@
       </w:pPr>
       <w:r>
         <w:rPr>
-          <w:rFonts w:hint="eastAsia"/>
+          <w:rFonts w:hint="eastAsia" w:eastAsia="黑体"/>
         </w:rPr>
         <w:t xml:space="preserve">近似前提：该式适用于小</w:t>
       </w:r>
       <w:r>
+        <w:rPr>
+          <w:rFonts w:eastAsia="黑体"/>
+        </w:rPr>
         <w:t xml:space="preserve"> </w:t>
       </w:r>
       <m:oMath>
@@ -1230,11 +1392,14 @@
       </m:oMath>
       <w:r>
         <w:rPr>
-          <w:rFonts w:hint="eastAsia"/>
+          <w:rFonts w:hint="eastAsia" w:eastAsia="黑体"/>
         </w:rPr>
         <w:t xml:space="preserve">（负载电容变化远小于</w:t>
       </w:r>
       <w:r>
+        <w:rPr>
+          <w:rFonts w:eastAsia="黑体"/>
+        </w:rPr>
         <w:t xml:space="preserve"> </w:t>
       </w:r>
       <m:oMath>
@@ -1271,11 +1436,14 @@
       </m:oMath>
       <w:r>
         <w:rPr>
-          <w:rFonts w:hint="eastAsia"/>
+          <w:rFonts w:hint="eastAsia" w:eastAsia="黑体"/>
         </w:rPr>
         <w:t xml:space="preserve">）、忽略晶体静电容</w:t>
       </w:r>
       <w:r>
+        <w:rPr>
+          <w:rFonts w:eastAsia="黑体"/>
+        </w:rPr>
         <w:t xml:space="preserve"> </w:t>
       </w:r>
       <m:oMath>
@@ -1293,15 +1461,21 @@
         </m:sSub>
       </m:oMath>
       <w:r>
+        <w:rPr>
+          <w:rFonts w:eastAsia="黑体"/>
+        </w:rPr>
         <w:t xml:space="preserve"> </w:t>
       </w:r>
       <w:r>
         <w:rPr>
-          <w:rFonts w:hint="eastAsia"/>
+          <w:rFonts w:hint="eastAsia" w:eastAsia="黑体"/>
         </w:rPr>
         <w:t xml:space="preserve">随负载的变化、忽略晶体与回路寄生参数的一阶近似。大范围牵引或</w:t>
       </w:r>
       <w:r>
+        <w:rPr>
+          <w:rFonts w:eastAsia="黑体"/>
+        </w:rPr>
         <w:t xml:space="preserve"> </w:t>
       </w:r>
       <m:oMath>
@@ -1325,11 +1499,14 @@
         </m:sSub>
       </m:oMath>
       <w:r>
+        <w:rPr>
+          <w:rFonts w:eastAsia="黑体"/>
+        </w:rPr>
         <w:t xml:space="preserve"> </w:t>
       </w:r>
       <w:r>
         <w:rPr>
-          <w:rFonts w:hint="eastAsia"/>
+          <w:rFonts w:hint="eastAsia" w:eastAsia="黑体"/>
         </w:rPr>
         <w:t xml:space="preserve">较大时需用完整表达式并按实际电路校正。</w:t>
       </w:r>
@@ -1344,7 +1521,7 @@
       </w:pPr>
       <w:r>
         <w:rPr>
-          <w:rFonts w:hint="eastAsia"/>
+          <w:rFonts w:hint="eastAsia" w:eastAsia="黑体"/>
         </w:rPr>
         <w:t xml:space="preserve">压控灵敏度（牵引率）：</w:t>
       </w:r>
@@ -1448,7 +1625,7 @@
             </w:pPr>
             <w:r>
               <w:rPr>
-                <w:rFonts w:hint="eastAsia"/>
+                <w:rFonts w:hint="eastAsia" w:eastAsia="黑体"/>
               </w:rPr>
               <w:t xml:space="preserve">符号</w:t>
             </w:r>
@@ -1462,7 +1639,7 @@
             </w:pPr>
             <w:r>
               <w:rPr>
-                <w:rFonts w:hint="eastAsia"/>
+                <w:rFonts w:hint="eastAsia" w:eastAsia="黑体"/>
               </w:rPr>
               <w:t xml:space="preserve">含义</w:t>
             </w:r>
@@ -1476,7 +1653,7 @@
             </w:pPr>
             <w:r>
               <w:rPr>
-                <w:rFonts w:hint="eastAsia"/>
+                <w:rFonts w:hint="eastAsia" w:eastAsia="黑体"/>
               </w:rPr>
               <w:t xml:space="preserve">单位</w:t>
             </w:r>
@@ -1505,6 +1682,9 @@
               </m:sSub>
             </m:oMath>
             <w:r>
+              <w:rPr>
+                <w:rFonts w:eastAsia="黑体"/>
+              </w:rPr>
               <w:t xml:space="preserve">​</w:t>
             </w:r>
           </w:p>
@@ -1517,7 +1697,7 @@
             </w:pPr>
             <w:r>
               <w:rPr>
-                <w:rFonts w:hint="eastAsia"/>
+                <w:rFonts w:hint="eastAsia" w:eastAsia="黑体"/>
               </w:rPr>
               <w:t xml:space="preserve">变容管结电容</w:t>
             </w:r>
@@ -1530,6 +1710,9 @@
               <w:pStyle w:val="Compact"/>
             </w:pPr>
             <w:r>
+              <w:rPr>
+                <w:rFonts w:eastAsia="黑体"/>
+              </w:rPr>
               <w:t xml:space="preserve">F</w:t>
             </w:r>
           </w:p>
@@ -1560,6 +1743,9 @@
               </m:sSub>
             </m:oMath>
             <w:r>
+              <w:rPr>
+                <w:rFonts w:eastAsia="黑体"/>
+              </w:rPr>
               <w:t xml:space="preserve">​</w:t>
             </w:r>
           </w:p>
@@ -1572,7 +1758,7 @@
             </w:pPr>
             <w:r>
               <w:rPr>
-                <w:rFonts w:hint="eastAsia"/>
+                <w:rFonts w:hint="eastAsia" w:eastAsia="黑体"/>
               </w:rPr>
               <w:t xml:space="preserve">零偏结电容</w:t>
             </w:r>
@@ -1585,6 +1771,9 @@
               <w:pStyle w:val="Compact"/>
             </w:pPr>
             <w:r>
+              <w:rPr>
+                <w:rFonts w:eastAsia="黑体"/>
+              </w:rPr>
               <w:t xml:space="preserve">F</w:t>
             </w:r>
           </w:p>
@@ -1612,6 +1801,9 @@
               </m:sSub>
             </m:oMath>
             <w:r>
+              <w:rPr>
+                <w:rFonts w:eastAsia="黑体"/>
+              </w:rPr>
               <w:t xml:space="preserve">​</w:t>
             </w:r>
           </w:p>
@@ -1624,7 +1816,7 @@
             </w:pPr>
             <w:r>
               <w:rPr>
-                <w:rFonts w:hint="eastAsia"/>
+                <w:rFonts w:hint="eastAsia" w:eastAsia="黑体"/>
               </w:rPr>
               <w:t xml:space="preserve">反向偏压</w:t>
             </w:r>
@@ -1637,6 +1829,9 @@
               <w:pStyle w:val="Compact"/>
             </w:pPr>
             <w:r>
+              <w:rPr>
+                <w:rFonts w:eastAsia="黑体"/>
+              </w:rPr>
               <w:t xml:space="preserve">V</w:t>
             </w:r>
           </w:p>
@@ -1667,6 +1862,9 @@
               </m:sSub>
             </m:oMath>
             <w:r>
+              <w:rPr>
+                <w:rFonts w:eastAsia="黑体"/>
+              </w:rPr>
               <w:t xml:space="preserve">​</w:t>
             </w:r>
           </w:p>
@@ -1679,7 +1877,7 @@
             </w:pPr>
             <w:r>
               <w:rPr>
-                <w:rFonts w:hint="eastAsia"/>
+                <w:rFonts w:hint="eastAsia" w:eastAsia="黑体"/>
               </w:rPr>
               <w:t xml:space="preserve">内建电位</w:t>
             </w:r>
@@ -1692,6 +1890,9 @@
               <w:pStyle w:val="Compact"/>
             </w:pPr>
             <w:r>
+              <w:rPr>
+                <w:rFonts w:eastAsia="黑体"/>
+              </w:rPr>
               <w:t xml:space="preserve">V</w:t>
             </w:r>
           </w:p>
@@ -1710,6 +1911,9 @@
               </m:r>
             </m:oMath>
             <w:r>
+              <w:rPr>
+                <w:rFonts w:eastAsia="黑体"/>
+              </w:rPr>
               <w:t xml:space="preserve">​</w:t>
             </w:r>
           </w:p>
@@ -1722,7 +1926,7 @@
             </w:pPr>
             <w:r>
               <w:rPr>
-                <w:rFonts w:hint="eastAsia"/>
+                <w:rFonts w:hint="eastAsia" w:eastAsia="黑体"/>
               </w:rPr>
               <w:t xml:space="preserve">结电容梯度因子</w:t>
             </w:r>
@@ -1736,7 +1940,7 @@
             </w:pPr>
             <w:r>
               <w:rPr>
-                <w:rFonts w:hint="eastAsia"/>
+                <w:rFonts w:hint="eastAsia" w:eastAsia="黑体"/>
               </w:rPr>
               <w:t xml:space="preserve">无量纲</w:t>
             </w:r>
@@ -1765,6 +1969,9 @@
               </m:sSub>
             </m:oMath>
             <w:r>
+              <w:rPr>
+                <w:rFonts w:eastAsia="黑体"/>
+              </w:rPr>
               <w:t xml:space="preserve">​</w:t>
             </w:r>
           </w:p>
@@ -1777,7 +1984,7 @@
             </w:pPr>
             <w:r>
               <w:rPr>
-                <w:rFonts w:hint="eastAsia"/>
+                <w:rFonts w:hint="eastAsia" w:eastAsia="黑体"/>
               </w:rPr>
               <w:t xml:space="preserve">晶体动态电容</w:t>
             </w:r>
@@ -1790,6 +1997,9 @@
               <w:pStyle w:val="Compact"/>
             </w:pPr>
             <w:r>
+              <w:rPr>
+                <w:rFonts w:eastAsia="黑体"/>
+              </w:rPr>
               <w:t xml:space="preserve">F</w:t>
             </w:r>
           </w:p>
@@ -1817,6 +2027,9 @@
               </m:sSub>
             </m:oMath>
             <w:r>
+              <w:rPr>
+                <w:rFonts w:eastAsia="黑体"/>
+              </w:rPr>
               <w:t xml:space="preserve">​</w:t>
             </w:r>
           </w:p>
@@ -1829,7 +2042,7 @@
             </w:pPr>
             <w:r>
               <w:rPr>
-                <w:rFonts w:hint="eastAsia"/>
+                <w:rFonts w:hint="eastAsia" w:eastAsia="黑体"/>
               </w:rPr>
               <w:t xml:space="preserve">晶体静电容</w:t>
             </w:r>
@@ -1842,6 +2055,9 @@
               <w:pStyle w:val="Compact"/>
             </w:pPr>
             <w:r>
+              <w:rPr>
+                <w:rFonts w:eastAsia="黑体"/>
+              </w:rPr>
               <w:t xml:space="preserve">F</w:t>
             </w:r>
           </w:p>
@@ -1869,6 +2085,9 @@
               </m:sSub>
             </m:oMath>
             <w:r>
+              <w:rPr>
+                <w:rFonts w:eastAsia="黑体"/>
+              </w:rPr>
               <w:t xml:space="preserve">​</w:t>
             </w:r>
           </w:p>
@@ -1881,7 +2100,7 @@
             </w:pPr>
             <w:r>
               <w:rPr>
-                <w:rFonts w:hint="eastAsia"/>
+                <w:rFonts w:hint="eastAsia" w:eastAsia="黑体"/>
               </w:rPr>
               <w:t xml:space="preserve">负载电容</w:t>
             </w:r>
@@ -1894,6 +2113,9 @@
               <w:pStyle w:val="Compact"/>
             </w:pPr>
             <w:r>
+              <w:rPr>
+                <w:rFonts w:eastAsia="黑体"/>
+              </w:rPr>
               <w:t xml:space="preserve">F</w:t>
             </w:r>
           </w:p>
@@ -1927,6 +2149,9 @@
               </m:sSub>
             </m:oMath>
             <w:r>
+              <w:rPr>
+                <w:rFonts w:eastAsia="黑体"/>
+              </w:rPr>
               <w:t xml:space="preserve">​</w:t>
             </w:r>
           </w:p>
@@ -1939,7 +2164,7 @@
             </w:pPr>
             <w:r>
               <w:rPr>
-                <w:rFonts w:hint="eastAsia"/>
+                <w:rFonts w:hint="eastAsia" w:eastAsia="黑体"/>
               </w:rPr>
               <w:t xml:space="preserve">负载电容变化</w:t>
             </w:r>
@@ -1952,6 +2177,9 @@
               <w:pStyle w:val="Compact"/>
             </w:pPr>
             <w:r>
+              <w:rPr>
+                <w:rFonts w:eastAsia="黑体"/>
+              </w:rPr>
               <w:t xml:space="preserve">F</w:t>
             </w:r>
           </w:p>
@@ -1979,6 +2207,9 @@
               </m:sSub>
             </m:oMath>
             <w:r>
+              <w:rPr>
+                <w:rFonts w:eastAsia="黑体"/>
+              </w:rPr>
               <w:t xml:space="preserve">​</w:t>
             </w:r>
           </w:p>
@@ -1991,7 +2222,7 @@
             </w:pPr>
             <w:r>
               <w:rPr>
-                <w:rFonts w:hint="eastAsia"/>
+                <w:rFonts w:hint="eastAsia" w:eastAsia="黑体"/>
               </w:rPr>
               <w:t xml:space="preserve">标称频率</w:t>
             </w:r>
@@ -2004,6 +2235,9 @@
               <w:pStyle w:val="Compact"/>
             </w:pPr>
             <w:r>
+              <w:rPr>
+                <w:rFonts w:eastAsia="黑体"/>
+              </w:rPr>
               <w:t xml:space="preserve">Hz</w:t>
             </w:r>
           </w:p>
@@ -2028,6 +2262,9 @@
               </m:r>
             </m:oMath>
             <w:r>
+              <w:rPr>
+                <w:rFonts w:eastAsia="黑体"/>
+              </w:rPr>
               <w:t xml:space="preserve">​</w:t>
             </w:r>
           </w:p>
@@ -2040,7 +2277,7 @@
             </w:pPr>
             <w:r>
               <w:rPr>
-                <w:rFonts w:hint="eastAsia"/>
+                <w:rFonts w:hint="eastAsia" w:eastAsia="黑体"/>
               </w:rPr>
               <w:t xml:space="preserve">频率偏移</w:t>
             </w:r>
@@ -2053,6 +2290,9 @@
               <w:pStyle w:val="Compact"/>
             </w:pPr>
             <w:r>
+              <w:rPr>
+                <w:rFonts w:eastAsia="黑体"/>
+              </w:rPr>
               <w:t xml:space="preserve">Hz</w:t>
             </w:r>
           </w:p>
@@ -2080,6 +2320,9 @@
               </m:sSub>
             </m:oMath>
             <w:r>
+              <w:rPr>
+                <w:rFonts w:eastAsia="黑体"/>
+              </w:rPr>
               <w:t xml:space="preserve">​</w:t>
             </w:r>
           </w:p>
@@ -2092,7 +2335,7 @@
             </w:pPr>
             <w:r>
               <w:rPr>
-                <w:rFonts w:hint="eastAsia"/>
+                <w:rFonts w:hint="eastAsia" w:eastAsia="黑体"/>
               </w:rPr>
               <w:t xml:space="preserve">控制电压</w:t>
             </w:r>
@@ -2105,6 +2348,9 @@
               <w:pStyle w:val="Compact"/>
             </w:pPr>
             <w:r>
+              <w:rPr>
+                <w:rFonts w:eastAsia="黑体"/>
+              </w:rPr>
               <w:t xml:space="preserve">V</w:t>
             </w:r>
           </w:p>
@@ -2132,6 +2378,9 @@
               </m:sSub>
             </m:oMath>
             <w:r>
+              <w:rPr>
+                <w:rFonts w:eastAsia="黑体"/>
+              </w:rPr>
               <w:t xml:space="preserve">​</w:t>
             </w:r>
           </w:p>
@@ -2144,7 +2393,7 @@
             </w:pPr>
             <w:r>
               <w:rPr>
-                <w:rFonts w:hint="eastAsia"/>
+                <w:rFonts w:hint="eastAsia" w:eastAsia="黑体"/>
               </w:rPr>
               <w:t xml:space="preserve">压控灵敏度</w:t>
             </w:r>
@@ -2157,6 +2406,9 @@
               <w:pStyle w:val="Compact"/>
             </w:pPr>
             <w:r>
+              <w:rPr>
+                <w:rFonts w:eastAsia="黑体"/>
+              </w:rPr>
               <w:t xml:space="preserve">Hz/V</w:t>
             </w:r>
           </w:p>
@@ -2171,7 +2423,7 @@
       </w:pPr>
       <w:r>
         <w:rPr>
-          <w:rFonts w:hint="eastAsia"/>
+          <w:rFonts w:hint="eastAsia" w:eastAsia="黑体"/>
         </w:rPr>
         <w:t xml:space="preserve">元件调整影响</w:t>
       </w:r>
@@ -2186,7 +2438,7 @@
       </w:pPr>
       <w:r>
         <w:rPr>
-          <w:rFonts w:hint="eastAsia"/>
+          <w:rFonts w:hint="eastAsia" w:eastAsia="黑体"/>
           <w:b/>
           <w:bCs/>
         </w:rPr>
@@ -2194,6 +2446,7 @@
       </w:r>
       <w:r>
         <w:rPr>
+          <w:rFonts w:eastAsia="黑体"/>
           <w:b/>
           <w:bCs/>
         </w:rPr>
@@ -2215,6 +2468,7 @@
       </m:oMath>
       <w:r>
         <w:rPr>
+          <w:rFonts w:eastAsia="黑体"/>
           <w:b/>
           <w:bCs/>
         </w:rPr>
@@ -2222,21 +2476,27 @@
       </w:r>
       <w:r>
         <w:rPr>
-          <w:rFonts w:hint="eastAsia"/>
+          <w:rFonts w:hint="eastAsia" w:eastAsia="黑体"/>
           <w:b/>
           <w:bCs/>
         </w:rPr>
         <w:t xml:space="preserve">增大</w:t>
       </w:r>
       <w:r>
+        <w:rPr>
+          <w:rFonts w:eastAsia="黑体"/>
+        </w:rPr>
         <w:t xml:space="preserve"> </w:t>
       </w:r>
       <w:r>
+        <w:rPr>
+          <w:rFonts w:eastAsia="黑体"/>
+        </w:rPr>
         <w:t xml:space="preserve">→ </w:t>
       </w:r>
       <w:r>
         <w:rPr>
-          <w:rFonts w:hint="eastAsia"/>
+          <w:rFonts w:hint="eastAsia" w:eastAsia="黑体"/>
         </w:rPr>
         <w:t xml:space="preserve">结电容减小，牵引频率升高（或依接法相反）。</w:t>
       </w:r>
@@ -2251,7 +2511,7 @@
       </w:pPr>
       <w:r>
         <w:rPr>
-          <w:rFonts w:hint="eastAsia"/>
+          <w:rFonts w:hint="eastAsia" w:eastAsia="黑体"/>
           <w:b/>
           <w:bCs/>
         </w:rPr>
@@ -2259,6 +2519,7 @@
       </w:r>
       <w:r>
         <w:rPr>
+          <w:rFonts w:eastAsia="黑体"/>
           <w:b/>
           <w:bCs/>
         </w:rPr>
@@ -2310,6 +2571,7 @@
       </m:oMath>
       <w:r>
         <w:rPr>
+          <w:rFonts w:eastAsia="黑体"/>
           <w:b/>
           <w:bCs/>
         </w:rPr>
@@ -2317,21 +2579,27 @@
       </w:r>
       <w:r>
         <w:rPr>
-          <w:rFonts w:hint="eastAsia"/>
+          <w:rFonts w:hint="eastAsia" w:eastAsia="黑体"/>
           <w:b/>
           <w:bCs/>
         </w:rPr>
         <w:t xml:space="preserve">增大</w:t>
       </w:r>
       <w:r>
+        <w:rPr>
+          <w:rFonts w:eastAsia="黑体"/>
+        </w:rPr>
         <w:t xml:space="preserve"> </w:t>
       </w:r>
       <w:r>
+        <w:rPr>
+          <w:rFonts w:eastAsia="黑体"/>
+        </w:rPr>
         <w:t xml:space="preserve">→ </w:t>
       </w:r>
       <w:r>
         <w:rPr>
-          <w:rFonts w:hint="eastAsia"/>
+          <w:rFonts w:hint="eastAsia" w:eastAsia="黑体"/>
         </w:rPr>
         <w:t xml:space="preserve">压控牵引范围变宽。</w:t>
       </w:r>
@@ -2346,21 +2614,27 @@
       </w:pPr>
       <w:r>
         <w:rPr>
-          <w:rFonts w:hint="eastAsia"/>
+          <w:rFonts w:hint="eastAsia" w:eastAsia="黑体"/>
           <w:b/>
           <w:bCs/>
         </w:rPr>
         <w:t xml:space="preserve">串联耦合电容减小</w:t>
       </w:r>
       <w:r>
+        <w:rPr>
+          <w:rFonts w:eastAsia="黑体"/>
+        </w:rPr>
         <w:t xml:space="preserve"> </w:t>
       </w:r>
       <w:r>
+        <w:rPr>
+          <w:rFonts w:eastAsia="黑体"/>
+        </w:rPr>
         <w:t xml:space="preserve">→ </w:t>
       </w:r>
       <w:r>
         <w:rPr>
-          <w:rFonts w:hint="eastAsia"/>
+          <w:rFonts w:hint="eastAsia" w:eastAsia="黑体"/>
         </w:rPr>
         <w:t xml:space="preserve">限制了变容管对回路的耦合，牵引范围收窄。</w:t>
       </w:r>
@@ -2375,7 +2649,7 @@
       </w:pPr>
       <w:r>
         <w:rPr>
-          <w:rFonts w:hint="eastAsia"/>
+          <w:rFonts w:hint="eastAsia" w:eastAsia="黑体"/>
           <w:b/>
           <w:bCs/>
         </w:rPr>
@@ -2383,6 +2657,7 @@
       </w:r>
       <w:r>
         <w:rPr>
+          <w:rFonts w:eastAsia="黑体"/>
           <w:b/>
           <w:bCs/>
         </w:rPr>
@@ -2390,7 +2665,7 @@
       </w:r>
       <w:r>
         <w:rPr>
-          <w:rFonts w:hint="eastAsia"/>
+          <w:rFonts w:hint="eastAsia" w:eastAsia="黑体"/>
           <w:b/>
           <w:bCs/>
         </w:rPr>
@@ -2398,6 +2673,7 @@
       </w:r>
       <w:r>
         <w:rPr>
+          <w:rFonts w:eastAsia="黑体"/>
           <w:b/>
           <w:bCs/>
         </w:rPr>
@@ -2419,6 +2695,7 @@
       </m:oMath>
       <w:r>
         <w:rPr>
+          <w:rFonts w:eastAsia="黑体"/>
           <w:b/>
           <w:bCs/>
         </w:rPr>
@@ -2426,21 +2703,27 @@
       </w:r>
       <w:r>
         <w:rPr>
-          <w:rFonts w:hint="eastAsia"/>
+          <w:rFonts w:hint="eastAsia" w:eastAsia="黑体"/>
           <w:b/>
           <w:bCs/>
         </w:rPr>
         <w:t xml:space="preserve">增大</w:t>
       </w:r>
       <w:r>
+        <w:rPr>
+          <w:rFonts w:eastAsia="黑体"/>
+        </w:rPr>
         <w:t xml:space="preserve"> </w:t>
       </w:r>
       <w:r>
+        <w:rPr>
+          <w:rFonts w:eastAsia="黑体"/>
+        </w:rPr>
         <w:t xml:space="preserve">→ </w:t>
       </w:r>
       <w:r>
         <w:rPr>
-          <w:rFonts w:hint="eastAsia"/>
+          <w:rFonts w:hint="eastAsia" w:eastAsia="黑体"/>
         </w:rPr>
         <w:t xml:space="preserve">牵引灵敏度下降，可调范围变窄但频率更稳。</w:t>
       </w:r>
@@ -2453,7 +2736,7 @@
       </w:pPr>
       <w:r>
         <w:rPr>
-          <w:rFonts w:hint="eastAsia"/>
+          <w:rFonts w:hint="eastAsia" w:eastAsia="黑体"/>
         </w:rPr>
         <w:t xml:space="preserve">典型参数示例</w:t>
       </w:r>
@@ -2468,11 +2751,14 @@
       </w:pPr>
       <w:r>
         <w:rPr>
-          <w:rFonts w:hint="eastAsia"/>
+          <w:rFonts w:hint="eastAsia" w:eastAsia="黑体"/>
         </w:rPr>
         <w:t xml:space="preserve">取</w:t>
       </w:r>
       <w:r>
+        <w:rPr>
+          <w:rFonts w:eastAsia="黑体"/>
+        </w:rPr>
         <w:t xml:space="preserve"> </w:t>
       </w:r>
       <m:oMath>
@@ -2509,6 +2795,9 @@
         </m:r>
       </m:oMath>
       <w:r>
+        <w:rPr>
+          <w:rFonts w:eastAsia="黑体"/>
+        </w:rPr>
         <w:t xml:space="preserve">、</w:t>
       </w:r>
       <m:oMath>
@@ -2545,6 +2834,9 @@
         </m:r>
       </m:oMath>
       <w:r>
+        <w:rPr>
+          <w:rFonts w:eastAsia="黑体"/>
+        </w:rPr>
         <w:t xml:space="preserve">、</w:t>
       </w:r>
       <m:oMath>
@@ -2588,7 +2880,7 @@
       </m:oMath>
       <w:r>
         <w:rPr>
-          <w:rFonts w:hint="eastAsia"/>
+          <w:rFonts w:hint="eastAsia" w:eastAsia="黑体"/>
         </w:rPr>
         <w:t xml:space="preserve">：</w:t>
       </w:r>
@@ -2773,11 +3065,14 @@
       </m:oMath>
       <w:r>
         <w:rPr>
-          <w:rFonts w:hint="eastAsia"/>
+          <w:rFonts w:hint="eastAsia" w:eastAsia="黑体"/>
         </w:rPr>
         <w:t xml:space="preserve">，即约</w:t>
       </w:r>
       <w:r>
+        <w:rPr>
+          <w:rFonts w:eastAsia="黑体"/>
+        </w:rPr>
         <w:t xml:space="preserve"> 25 ppm。</w:t>
       </w:r>
     </w:p>
@@ -2791,11 +3086,14 @@
       </w:pPr>
       <w:r>
         <w:rPr>
-          <w:rFonts w:hint="eastAsia"/>
+          <w:rFonts w:hint="eastAsia" w:eastAsia="黑体"/>
         </w:rPr>
         <w:t xml:space="preserve">牵引率</w:t>
       </w:r>
       <w:r>
+        <w:rPr>
+          <w:rFonts w:eastAsia="黑体"/>
+        </w:rPr>
         <w:t xml:space="preserve"> </w:t>
       </w:r>
       <m:oMath>
@@ -2832,6 +3130,9 @@
         </m:r>
       </m:oMath>
       <w:r>
+        <w:rPr>
+          <w:rFonts w:eastAsia="黑体"/>
+        </w:rPr>
         <w:t xml:space="preserve">、</w:t>
       </w:r>
       <m:oMath>
@@ -2869,11 +3170,14 @@
       </m:oMath>
       <w:r>
         <w:rPr>
-          <w:rFonts w:hint="eastAsia"/>
+          <w:rFonts w:hint="eastAsia" w:eastAsia="黑体"/>
         </w:rPr>
         <w:t xml:space="preserve">：每伏电压改变频率</w:t>
       </w:r>
       <w:r>
+        <w:rPr>
+          <w:rFonts w:eastAsia="黑体"/>
+        </w:rPr>
         <w:t xml:space="preserve"> </w:t>
       </w:r>
       <m:oMath>
@@ -2967,6 +3271,9 @@
         </m:r>
       </m:oMath>
       <w:r>
+        <w:rPr>
+          <w:rFonts w:eastAsia="黑体"/>
+        </w:rPr>
         <w:t xml:space="preserve">。</w:t>
       </w:r>
     </w:p>
@@ -2978,7 +3285,7 @@
       </w:pPr>
       <w:r>
         <w:rPr>
-          <w:rFonts w:hint="eastAsia"/>
+          <w:rFonts w:hint="eastAsia" w:eastAsia="黑体"/>
         </w:rPr>
         <w:t xml:space="preserve">常见器件型号</w:t>
       </w:r>
@@ -2993,7 +3300,7 @@
       </w:pPr>
       <w:r>
         <w:rPr>
-          <w:rFonts w:hint="eastAsia"/>
+          <w:rFonts w:hint="eastAsia" w:eastAsia="黑体"/>
         </w:rPr>
         <w:t xml:space="preserve">变容二极管：BB910、BB131、1SV264。</w:t>
       </w:r>
@@ -3008,20 +3315,26 @@
       </w:pPr>
       <w:r>
         <w:rPr>
-          <w:rFonts w:hint="eastAsia"/>
+          <w:rFonts w:hint="eastAsia" w:eastAsia="黑体"/>
         </w:rPr>
         <w:t xml:space="preserve">熟称</w:t>
       </w:r>
       <w:r>
+        <w:rPr>
+          <w:rFonts w:eastAsia="黑体"/>
+        </w:rPr>
         <w:t xml:space="preserve"> </w:t>
       </w:r>
       <w:r>
         <w:rPr>
-          <w:rFonts w:hint="eastAsia"/>
+          <w:rFonts w:hint="eastAsia" w:eastAsia="黑体"/>
         </w:rPr>
         <w:t xml:space="preserve">VCXO，常见频率</w:t>
       </w:r>
       <w:r>
+        <w:rPr>
+          <w:rFonts w:eastAsia="黑体"/>
+        </w:rPr>
         <w:t xml:space="preserve"> 12.8 / 19.44 / 155.52 MHz。</w:t>
       </w:r>
     </w:p>
@@ -3035,7 +3348,7 @@
       </w:pPr>
       <w:r>
         <w:rPr>
-          <w:rFonts w:hint="eastAsia"/>
+          <w:rFonts w:hint="eastAsia" w:eastAsia="黑体"/>
         </w:rPr>
         <w:t xml:space="preserve">常用：按需选型（PLL、电信网同步）。</w:t>
       </w:r>
@@ -3048,7 +3361,7 @@
       </w:pPr>
       <w:r>
         <w:rPr>
-          <w:rFonts w:hint="eastAsia"/>
+          <w:rFonts w:hint="eastAsia" w:eastAsia="黑体"/>
         </w:rPr>
         <w:t xml:space="preserve">注意事项</w:t>
       </w:r>
@@ -3063,16 +3376,19 @@
       </w:pPr>
       <w:r>
         <w:rPr>
-          <w:rFonts w:hint="eastAsia"/>
+          <w:rFonts w:hint="eastAsia" w:eastAsia="黑体"/>
         </w:rPr>
         <w:t xml:space="preserve">牵引范围通常仅百</w:t>
       </w:r>
       <w:r>
+        <w:rPr>
+          <w:rFonts w:eastAsia="黑体"/>
+        </w:rPr>
         <w:t xml:space="preserve"> ppm </w:t>
       </w:r>
       <w:r>
         <w:rPr>
-          <w:rFonts w:hint="eastAsia"/>
+          <w:rFonts w:hint="eastAsia" w:eastAsia="黑体"/>
         </w:rPr>
         <w:t xml:space="preserve">级，不能用于大幅调谐。</w:t>
       </w:r>
@@ -3087,7 +3403,7 @@
       </w:pPr>
       <w:r>
         <w:rPr>
-          <w:rFonts w:hint="eastAsia"/>
+          <w:rFonts w:hint="eastAsia" w:eastAsia="黑体"/>
         </w:rPr>
         <w:t xml:space="preserve">控制电压纹波会直接转化为频率抖动（相位噪声），需滤除。</w:t>
       </w:r>
@@ -3102,16 +3418,19 @@
       </w:pPr>
       <w:r>
         <w:rPr>
-          <w:rFonts w:hint="eastAsia"/>
+          <w:rFonts w:hint="eastAsia" w:eastAsia="黑体"/>
         </w:rPr>
         <w:t xml:space="preserve">变容管非线性会在大牵引时引入失真，PLL</w:t>
       </w:r>
       <w:r>
+        <w:rPr>
+          <w:rFonts w:eastAsia="黑体"/>
+        </w:rPr>
         <w:t xml:space="preserve"> </w:t>
       </w:r>
       <w:r>
         <w:rPr>
-          <w:rFonts w:hint="eastAsia"/>
+          <w:rFonts w:hint="eastAsia" w:eastAsia="黑体"/>
         </w:rPr>
         <w:t xml:space="preserve">应用需关注线性度。</w:t>
       </w:r>
@@ -3124,7 +3443,7 @@
       </w:pPr>
       <w:r>
         <w:rPr>
-          <w:rFonts w:hint="eastAsia"/>
+          <w:rFonts w:hint="eastAsia" w:eastAsia="黑体"/>
         </w:rPr>
         <w:t xml:space="preserve">参考资料</w:t>
       </w:r>
@@ -3138,6 +3457,9 @@
         </w:numPr>
       </w:pPr>
       <w:r>
+        <w:rPr>
+          <w:rFonts w:eastAsia="黑体"/>
+        </w:rPr>
         <w:t xml:space="preserve">Wikipedia: Voltage-controlled oscillator。</w:t>
       </w:r>
     </w:p>
@@ -3151,7 +3473,7 @@
       </w:pPr>
       <w:r>
         <w:rPr>
-          <w:rFonts w:hint="eastAsia"/>
+          <w:rFonts w:hint="eastAsia" w:eastAsia="黑体"/>
         </w:rPr>
         <w:t xml:space="preserve">《锁相技术》相关章节。</w:t>
       </w:r>
@@ -3165,11 +3487,11 @@
       </w:pPr>
       <w:r>
         <w:rPr>
-          <w:rFonts w:ascii="Times New Roman" w:hAnsi="Times New Roman"/>
+          <w:rFonts w:ascii="Times New Roman" w:hAnsi="Times New Roman" w:eastAsia="黑体"/>
           <w:color w:val="555555"/>
           <w:sz w:val="21"/>
         </w:rPr>
-        <w:t>材料收集者：杜文杰</w:t>
+        <w:t>材料收集者：杜文杰，WX手机：19519196569，QQ:3478827729</w:t>
       </w:r>
     </w:p>
     <w:sectPr>
@@ -3189,7 +3511,7 @@
 </file>
 
 <file path=word/footer1.xml><?xml version="1.0" encoding="utf-8"?>
-<w:ftr xmlns:m="http://schemas.openxmlformats.org/officeDocument/2006/math" xmlns:mc="http://schemas.openxmlformats.org/markup-compatibility/2006" xmlns:mo="http://schemas.microsoft.com/office/mac/office/2008/main" xmlns:mv="urn:schemas-microsoft-com:mac:vml" xmlns:o="urn:schemas-microsoft-com:office:office" xmlns:r="http://schemas.openxmlformats.org/officeDocument/2006/relationships" xmlns:v="urn:schemas-microsoft-com:vml" xmlns:w10="urn:schemas-microsoft-com:office:word" xmlns:w14="http://schemas.microsoft.com/office/word/2010/wordml" xmlns:w="http://schemas.openxmlformats.org/wordprocessingml/2006/main" xmlns:wne="http://schemas.microsoft.com/office/word/2006/wordml" xmlns:wp14="http://schemas.microsoft.com/office/word/2010/wordprocessingDrawing" xmlns:wp="http://schemas.openxmlformats.org/drawingml/2006/wordprocessingDrawing" xmlns:wpc="http://schemas.microsoft.com/office/word/2010/wordprocessingCanvas" xmlns:wpg="http://schemas.microsoft.com/office/word/2010/wordprocessingGroup" xmlns:wpi="http://schemas.microsoft.com/office/word/2010/wordprocessingInk" xmlns:wps="http://schemas.microsoft.com/office/word/2010/wordprocessingShape" mc:Ignorable="w14 wp14">
+<w:ftr xmlns:mc="http://schemas.openxmlformats.org/markup-compatibility/2006" xmlns:w="http://schemas.openxmlformats.org/wordprocessingml/2006/main" xmlns:m="http://schemas.openxmlformats.org/officeDocument/2006/math" xmlns:mo="http://schemas.microsoft.com/office/mac/office/2008/main" xmlns:mv="urn:schemas-microsoft-com:mac:vml" xmlns:o="urn:schemas-microsoft-com:office:office" xmlns:r="http://schemas.openxmlformats.org/officeDocument/2006/relationships" xmlns:v="urn:schemas-microsoft-com:vml" xmlns:w10="urn:schemas-microsoft-com:office:word" xmlns:w14="http://schemas.microsoft.com/office/word/2010/wordml" xmlns:wne="http://schemas.microsoft.com/office/word/2006/wordml" xmlns:wp14="http://schemas.microsoft.com/office/word/2010/wordprocessingDrawing" xmlns:wp="http://schemas.openxmlformats.org/drawingml/2006/wordprocessingDrawing" xmlns:wpc="http://schemas.microsoft.com/office/word/2010/wordprocessingCanvas" xmlns:wpg="http://schemas.microsoft.com/office/word/2010/wordprocessingGroup" xmlns:wpi="http://schemas.microsoft.com/office/word/2010/wordprocessingInk" xmlns:wps="http://schemas.microsoft.com/office/word/2010/wordprocessingShape" mc:Ignorable="w14 wp14">
   <w:p>
     <w:pPr>
       <w:pStyle w:val="Footer"/>
@@ -3197,12 +3519,14 @@
     </w:pPr>
     <w:r>
       <w:rPr>
+        <w:rFonts w:eastAsia="黑体"/>
         <w:sz w:val="18"/>
       </w:rPr>
       <w:t xml:space="preserve">第 </w:t>
     </w:r>
     <w:r>
       <w:rPr>
+        <w:rFonts w:eastAsia="黑体"/>
         <w:sz w:val="18"/>
       </w:rPr>
       <w:fldChar w:fldCharType="begin"/>
@@ -3211,6 +3535,7 @@
     </w:r>
     <w:r>
       <w:rPr>
+        <w:rFonts w:eastAsia="黑体"/>
         <w:sz w:val="18"/>
       </w:rPr>
       <w:t xml:space="preserve"> 页</w:t>
@@ -3224,6 +3549,9 @@
   <w:footnote w:type="continuationSeparator" w:id="0">
     <w:p>
       <w:r>
+        <w:rPr>
+          <w:rFonts w:eastAsia="黑体"/>
+        </w:rPr>
         <w:continuationSeparator/>
       </w:r>
     </w:p>
@@ -3231,6 +3559,9 @@
   <w:footnote w:type="separator" w:id="-1">
     <w:p>
       <w:r>
+        <w:rPr>
+          <w:rFonts w:eastAsia="黑体"/>
+        </w:rPr>
         <w:separator/>
       </w:r>
     </w:p>
@@ -3239,7 +3570,7 @@
 </file>
 
 <file path=word/header1.xml><?xml version="1.0" encoding="utf-8"?>
-<w:hdr xmlns:m="http://schemas.openxmlformats.org/officeDocument/2006/math" xmlns:mc="http://schemas.openxmlformats.org/markup-compatibility/2006" xmlns:mo="http://schemas.microsoft.com/office/mac/office/2008/main" xmlns:mv="urn:schemas-microsoft-com:mac:vml" xmlns:o="urn:schemas-microsoft-com:office:office" xmlns:r="http://schemas.openxmlformats.org/officeDocument/2006/relationships" xmlns:v="urn:schemas-microsoft-com:vml" xmlns:w10="urn:schemas-microsoft-com:office:word" xmlns:w14="http://schemas.microsoft.com/office/word/2010/wordml" xmlns:w="http://schemas.openxmlformats.org/wordprocessingml/2006/main" xmlns:wne="http://schemas.microsoft.com/office/word/2006/wordml" xmlns:wp14="http://schemas.microsoft.com/office/word/2010/wordprocessingDrawing" xmlns:wp="http://schemas.openxmlformats.org/drawingml/2006/wordprocessingDrawing" xmlns:wpc="http://schemas.microsoft.com/office/word/2010/wordprocessingCanvas" xmlns:wpg="http://schemas.microsoft.com/office/word/2010/wordprocessingGroup" xmlns:wpi="http://schemas.microsoft.com/office/word/2010/wordprocessingInk" xmlns:wps="http://schemas.microsoft.com/office/word/2010/wordprocessingShape" mc:Ignorable="w14 wp14">
+<w:hdr xmlns:mc="http://schemas.openxmlformats.org/markup-compatibility/2006" xmlns:w="http://schemas.openxmlformats.org/wordprocessingml/2006/main" xmlns:m="http://schemas.openxmlformats.org/officeDocument/2006/math" xmlns:mo="http://schemas.microsoft.com/office/mac/office/2008/main" xmlns:mv="urn:schemas-microsoft-com:mac:vml" xmlns:o="urn:schemas-microsoft-com:office:office" xmlns:r="http://schemas.openxmlformats.org/officeDocument/2006/relationships" xmlns:v="urn:schemas-microsoft-com:vml" xmlns:w10="urn:schemas-microsoft-com:office:word" xmlns:w14="http://schemas.microsoft.com/office/word/2010/wordml" xmlns:wne="http://schemas.microsoft.com/office/word/2006/wordml" xmlns:wp14="http://schemas.microsoft.com/office/word/2010/wordprocessingDrawing" xmlns:wp="http://schemas.openxmlformats.org/drawingml/2006/wordprocessingDrawing" xmlns:wpc="http://schemas.microsoft.com/office/word/2010/wordprocessingCanvas" xmlns:wpg="http://schemas.microsoft.com/office/word/2010/wordprocessingGroup" xmlns:wpi="http://schemas.microsoft.com/office/word/2010/wordprocessingInk" xmlns:wps="http://schemas.microsoft.com/office/word/2010/wordprocessingShape" mc:Ignorable="w14 wp14">
   <w:p>
     <w:pPr>
       <w:pStyle w:val="Header"/>
@@ -3247,7 +3578,7 @@
     </w:pPr>
     <w:r>
       <w:rPr>
-        <w:rFonts w:ascii="Times New Roman" w:hAnsi="Times New Roman"/>
+        <w:rFonts w:ascii="Times New Roman" w:hAnsi="Times New Roman" w:eastAsia="黑体"/>
         <w:sz w:val="18"/>
         <w:rFonts w:eastAsia="黑体"/>
         <w:rFonts w:eastAsia="黑体"/>
@@ -3259,7 +3590,7 @@
 </file>
 
 <file path=word/numbering.xml><?xml version="1.0" encoding="utf-8"?>
-<w:numbering xmlns:m="http://schemas.openxmlformats.org/officeDocument/2006/math" xmlns:mc="http://schemas.openxmlformats.org/markup-compatibility/2006" xmlns:mo="http://schemas.microsoft.com/office/mac/office/2008/main" xmlns:mv="urn:schemas-microsoft-com:mac:vml" xmlns:o="urn:schemas-microsoft-com:office:office" xmlns:r="http://schemas.openxmlformats.org/officeDocument/2006/relationships" xmlns:v="urn:schemas-microsoft-com:vml" xmlns:w="http://schemas.openxmlformats.org/wordprocessingml/2006/main" xmlns:w10="urn:schemas-microsoft-com:office:word" xmlns:w14="http://schemas.microsoft.com/office/word/2010/wordml" xmlns:wne="http://schemas.microsoft.com/office/word/2006/wordml" xmlns:wp="http://schemas.openxmlformats.org/drawingml/2006/wordprocessingDrawing" xmlns:wp14="http://schemas.microsoft.com/office/word/2010/wordprocessingDrawing" xmlns:wpc="http://schemas.microsoft.com/office/word/2010/wordprocessingCanvas" xmlns:wpg="http://schemas.microsoft.com/office/word/2010/wordprocessingGroup" xmlns:wpi="http://schemas.microsoft.com/office/word/2010/wordprocessingInk" xmlns:wps="http://schemas.microsoft.com/office/word/2010/wordprocessingShape" mc:Ignorable="w14 wp14">
+<w:numbering xmlns:mc="http://schemas.openxmlformats.org/markup-compatibility/2006" xmlns:w="http://schemas.openxmlformats.org/wordprocessingml/2006/main" xmlns:m="http://schemas.openxmlformats.org/officeDocument/2006/math" xmlns:mo="http://schemas.microsoft.com/office/mac/office/2008/main" xmlns:mv="urn:schemas-microsoft-com:mac:vml" xmlns:o="urn:schemas-microsoft-com:office:office" xmlns:r="http://schemas.openxmlformats.org/officeDocument/2006/relationships" xmlns:v="urn:schemas-microsoft-com:vml" xmlns:w10="urn:schemas-microsoft-com:office:word" xmlns:w14="http://schemas.microsoft.com/office/word/2010/wordml" xmlns:wne="http://schemas.microsoft.com/office/word/2006/wordml" xmlns:wp="http://schemas.openxmlformats.org/drawingml/2006/wordprocessingDrawing" xmlns:wp14="http://schemas.microsoft.com/office/word/2010/wordprocessingDrawing" xmlns:wpc="http://schemas.microsoft.com/office/word/2010/wordprocessingCanvas" xmlns:wpg="http://schemas.microsoft.com/office/word/2010/wordprocessingGroup" xmlns:wpi="http://schemas.microsoft.com/office/word/2010/wordprocessingInk" xmlns:wps="http://schemas.microsoft.com/office/word/2010/wordprocessingShape" mc:Ignorable="w14 wp14">
   <w:abstractNum w:abstractNumId="0">
     <w:nsid w:val="FFFFFF7C"/>
     <w:multiLevelType w:val="singleLevel"/>
@@ -3346,7 +3677,7 @@
         <w:ind w:hanging="360" w:left="1440"/>
       </w:pPr>
       <w:rPr>
-        <w:rFonts w:ascii="Symbol" w:hAnsi="Symbol" w:hint="default"/>
+        <w:rFonts w:ascii="Symbol" w:hAnsi="Symbol" w:hint="default" w:eastAsia="黑体"/>
       </w:rPr>
     </w:lvl>
   </w:abstractNum>
@@ -3367,7 +3698,7 @@
         <w:ind w:hanging="360" w:left="1080"/>
       </w:pPr>
       <w:rPr>
-        <w:rFonts w:ascii="Symbol" w:hAnsi="Symbol" w:hint="default"/>
+        <w:rFonts w:ascii="Symbol" w:hAnsi="Symbol" w:hint="default" w:eastAsia="黑体"/>
       </w:rPr>
     </w:lvl>
   </w:abstractNum>
@@ -3388,7 +3719,7 @@
         <w:ind w:hanging="360" w:left="720"/>
       </w:pPr>
       <w:rPr>
-        <w:rFonts w:ascii="Symbol" w:hAnsi="Symbol" w:hint="default"/>
+        <w:rFonts w:ascii="Symbol" w:hAnsi="Symbol" w:hint="default" w:eastAsia="黑体"/>
       </w:rPr>
     </w:lvl>
   </w:abstractNum>
@@ -3427,7 +3758,7 @@
         <w:ind w:hanging="360" w:left="360"/>
       </w:pPr>
       <w:rPr>
-        <w:rFonts w:ascii="Symbol" w:hAnsi="Symbol" w:hint="default"/>
+        <w:rFonts w:ascii="Symbol" w:hAnsi="Symbol" w:hint="default" w:eastAsia="黑体"/>
       </w:rPr>
     </w:lvl>
   </w:abstractNum>
@@ -3518,7 +3849,7 @@
         <w:ind w:left="720" w:hanging="360"/>
       </w:pPr>
       <w:rPr>
-        <w:rFonts w:ascii="Symbol" w:hAnsi="Symbol" w:cs="Symbol" w:hint="default"/>
+        <w:rFonts w:ascii="Symbol" w:hAnsi="Symbol" w:cs="Symbol" w:hint="default" w:eastAsia="黑体"/>
       </w:rPr>
     </w:lvl>
     <w:lvl w:ilvl="1">
@@ -3529,7 +3860,7 @@
         <w:ind w:left="1440" w:hanging="360"/>
       </w:pPr>
       <w:rPr>
-        <w:rFonts w:ascii="Courier New" w:hAnsi="Courier New" w:cs="Courier New" w:hint="default"/>
+        <w:rFonts w:ascii="Courier New" w:hAnsi="Courier New" w:cs="Courier New" w:hint="default" w:eastAsia="黑体"/>
       </w:rPr>
     </w:lvl>
     <w:lvl w:ilvl="2">
@@ -3540,7 +3871,7 @@
         <w:ind w:left="2160" w:hanging="360"/>
       </w:pPr>
       <w:rPr>
-        <w:rFonts w:ascii="Wingdings" w:hAnsi="Wingdings" w:cs="Wingdings" w:hint="default"/>
+        <w:rFonts w:ascii="Wingdings" w:hAnsi="Wingdings" w:cs="Wingdings" w:hint="default" w:eastAsia="黑体"/>
       </w:rPr>
     </w:lvl>
     <w:lvl w:ilvl="3">
@@ -3551,7 +3882,7 @@
         <w:ind w:left="2880" w:hanging="360"/>
       </w:pPr>
       <w:rPr>
-        <w:rFonts w:ascii="Symbol" w:hAnsi="Symbol" w:cs="Symbol" w:hint="default"/>
+        <w:rFonts w:ascii="Symbol" w:hAnsi="Symbol" w:cs="Symbol" w:hint="default" w:eastAsia="黑体"/>
       </w:rPr>
     </w:lvl>
     <w:lvl w:ilvl="4">
@@ -3562,7 +3893,7 @@
         <w:ind w:left="3600" w:hanging="360"/>
       </w:pPr>
       <w:rPr>
-        <w:rFonts w:ascii="Courier New" w:hAnsi="Courier New" w:cs="Courier New" w:hint="default"/>
+        <w:rFonts w:ascii="Courier New" w:hAnsi="Courier New" w:cs="Courier New" w:hint="default" w:eastAsia="黑体"/>
       </w:rPr>
     </w:lvl>
     <w:lvl w:ilvl="5">
@@ -3573,7 +3904,7 @@
         <w:ind w:left="4320" w:hanging="360"/>
       </w:pPr>
       <w:rPr>
-        <w:rFonts w:ascii="Wingdings" w:hAnsi="Wingdings" w:cs="Wingdings" w:hint="default"/>
+        <w:rFonts w:ascii="Wingdings" w:hAnsi="Wingdings" w:cs="Wingdings" w:hint="default" w:eastAsia="黑体"/>
       </w:rPr>
     </w:lvl>
     <w:lvl w:ilvl="6">
@@ -3584,7 +3915,7 @@
         <w:ind w:left="5040" w:hanging="360"/>
       </w:pPr>
       <w:rPr>
-        <w:rFonts w:ascii="Symbol" w:hAnsi="Symbol" w:cs="Symbol" w:hint="default"/>
+        <w:rFonts w:ascii="Symbol" w:hAnsi="Symbol" w:cs="Symbol" w:hint="default" w:eastAsia="黑体"/>
       </w:rPr>
     </w:lvl>
     <w:lvl w:ilvl="7">
@@ -3595,7 +3926,7 @@
         <w:ind w:left="5760" w:hanging="360"/>
       </w:pPr>
       <w:rPr>
-        <w:rFonts w:ascii="Courier New" w:hAnsi="Courier New" w:cs="Courier New" w:hint="default"/>
+        <w:rFonts w:ascii="Courier New" w:hAnsi="Courier New" w:cs="Courier New" w:hint="default" w:eastAsia="黑体"/>
       </w:rPr>
     </w:lvl>
     <w:lvl w:ilvl="8">
@@ -3606,7 +3937,7 @@
         <w:ind w:left="6480" w:hanging="360"/>
       </w:pPr>
       <w:rPr>
-        <w:rFonts w:ascii="Wingdings" w:hAnsi="Wingdings" w:cs="Wingdings" w:hint="default"/>
+        <w:rFonts w:ascii="Wingdings" w:hAnsi="Wingdings" w:cs="Wingdings" w:hint="default" w:eastAsia="黑体"/>
       </w:rPr>
     </w:lvl>
   </w:abstractNum>
@@ -3665,11 +3996,11 @@
 </file>
 
 <file path=word/styles.xml><?xml version="1.0" encoding="utf-8"?>
-<w:styles xmlns:mc="http://schemas.openxmlformats.org/markup-compatibility/2006" xmlns:r="http://schemas.openxmlformats.org/officeDocument/2006/relationships" xmlns:w="http://schemas.openxmlformats.org/wordprocessingml/2006/main" xmlns:w14="http://schemas.microsoft.com/office/word/2010/wordml" mc:Ignorable="w14">
+<w:styles xmlns:mc="http://schemas.openxmlformats.org/markup-compatibility/2006" xmlns:w="http://schemas.openxmlformats.org/wordprocessingml/2006/main" xmlns:r="http://schemas.openxmlformats.org/officeDocument/2006/relationships" xmlns:w14="http://schemas.microsoft.com/office/word/2010/wordml" mc:Ignorable="w14">
   <w:docDefaults>
     <w:rPrDefault>
       <w:rPr>
-        <w:rFonts w:asciiTheme="minorHAnsi" w:cstheme="minorBidi" w:eastAsiaTheme="minorEastAsia" w:hAnsiTheme="minorHAnsi"/>
+        <w:rFonts w:asciiTheme="minorHAnsi" w:cstheme="minorBidi" w:hAnsiTheme="minorHAnsi" w:eastAsia="黑体"/>
         <w:sz w:val="22"/>
         <w:szCs w:val="22"/>
         <w:lang w:bidi="ar-SA" w:eastAsia="en-US" w:val="en-US"/>
@@ -3891,7 +4222,7 @@
       <w:outlineLvl w:val="0"/>
     </w:pPr>
     <w:rPr>
-      <w:rFonts w:ascii="Times New Roman" w:asciiTheme="majorHAnsi" w:cstheme="majorBidi" w:eastAsia="黑体" w:eastAsiaTheme="majorEastAsia" w:hAnsi="Times New Roman" w:hAnsiTheme="majorHAnsi"/>
+      <w:rFonts w:ascii="Times New Roman" w:asciiTheme="majorHAnsi" w:cstheme="majorBidi" w:eastAsia="黑体" w:hAnsi="Times New Roman" w:hAnsiTheme="majorHAnsi"/>
       <w:b/>
       <w:bCs/>
       <w:color w:val="1F3864"/>
@@ -3915,7 +4246,7 @@
       <w:outlineLvl w:val="1"/>
     </w:pPr>
     <w:rPr>
-      <w:rFonts w:ascii="Times New Roman" w:asciiTheme="majorHAnsi" w:cstheme="majorBidi" w:eastAsia="黑体" w:eastAsiaTheme="majorEastAsia" w:hAnsi="Times New Roman" w:hAnsiTheme="majorHAnsi"/>
+      <w:rFonts w:ascii="Times New Roman" w:asciiTheme="majorHAnsi" w:cstheme="majorBidi" w:eastAsia="黑体" w:hAnsi="Times New Roman" w:hAnsiTheme="majorHAnsi"/>
       <w:b/>
       <w:bCs/>
       <w:color w:val="2E4E7E"/>
@@ -3939,7 +4270,7 @@
       <w:outlineLvl w:val="2"/>
     </w:pPr>
     <w:rPr>
-      <w:rFonts w:ascii="Times New Roman" w:asciiTheme="majorHAnsi" w:cstheme="majorBidi" w:eastAsia="黑体" w:eastAsiaTheme="majorEastAsia" w:hAnsi="Times New Roman" w:hAnsiTheme="majorHAnsi"/>
+      <w:rFonts w:ascii="Times New Roman" w:asciiTheme="majorHAnsi" w:cstheme="majorBidi" w:eastAsia="黑体" w:hAnsi="Times New Roman" w:hAnsiTheme="majorHAnsi"/>
       <w:b/>
       <w:bCs/>
       <w:color w:val="2E4E7E"/>
@@ -3963,7 +4294,7 @@
       <w:outlineLvl w:val="3"/>
     </w:pPr>
     <w:rPr>
-      <w:rFonts w:ascii="Times New Roman" w:asciiTheme="majorHAnsi" w:cstheme="majorBidi" w:eastAsia="黑体" w:eastAsiaTheme="majorEastAsia" w:hAnsi="Times New Roman" w:hAnsiTheme="majorHAnsi"/>
+      <w:rFonts w:ascii="Times New Roman" w:asciiTheme="majorHAnsi" w:cstheme="majorBidi" w:eastAsia="黑体" w:hAnsi="Times New Roman" w:hAnsiTheme="majorHAnsi"/>
       <w:b/>
       <w:bCs/>
       <w:i/>
@@ -3989,7 +4320,7 @@
       <w:outlineLvl w:val="4"/>
     </w:pPr>
     <w:rPr>
-      <w:rFonts w:ascii="Times New Roman" w:asciiTheme="majorHAnsi" w:cstheme="majorBidi" w:eastAsia="黑体" w:eastAsiaTheme="majorEastAsia" w:hAnsi="Times New Roman" w:hAnsiTheme="majorHAnsi"/>
+      <w:rFonts w:ascii="Times New Roman" w:asciiTheme="majorHAnsi" w:cstheme="majorBidi" w:eastAsia="黑体" w:hAnsi="Times New Roman" w:hAnsiTheme="majorHAnsi"/>
       <w:b/>
       <w:color w:val="333333"/>
       <w:sz w:val="22"/>
@@ -4012,7 +4343,7 @@
       <w:outlineLvl w:val="5"/>
     </w:pPr>
     <w:rPr>
-      <w:rFonts w:asciiTheme="majorHAnsi" w:cstheme="majorBidi" w:eastAsiaTheme="majorEastAsia" w:hAnsiTheme="majorHAnsi"/>
+      <w:rFonts w:asciiTheme="majorHAnsi" w:cstheme="majorBidi" w:hAnsiTheme="majorHAnsi" w:eastAsia="黑体"/>
       <w:i/>
       <w:iCs/>
       <w:color w:themeColor="accent1" w:themeShade="7F" w:val="243F60"/>
@@ -4035,7 +4366,7 @@
       <w:outlineLvl w:val="6"/>
     </w:pPr>
     <w:rPr>
-      <w:rFonts w:asciiTheme="majorHAnsi" w:cstheme="majorBidi" w:eastAsiaTheme="majorEastAsia" w:hAnsiTheme="majorHAnsi"/>
+      <w:rFonts w:asciiTheme="majorHAnsi" w:cstheme="majorBidi" w:hAnsiTheme="majorHAnsi" w:eastAsia="黑体"/>
       <w:i/>
       <w:iCs/>
       <w:color w:themeColor="text1" w:themeTint="BF" w:val="404040"/>
@@ -4058,7 +4389,7 @@
       <w:outlineLvl w:val="7"/>
     </w:pPr>
     <w:rPr>
-      <w:rFonts w:asciiTheme="majorHAnsi" w:cstheme="majorBidi" w:eastAsiaTheme="majorEastAsia" w:hAnsiTheme="majorHAnsi"/>
+      <w:rFonts w:asciiTheme="majorHAnsi" w:cstheme="majorBidi" w:hAnsiTheme="majorHAnsi" w:eastAsia="黑体"/>
       <w:color w:themeColor="accent1" w:val="4F81BD"/>
       <w:sz w:val="20"/>
       <w:szCs w:val="20"/>
@@ -4081,7 +4412,7 @@
       <w:outlineLvl w:val="8"/>
     </w:pPr>
     <w:rPr>
-      <w:rFonts w:asciiTheme="majorHAnsi" w:cstheme="majorBidi" w:eastAsiaTheme="majorEastAsia" w:hAnsiTheme="majorHAnsi"/>
+      <w:rFonts w:asciiTheme="majorHAnsi" w:cstheme="majorBidi" w:hAnsiTheme="majorHAnsi" w:eastAsia="黑体"/>
       <w:i/>
       <w:iCs/>
       <w:color w:themeColor="text1" w:themeTint="BF" w:val="404040"/>
@@ -4132,7 +4463,7 @@
     <w:uiPriority w:val="9"/>
     <w:rsid w:val="00FC693F"/>
     <w:rPr>
-      <w:rFonts w:asciiTheme="majorHAnsi" w:cstheme="majorBidi" w:eastAsiaTheme="majorEastAsia" w:hAnsiTheme="majorHAnsi"/>
+      <w:rFonts w:asciiTheme="majorHAnsi" w:cstheme="majorBidi" w:hAnsiTheme="majorHAnsi" w:eastAsia="黑体"/>
       <w:b/>
       <w:bCs/>
       <w:color w:themeColor="accent1" w:themeShade="BF" w:val="365F91"/>
@@ -4147,7 +4478,7 @@
     <w:uiPriority w:val="9"/>
     <w:rsid w:val="00FC693F"/>
     <w:rPr>
-      <w:rFonts w:asciiTheme="majorHAnsi" w:cstheme="majorBidi" w:eastAsiaTheme="majorEastAsia" w:hAnsiTheme="majorHAnsi"/>
+      <w:rFonts w:asciiTheme="majorHAnsi" w:cstheme="majorBidi" w:hAnsiTheme="majorHAnsi" w:eastAsia="黑体"/>
       <w:b/>
       <w:bCs/>
       <w:color w:themeColor="accent1" w:val="4F81BD"/>
@@ -4162,7 +4493,7 @@
     <w:uiPriority w:val="9"/>
     <w:rsid w:val="00FC693F"/>
     <w:rPr>
-      <w:rFonts w:asciiTheme="majorHAnsi" w:cstheme="majorBidi" w:eastAsiaTheme="majorEastAsia" w:hAnsiTheme="majorHAnsi"/>
+      <w:rFonts w:asciiTheme="majorHAnsi" w:cstheme="majorBidi" w:hAnsiTheme="majorHAnsi" w:eastAsia="黑体"/>
       <w:b/>
       <w:bCs/>
       <w:color w:themeColor="accent1" w:val="4F81BD"/>
@@ -4185,7 +4516,7 @@
       <w:contextualSpacing/>
     </w:pPr>
     <w:rPr>
-      <w:rFonts w:ascii="Times New Roman" w:asciiTheme="majorHAnsi" w:cstheme="majorBidi" w:eastAsia="黑体" w:eastAsiaTheme="majorEastAsia" w:hAnsi="Times New Roman" w:hAnsiTheme="majorHAnsi"/>
+      <w:rFonts w:ascii="Times New Roman" w:asciiTheme="majorHAnsi" w:cstheme="majorBidi" w:eastAsia="黑体" w:hAnsi="Times New Roman" w:hAnsiTheme="majorHAnsi"/>
       <w:b/>
       <w:color w:val="1F3864"/>
       <w:spacing w:val="5"/>
@@ -4201,7 +4532,7 @@
     <w:uiPriority w:val="10"/>
     <w:rsid w:val="00FC693F"/>
     <w:rPr>
-      <w:rFonts w:asciiTheme="majorHAnsi" w:cstheme="majorBidi" w:eastAsiaTheme="majorEastAsia" w:hAnsiTheme="majorHAnsi"/>
+      <w:rFonts w:asciiTheme="majorHAnsi" w:cstheme="majorBidi" w:hAnsiTheme="majorHAnsi" w:eastAsia="黑体"/>
       <w:color w:themeColor="text2" w:themeShade="BF" w:val="17365D"/>
       <w:spacing w:val="5"/>
       <w:kern w:val="28"/>
@@ -4223,7 +4554,7 @@
       </w:numPr>
     </w:pPr>
     <w:rPr>
-      <w:rFonts w:asciiTheme="majorHAnsi" w:cstheme="majorBidi" w:eastAsiaTheme="majorEastAsia" w:hAnsiTheme="majorHAnsi"/>
+      <w:rFonts w:asciiTheme="majorHAnsi" w:cstheme="majorBidi" w:hAnsiTheme="majorHAnsi" w:eastAsia="黑体"/>
       <w:i/>
       <w:iCs/>
       <w:color w:themeColor="accent1" w:val="4F81BD"/>
@@ -4239,7 +4570,7 @@
     <w:uiPriority w:val="11"/>
     <w:rsid w:val="00FC693F"/>
     <w:rPr>
-      <w:rFonts w:asciiTheme="majorHAnsi" w:cstheme="majorBidi" w:eastAsiaTheme="majorEastAsia" w:hAnsiTheme="majorHAnsi"/>
+      <w:rFonts w:asciiTheme="majorHAnsi" w:cstheme="majorBidi" w:hAnsiTheme="majorHAnsi" w:eastAsia="黑体"/>
       <w:i/>
       <w:iCs/>
       <w:color w:themeColor="accent1" w:val="4F81BD"/>
@@ -4306,6 +4637,7 @@
       <w:spacing w:after="120"/>
     </w:pPr>
     <w:rPr>
+      <w:rFonts w:eastAsia="黑体"/>
       <w:sz w:val="16"/>
       <w:szCs w:val="16"/>
     </w:rPr>
@@ -4317,6 +4649,7 @@
     <w:uiPriority w:val="99"/>
     <w:rsid w:val="00AA1D8D"/>
     <w:rPr>
+      <w:rFonts w:eastAsia="黑体"/>
       <w:sz w:val="16"/>
       <w:szCs w:val="16"/>
     </w:rPr>
@@ -4486,7 +4819,7 @@
       </w:tabs>
     </w:pPr>
     <w:rPr>
-      <w:rFonts w:ascii="Courier" w:hAnsi="Courier"/>
+      <w:rFonts w:ascii="Courier" w:hAnsi="Courier" w:eastAsia="黑体"/>
       <w:sz w:val="20"/>
       <w:szCs w:val="20"/>
     </w:rPr>
@@ -4498,7 +4831,7 @@
     <w:uiPriority w:val="99"/>
     <w:rsid w:val="0029639D"/>
     <w:rPr>
-      <w:rFonts w:ascii="Courier" w:hAnsi="Courier"/>
+      <w:rFonts w:ascii="Courier" w:hAnsi="Courier" w:eastAsia="黑体"/>
       <w:sz w:val="20"/>
       <w:szCs w:val="20"/>
     </w:rPr>
@@ -4534,6 +4867,7 @@
     <w:uiPriority w:val="29"/>
     <w:rsid w:val="00FC693F"/>
     <w:rPr>
+      <w:rFonts w:eastAsia="黑体"/>
       <w:i/>
       <w:iCs/>
       <w:color w:themeColor="text1" w:val="000000"/>
@@ -4547,7 +4881,7 @@
     <w:semiHidden/>
     <w:rsid w:val="00FC693F"/>
     <w:rPr>
-      <w:rFonts w:asciiTheme="majorHAnsi" w:cstheme="majorBidi" w:eastAsiaTheme="majorEastAsia" w:hAnsiTheme="majorHAnsi"/>
+      <w:rFonts w:asciiTheme="majorHAnsi" w:cstheme="majorBidi" w:hAnsiTheme="majorHAnsi" w:eastAsia="黑体"/>
       <w:b/>
       <w:bCs/>
       <w:i/>
@@ -4563,7 +4897,7 @@
     <w:semiHidden/>
     <w:rsid w:val="00FC693F"/>
     <w:rPr>
-      <w:rFonts w:asciiTheme="majorHAnsi" w:cstheme="majorBidi" w:eastAsiaTheme="majorEastAsia" w:hAnsiTheme="majorHAnsi"/>
+      <w:rFonts w:asciiTheme="majorHAnsi" w:cstheme="majorBidi" w:hAnsiTheme="majorHAnsi" w:eastAsia="黑体"/>
       <w:color w:themeColor="accent1" w:themeShade="7F" w:val="243F60"/>
     </w:rPr>
   </w:style>
@@ -4575,7 +4909,7 @@
     <w:semiHidden/>
     <w:rsid w:val="00FC693F"/>
     <w:rPr>
-      <w:rFonts w:asciiTheme="majorHAnsi" w:cstheme="majorBidi" w:eastAsiaTheme="majorEastAsia" w:hAnsiTheme="majorHAnsi"/>
+      <w:rFonts w:asciiTheme="majorHAnsi" w:cstheme="majorBidi" w:hAnsiTheme="majorHAnsi" w:eastAsia="黑体"/>
       <w:i/>
       <w:iCs/>
       <w:color w:themeColor="accent1" w:themeShade="7F" w:val="243F60"/>
@@ -4589,7 +4923,7 @@
     <w:semiHidden/>
     <w:rsid w:val="00FC693F"/>
     <w:rPr>
-      <w:rFonts w:asciiTheme="majorHAnsi" w:cstheme="majorBidi" w:eastAsiaTheme="majorEastAsia" w:hAnsiTheme="majorHAnsi"/>
+      <w:rFonts w:asciiTheme="majorHAnsi" w:cstheme="majorBidi" w:hAnsiTheme="majorHAnsi" w:eastAsia="黑体"/>
       <w:i/>
       <w:iCs/>
       <w:color w:themeColor="text1" w:themeTint="BF" w:val="404040"/>
@@ -4603,7 +4937,7 @@
     <w:semiHidden/>
     <w:rsid w:val="00FC693F"/>
     <w:rPr>
-      <w:rFonts w:asciiTheme="majorHAnsi" w:cstheme="majorBidi" w:eastAsiaTheme="majorEastAsia" w:hAnsiTheme="majorHAnsi"/>
+      <w:rFonts w:asciiTheme="majorHAnsi" w:cstheme="majorBidi" w:hAnsiTheme="majorHAnsi" w:eastAsia="黑体"/>
       <w:color w:themeColor="accent1" w:val="4F81BD"/>
       <w:sz w:val="20"/>
       <w:szCs w:val="20"/>
@@ -4617,7 +4951,7 @@
     <w:semiHidden/>
     <w:rsid w:val="00FC693F"/>
     <w:rPr>
-      <w:rFonts w:asciiTheme="majorHAnsi" w:cstheme="majorBidi" w:eastAsiaTheme="majorEastAsia" w:hAnsiTheme="majorHAnsi"/>
+      <w:rFonts w:asciiTheme="majorHAnsi" w:cstheme="majorBidi" w:hAnsiTheme="majorHAnsi" w:eastAsia="黑体"/>
       <w:i/>
       <w:iCs/>
       <w:color w:themeColor="text1" w:themeTint="BF" w:val="404040"/>
@@ -4638,6 +4972,7 @@
       <w:spacing w:line="240" w:lineRule="auto"/>
     </w:pPr>
     <w:rPr>
+      <w:rFonts w:eastAsia="黑体"/>
       <w:b/>
       <w:bCs/>
       <w:color w:themeColor="accent1" w:val="4F81BD"/>
@@ -4652,6 +4987,7 @@
     <w:qFormat/>
     <w:rsid w:val="00FC693F"/>
     <w:rPr>
+      <w:rFonts w:eastAsia="黑体"/>
       <w:b/>
       <w:bCs/>
     </w:rPr>
@@ -4663,6 +4999,7 @@
     <w:qFormat/>
     <w:rsid w:val="00FC693F"/>
     <w:rPr>
+      <w:rFonts w:eastAsia="黑体"/>
       <w:i/>
       <w:iCs/>
     </w:rPr>
@@ -4683,6 +5020,7 @@
       <w:ind w:left="936" w:right="936"/>
     </w:pPr>
     <w:rPr>
+      <w:rFonts w:eastAsia="黑体"/>
       <w:b/>
       <w:bCs/>
       <w:i/>
@@ -4697,6 +5035,7 @@
     <w:uiPriority w:val="30"/>
     <w:rsid w:val="00FC693F"/>
     <w:rPr>
+      <w:rFonts w:eastAsia="黑体"/>
       <w:b/>
       <w:bCs/>
       <w:i/>
@@ -4711,6 +5050,7 @@
     <w:qFormat/>
     <w:rsid w:val="00FC693F"/>
     <w:rPr>
+      <w:rFonts w:eastAsia="黑体"/>
       <w:i/>
       <w:iCs/>
       <w:color w:themeColor="text1" w:themeTint="7F" w:val="808080"/>
@@ -4723,6 +5063,7 @@
     <w:qFormat/>
     <w:rsid w:val="00FC693F"/>
     <w:rPr>
+      <w:rFonts w:eastAsia="黑体"/>
       <w:b/>
       <w:bCs/>
       <w:i/>
@@ -4737,6 +5078,7 @@
     <w:qFormat/>
     <w:rsid w:val="00FC693F"/>
     <w:rPr>
+      <w:rFonts w:eastAsia="黑体"/>
       <w:smallCaps/>
       <w:color w:themeColor="accent2" w:val="C0504D"/>
       <w:u w:val="single"/>
@@ -4749,6 +5091,7 @@
     <w:qFormat/>
     <w:rsid w:val="00FC693F"/>
     <w:rPr>
+      <w:rFonts w:eastAsia="黑体"/>
       <w:b/>
       <w:bCs/>
       <w:smallCaps/>
@@ -4764,6 +5107,7 @@
     <w:qFormat/>
     <w:rsid w:val="00FC693F"/>
     <w:rPr>
+      <w:rFonts w:eastAsia="黑体"/>
       <w:b/>
       <w:bCs/>
       <w:smallCaps/>
@@ -4818,6 +5162,7 @@
       <w:spacing w:after="0" w:line="240" w:lineRule="auto"/>
     </w:pPr>
     <w:rPr>
+      <w:rFonts w:eastAsia="黑体"/>
       <w:color w:themeColor="text1" w:themeShade="BF" w:val="000000"/>
     </w:rPr>
     <w:tblPr>
@@ -4840,6 +5185,7 @@
         <w:spacing w:after="0" w:before="0" w:line="240" w:lineRule="auto"/>
       </w:pPr>
       <w:rPr>
+        <w:rFonts w:eastAsia="黑体"/>
         <w:b/>
         <w:bCs/>
       </w:rPr>
@@ -4860,6 +5206,7 @@
         <w:spacing w:after="0" w:before="0" w:line="240" w:lineRule="auto"/>
       </w:pPr>
       <w:rPr>
+        <w:rFonts w:eastAsia="黑体"/>
         <w:b/>
         <w:bCs/>
       </w:rPr>
@@ -4877,12 +5224,14 @@
     </w:tblStylePr>
     <w:tblStylePr w:type="firstCol">
       <w:rPr>
+        <w:rFonts w:eastAsia="黑体"/>
         <w:b/>
         <w:bCs/>
       </w:rPr>
     </w:tblStylePr>
     <w:tblStylePr w:type="lastCol">
       <w:rPr>
+        <w:rFonts w:eastAsia="黑体"/>
         <w:b/>
         <w:bCs/>
       </w:rPr>
@@ -4921,6 +5270,7 @@
       <w:spacing w:after="0" w:line="240" w:lineRule="auto"/>
     </w:pPr>
     <w:rPr>
+      <w:rFonts w:eastAsia="黑体"/>
       <w:color w:themeColor="accent1" w:themeShade="BF" w:val="365F91"/>
     </w:rPr>
     <w:tblPr>
@@ -4943,6 +5293,7 @@
         <w:spacing w:after="0" w:before="0" w:line="240" w:lineRule="auto"/>
       </w:pPr>
       <w:rPr>
+        <w:rFonts w:eastAsia="黑体"/>
         <w:b/>
         <w:bCs/>
       </w:rPr>
@@ -4963,6 +5314,7 @@
         <w:spacing w:after="0" w:before="0" w:line="240" w:lineRule="auto"/>
       </w:pPr>
       <w:rPr>
+        <w:rFonts w:eastAsia="黑体"/>
         <w:b/>
         <w:bCs/>
       </w:rPr>
@@ -4980,12 +5332,14 @@
     </w:tblStylePr>
     <w:tblStylePr w:type="firstCol">
       <w:rPr>
+        <w:rFonts w:eastAsia="黑体"/>
         <w:b/>
         <w:bCs/>
       </w:rPr>
     </w:tblStylePr>
     <w:tblStylePr w:type="lastCol">
       <w:rPr>
+        <w:rFonts w:eastAsia="黑体"/>
         <w:b/>
         <w:bCs/>
       </w:rPr>
@@ -5024,6 +5378,7 @@
       <w:spacing w:after="0" w:line="240" w:lineRule="auto"/>
     </w:pPr>
     <w:rPr>
+      <w:rFonts w:eastAsia="黑体"/>
       <w:color w:themeColor="accent2" w:themeShade="BF" w:val="943634"/>
     </w:rPr>
     <w:tblPr>
@@ -5046,6 +5401,7 @@
         <w:spacing w:after="0" w:before="0" w:line="240" w:lineRule="auto"/>
       </w:pPr>
       <w:rPr>
+        <w:rFonts w:eastAsia="黑体"/>
         <w:b/>
         <w:bCs/>
       </w:rPr>
@@ -5066,6 +5422,7 @@
         <w:spacing w:after="0" w:before="0" w:line="240" w:lineRule="auto"/>
       </w:pPr>
       <w:rPr>
+        <w:rFonts w:eastAsia="黑体"/>
         <w:b/>
         <w:bCs/>
       </w:rPr>
@@ -5083,12 +5440,14 @@
     </w:tblStylePr>
     <w:tblStylePr w:type="firstCol">
       <w:rPr>
+        <w:rFonts w:eastAsia="黑体"/>
         <w:b/>
         <w:bCs/>
       </w:rPr>
     </w:tblStylePr>
     <w:tblStylePr w:type="lastCol">
       <w:rPr>
+        <w:rFonts w:eastAsia="黑体"/>
         <w:b/>
         <w:bCs/>
       </w:rPr>
@@ -5127,6 +5486,7 @@
       <w:spacing w:after="0" w:line="240" w:lineRule="auto"/>
     </w:pPr>
     <w:rPr>
+      <w:rFonts w:eastAsia="黑体"/>
       <w:color w:themeColor="accent3" w:themeShade="BF" w:val="76923C"/>
     </w:rPr>
     <w:tblPr>
@@ -5149,6 +5509,7 @@
         <w:spacing w:after="0" w:before="0" w:line="240" w:lineRule="auto"/>
       </w:pPr>
       <w:rPr>
+        <w:rFonts w:eastAsia="黑体"/>
         <w:b/>
         <w:bCs/>
       </w:rPr>
@@ -5169,6 +5530,7 @@
         <w:spacing w:after="0" w:before="0" w:line="240" w:lineRule="auto"/>
       </w:pPr>
       <w:rPr>
+        <w:rFonts w:eastAsia="黑体"/>
         <w:b/>
         <w:bCs/>
       </w:rPr>
@@ -5186,12 +5548,14 @@
     </w:tblStylePr>
     <w:tblStylePr w:type="firstCol">
       <w:rPr>
+        <w:rFonts w:eastAsia="黑体"/>
         <w:b/>
         <w:bCs/>
       </w:rPr>
     </w:tblStylePr>
     <w:tblStylePr w:type="lastCol">
       <w:rPr>
+        <w:rFonts w:eastAsia="黑体"/>
         <w:b/>
         <w:bCs/>
       </w:rPr>
@@ -5230,6 +5594,7 @@
       <w:spacing w:after="0" w:line="240" w:lineRule="auto"/>
     </w:pPr>
     <w:rPr>
+      <w:rFonts w:eastAsia="黑体"/>
       <w:color w:themeColor="accent4" w:themeShade="BF" w:val="5F497A"/>
     </w:rPr>
     <w:tblPr>
@@ -5252,6 +5617,7 @@
         <w:spacing w:after="0" w:before="0" w:line="240" w:lineRule="auto"/>
       </w:pPr>
       <w:rPr>
+        <w:rFonts w:eastAsia="黑体"/>
         <w:b/>
         <w:bCs/>
       </w:rPr>
@@ -5272,6 +5638,7 @@
         <w:spacing w:after="0" w:before="0" w:line="240" w:lineRule="auto"/>
       </w:pPr>
       <w:rPr>
+        <w:rFonts w:eastAsia="黑体"/>
         <w:b/>
         <w:bCs/>
       </w:rPr>
@@ -5289,12 +5656,14 @@
     </w:tblStylePr>
     <w:tblStylePr w:type="firstCol">
       <w:rPr>
+        <w:rFonts w:eastAsia="黑体"/>
         <w:b/>
         <w:bCs/>
       </w:rPr>
     </w:tblStylePr>
     <w:tblStylePr w:type="lastCol">
       <w:rPr>
+        <w:rFonts w:eastAsia="黑体"/>
         <w:b/>
         <w:bCs/>
       </w:rPr>
@@ -5333,6 +5702,7 @@
       <w:spacing w:after="0" w:line="240" w:lineRule="auto"/>
     </w:pPr>
     <w:rPr>
+      <w:rFonts w:eastAsia="黑体"/>
       <w:color w:themeColor="accent5" w:themeShade="BF" w:val="31849B"/>
     </w:rPr>
     <w:tblPr>
@@ -5355,6 +5725,7 @@
         <w:spacing w:after="0" w:before="0" w:line="240" w:lineRule="auto"/>
       </w:pPr>
       <w:rPr>
+        <w:rFonts w:eastAsia="黑体"/>
         <w:b/>
         <w:bCs/>
       </w:rPr>
@@ -5375,6 +5746,7 @@
         <w:spacing w:after="0" w:before="0" w:line="240" w:lineRule="auto"/>
       </w:pPr>
       <w:rPr>
+        <w:rFonts w:eastAsia="黑体"/>
         <w:b/>
         <w:bCs/>
       </w:rPr>
@@ -5392,12 +5764,14 @@
     </w:tblStylePr>
     <w:tblStylePr w:type="firstCol">
       <w:rPr>
+        <w:rFonts w:eastAsia="黑体"/>
         <w:b/>
         <w:bCs/>
       </w:rPr>
     </w:tblStylePr>
     <w:tblStylePr w:type="lastCol">
       <w:rPr>
+        <w:rFonts w:eastAsia="黑体"/>
         <w:b/>
         <w:bCs/>
       </w:rPr>
@@ -5436,6 +5810,7 @@
       <w:spacing w:after="0" w:line="240" w:lineRule="auto"/>
     </w:pPr>
     <w:rPr>
+      <w:rFonts w:eastAsia="黑体"/>
       <w:color w:themeColor="accent6" w:themeShade="BF" w:val="E36C0A"/>
     </w:rPr>
     <w:tblPr>
@@ -5458,6 +5833,7 @@
         <w:spacing w:after="0" w:before="0" w:line="240" w:lineRule="auto"/>
       </w:pPr>
       <w:rPr>
+        <w:rFonts w:eastAsia="黑体"/>
         <w:b/>
         <w:bCs/>
       </w:rPr>
@@ -5478,6 +5854,7 @@
         <w:spacing w:after="0" w:before="0" w:line="240" w:lineRule="auto"/>
       </w:pPr>
       <w:rPr>
+        <w:rFonts w:eastAsia="黑体"/>
         <w:b/>
         <w:bCs/>
       </w:rPr>
@@ -5495,12 +5872,14 @@
     </w:tblStylePr>
     <w:tblStylePr w:type="firstCol">
       <w:rPr>
+        <w:rFonts w:eastAsia="黑体"/>
         <w:b/>
         <w:bCs/>
       </w:rPr>
     </w:tblStylePr>
     <w:tblStylePr w:type="lastCol">
       <w:rPr>
+        <w:rFonts w:eastAsia="黑体"/>
         <w:b/>
         <w:bCs/>
       </w:rPr>
@@ -5560,6 +5939,7 @@
         <w:spacing w:after="0" w:before="0" w:line="240" w:lineRule="auto"/>
       </w:pPr>
       <w:rPr>
+        <w:rFonts w:eastAsia="黑体"/>
         <w:b/>
         <w:bCs/>
         <w:color w:themeColor="background1" w:val="FFFFFF"/>
@@ -5574,6 +5954,7 @@
         <w:spacing w:after="0" w:before="0" w:line="240" w:lineRule="auto"/>
       </w:pPr>
       <w:rPr>
+        <w:rFonts w:eastAsia="黑体"/>
         <w:b/>
         <w:bCs/>
       </w:rPr>
@@ -5589,12 +5970,14 @@
     </w:tblStylePr>
     <w:tblStylePr w:type="firstCol">
       <w:rPr>
+        <w:rFonts w:eastAsia="黑体"/>
         <w:b/>
         <w:bCs/>
       </w:rPr>
     </w:tblStylePr>
     <w:tblStylePr w:type="lastCol">
       <w:rPr>
+        <w:rFonts w:eastAsia="黑体"/>
         <w:b/>
         <w:bCs/>
       </w:rPr>
@@ -5652,6 +6035,7 @@
         <w:spacing w:after="0" w:before="0" w:line="240" w:lineRule="auto"/>
       </w:pPr>
       <w:rPr>
+        <w:rFonts w:eastAsia="黑体"/>
         <w:b/>
         <w:bCs/>
         <w:color w:themeColor="background1" w:val="FFFFFF"/>
@@ -5666,6 +6050,7 @@
         <w:spacing w:after="0" w:before="0" w:line="240" w:lineRule="auto"/>
       </w:pPr>
       <w:rPr>
+        <w:rFonts w:eastAsia="黑体"/>
         <w:b/>
         <w:bCs/>
       </w:rPr>
@@ -5681,12 +6066,14 @@
     </w:tblStylePr>
     <w:tblStylePr w:type="firstCol">
       <w:rPr>
+        <w:rFonts w:eastAsia="黑体"/>
         <w:b/>
         <w:bCs/>
       </w:rPr>
     </w:tblStylePr>
     <w:tblStylePr w:type="lastCol">
       <w:rPr>
+        <w:rFonts w:eastAsia="黑体"/>
         <w:b/>
         <w:bCs/>
       </w:rPr>
@@ -5744,6 +6131,7 @@
         <w:spacing w:after="0" w:before="0" w:line="240" w:lineRule="auto"/>
       </w:pPr>
       <w:rPr>
+        <w:rFonts w:eastAsia="黑体"/>
         <w:b/>
         <w:bCs/>
         <w:color w:themeColor="background1" w:val="FFFFFF"/>
@@ -5758,6 +6146,7 @@
         <w:spacing w:after="0" w:before="0" w:line="240" w:lineRule="auto"/>
       </w:pPr>
       <w:rPr>
+        <w:rFonts w:eastAsia="黑体"/>
         <w:b/>
         <w:bCs/>
       </w:rPr>
@@ -5773,12 +6162,14 @@
     </w:tblStylePr>
     <w:tblStylePr w:type="firstCol">
       <w:rPr>
+        <w:rFonts w:eastAsia="黑体"/>
         <w:b/>
         <w:bCs/>
       </w:rPr>
     </w:tblStylePr>
     <w:tblStylePr w:type="lastCol">
       <w:rPr>
+        <w:rFonts w:eastAsia="黑体"/>
         <w:b/>
         <w:bCs/>
       </w:rPr>
@@ -5836,6 +6227,7 @@
         <w:spacing w:after="0" w:before="0" w:line="240" w:lineRule="auto"/>
       </w:pPr>
       <w:rPr>
+        <w:rFonts w:eastAsia="黑体"/>
         <w:b/>
         <w:bCs/>
         <w:color w:themeColor="background1" w:val="FFFFFF"/>
@@ -5850,6 +6242,7 @@
         <w:spacing w:after="0" w:before="0" w:line="240" w:lineRule="auto"/>
       </w:pPr>
       <w:rPr>
+        <w:rFonts w:eastAsia="黑体"/>
         <w:b/>
         <w:bCs/>
       </w:rPr>
@@ -5865,12 +6258,14 @@
     </w:tblStylePr>
     <w:tblStylePr w:type="firstCol">
       <w:rPr>
+        <w:rFonts w:eastAsia="黑体"/>
         <w:b/>
         <w:bCs/>
       </w:rPr>
     </w:tblStylePr>
     <w:tblStylePr w:type="lastCol">
       <w:rPr>
+        <w:rFonts w:eastAsia="黑体"/>
         <w:b/>
         <w:bCs/>
       </w:rPr>
@@ -5928,6 +6323,7 @@
         <w:spacing w:after="0" w:before="0" w:line="240" w:lineRule="auto"/>
       </w:pPr>
       <w:rPr>
+        <w:rFonts w:eastAsia="黑体"/>
         <w:b/>
         <w:bCs/>
         <w:color w:themeColor="background1" w:val="FFFFFF"/>
@@ -5942,6 +6338,7 @@
         <w:spacing w:after="0" w:before="0" w:line="240" w:lineRule="auto"/>
       </w:pPr>
       <w:rPr>
+        <w:rFonts w:eastAsia="黑体"/>
         <w:b/>
         <w:bCs/>
       </w:rPr>
@@ -5957,12 +6354,14 @@
     </w:tblStylePr>
     <w:tblStylePr w:type="firstCol">
       <w:rPr>
+        <w:rFonts w:eastAsia="黑体"/>
         <w:b/>
         <w:bCs/>
       </w:rPr>
     </w:tblStylePr>
     <w:tblStylePr w:type="lastCol">
       <w:rPr>
+        <w:rFonts w:eastAsia="黑体"/>
         <w:b/>
         <w:bCs/>
       </w:rPr>
@@ -6020,6 +6419,7 @@
         <w:spacing w:after="0" w:before="0" w:line="240" w:lineRule="auto"/>
       </w:pPr>
       <w:rPr>
+        <w:rFonts w:eastAsia="黑体"/>
         <w:b/>
         <w:bCs/>
         <w:color w:themeColor="background1" w:val="FFFFFF"/>
@@ -6034,6 +6434,7 @@
         <w:spacing w:after="0" w:before="0" w:line="240" w:lineRule="auto"/>
       </w:pPr>
       <w:rPr>
+        <w:rFonts w:eastAsia="黑体"/>
         <w:b/>
         <w:bCs/>
       </w:rPr>
@@ -6049,12 +6450,14 @@
     </w:tblStylePr>
     <w:tblStylePr w:type="firstCol">
       <w:rPr>
+        <w:rFonts w:eastAsia="黑体"/>
         <w:b/>
         <w:bCs/>
       </w:rPr>
     </w:tblStylePr>
     <w:tblStylePr w:type="lastCol">
       <w:rPr>
+        <w:rFonts w:eastAsia="黑体"/>
         <w:b/>
         <w:bCs/>
       </w:rPr>
@@ -6112,6 +6515,7 @@
         <w:spacing w:after="0" w:before="0" w:line="240" w:lineRule="auto"/>
       </w:pPr>
       <w:rPr>
+        <w:rFonts w:eastAsia="黑体"/>
         <w:b/>
         <w:bCs/>
         <w:color w:themeColor="background1" w:val="FFFFFF"/>
@@ -6126,6 +6530,7 @@
         <w:spacing w:after="0" w:before="0" w:line="240" w:lineRule="auto"/>
       </w:pPr>
       <w:rPr>
+        <w:rFonts w:eastAsia="黑体"/>
         <w:b/>
         <w:bCs/>
       </w:rPr>
@@ -6141,12 +6546,14 @@
     </w:tblStylePr>
     <w:tblStylePr w:type="firstCol">
       <w:rPr>
+        <w:rFonts w:eastAsia="黑体"/>
         <w:b/>
         <w:bCs/>
       </w:rPr>
     </w:tblStylePr>
     <w:tblStylePr w:type="lastCol">
       <w:rPr>
+        <w:rFonts w:eastAsia="黑体"/>
         <w:b/>
         <w:bCs/>
       </w:rPr>
@@ -6206,7 +6613,7 @@
         <w:spacing w:after="0" w:before="0" w:line="240" w:lineRule="auto"/>
       </w:pPr>
       <w:rPr>
-        <w:rFonts w:asciiTheme="majorHAnsi" w:cstheme="majorBidi" w:eastAsiaTheme="majorEastAsia" w:hAnsiTheme="majorHAnsi"/>
+        <w:rFonts w:asciiTheme="majorHAnsi" w:cstheme="majorBidi" w:hAnsiTheme="majorHAnsi" w:eastAsia="黑体"/>
         <w:b/>
         <w:bCs/>
       </w:rPr>
@@ -6227,7 +6634,7 @@
         <w:spacing w:after="0" w:before="0" w:line="240" w:lineRule="auto"/>
       </w:pPr>
       <w:rPr>
-        <w:rFonts w:asciiTheme="majorHAnsi" w:cstheme="majorBidi" w:eastAsiaTheme="majorEastAsia" w:hAnsiTheme="majorHAnsi"/>
+        <w:rFonts w:asciiTheme="majorHAnsi" w:cstheme="majorBidi" w:hAnsiTheme="majorHAnsi" w:eastAsia="黑体"/>
         <w:b/>
         <w:bCs/>
       </w:rPr>
@@ -6245,14 +6652,14 @@
     </w:tblStylePr>
     <w:tblStylePr w:type="firstCol">
       <w:rPr>
-        <w:rFonts w:asciiTheme="majorHAnsi" w:cstheme="majorBidi" w:eastAsiaTheme="majorEastAsia" w:hAnsiTheme="majorHAnsi"/>
+        <w:rFonts w:asciiTheme="majorHAnsi" w:cstheme="majorBidi" w:hAnsiTheme="majorHAnsi" w:eastAsia="黑体"/>
         <w:b/>
         <w:bCs/>
       </w:rPr>
     </w:tblStylePr>
     <w:tblStylePr w:type="lastCol">
       <w:rPr>
-        <w:rFonts w:asciiTheme="majorHAnsi" w:cstheme="majorBidi" w:eastAsiaTheme="majorEastAsia" w:hAnsiTheme="majorHAnsi"/>
+        <w:rFonts w:asciiTheme="majorHAnsi" w:cstheme="majorBidi" w:hAnsiTheme="majorHAnsi" w:eastAsia="黑体"/>
         <w:b/>
         <w:bCs/>
       </w:rPr>
@@ -6336,7 +6743,7 @@
         <w:spacing w:after="0" w:before="0" w:line="240" w:lineRule="auto"/>
       </w:pPr>
       <w:rPr>
-        <w:rFonts w:asciiTheme="majorHAnsi" w:cstheme="majorBidi" w:eastAsiaTheme="majorEastAsia" w:hAnsiTheme="majorHAnsi"/>
+        <w:rFonts w:asciiTheme="majorHAnsi" w:cstheme="majorBidi" w:hAnsiTheme="majorHAnsi" w:eastAsia="黑体"/>
         <w:b/>
         <w:bCs/>
       </w:rPr>
@@ -6357,7 +6764,7 @@
         <w:spacing w:after="0" w:before="0" w:line="240" w:lineRule="auto"/>
       </w:pPr>
       <w:rPr>
-        <w:rFonts w:asciiTheme="majorHAnsi" w:cstheme="majorBidi" w:eastAsiaTheme="majorEastAsia" w:hAnsiTheme="majorHAnsi"/>
+        <w:rFonts w:asciiTheme="majorHAnsi" w:cstheme="majorBidi" w:hAnsiTheme="majorHAnsi" w:eastAsia="黑体"/>
         <w:b/>
         <w:bCs/>
       </w:rPr>
@@ -6375,14 +6782,14 @@
     </w:tblStylePr>
     <w:tblStylePr w:type="firstCol">
       <w:rPr>
-        <w:rFonts w:asciiTheme="majorHAnsi" w:cstheme="majorBidi" w:eastAsiaTheme="majorEastAsia" w:hAnsiTheme="majorHAnsi"/>
+        <w:rFonts w:asciiTheme="majorHAnsi" w:cstheme="majorBidi" w:hAnsiTheme="majorHAnsi" w:eastAsia="黑体"/>
         <w:b/>
         <w:bCs/>
       </w:rPr>
     </w:tblStylePr>
     <w:tblStylePr w:type="lastCol">
       <w:rPr>
-        <w:rFonts w:asciiTheme="majorHAnsi" w:cstheme="majorBidi" w:eastAsiaTheme="majorEastAsia" w:hAnsiTheme="majorHAnsi"/>
+        <w:rFonts w:asciiTheme="majorHAnsi" w:cstheme="majorBidi" w:hAnsiTheme="majorHAnsi" w:eastAsia="黑体"/>
         <w:b/>
         <w:bCs/>
       </w:rPr>
@@ -6466,7 +6873,7 @@
         <w:spacing w:after="0" w:before="0" w:line="240" w:lineRule="auto"/>
       </w:pPr>
       <w:rPr>
-        <w:rFonts w:asciiTheme="majorHAnsi" w:cstheme="majorBidi" w:eastAsiaTheme="majorEastAsia" w:hAnsiTheme="majorHAnsi"/>
+        <w:rFonts w:asciiTheme="majorHAnsi" w:cstheme="majorBidi" w:hAnsiTheme="majorHAnsi" w:eastAsia="黑体"/>
         <w:b/>
         <w:bCs/>
       </w:rPr>
@@ -6487,7 +6894,7 @@
         <w:spacing w:after="0" w:before="0" w:line="240" w:lineRule="auto"/>
       </w:pPr>
       <w:rPr>
-        <w:rFonts w:asciiTheme="majorHAnsi" w:cstheme="majorBidi" w:eastAsiaTheme="majorEastAsia" w:hAnsiTheme="majorHAnsi"/>
+        <w:rFonts w:asciiTheme="majorHAnsi" w:cstheme="majorBidi" w:hAnsiTheme="majorHAnsi" w:eastAsia="黑体"/>
         <w:b/>
         <w:bCs/>
       </w:rPr>
@@ -6505,14 +6912,14 @@
     </w:tblStylePr>
     <w:tblStylePr w:type="firstCol">
       <w:rPr>
-        <w:rFonts w:asciiTheme="majorHAnsi" w:cstheme="majorBidi" w:eastAsiaTheme="majorEastAsia" w:hAnsiTheme="majorHAnsi"/>
+        <w:rFonts w:asciiTheme="majorHAnsi" w:cstheme="majorBidi" w:hAnsiTheme="majorHAnsi" w:eastAsia="黑体"/>
         <w:b/>
         <w:bCs/>
       </w:rPr>
     </w:tblStylePr>
     <w:tblStylePr w:type="lastCol">
       <w:rPr>
-        <w:rFonts w:asciiTheme="majorHAnsi" w:cstheme="majorBidi" w:eastAsiaTheme="majorEastAsia" w:hAnsiTheme="majorHAnsi"/>
+        <w:rFonts w:asciiTheme="majorHAnsi" w:cstheme="majorBidi" w:hAnsiTheme="majorHAnsi" w:eastAsia="黑体"/>
         <w:b/>
         <w:bCs/>
       </w:rPr>
@@ -6596,7 +7003,7 @@
         <w:spacing w:after="0" w:before="0" w:line="240" w:lineRule="auto"/>
       </w:pPr>
       <w:rPr>
-        <w:rFonts w:asciiTheme="majorHAnsi" w:cstheme="majorBidi" w:eastAsiaTheme="majorEastAsia" w:hAnsiTheme="majorHAnsi"/>
+        <w:rFonts w:asciiTheme="majorHAnsi" w:cstheme="majorBidi" w:hAnsiTheme="majorHAnsi" w:eastAsia="黑体"/>
         <w:b/>
         <w:bCs/>
       </w:rPr>
@@ -6617,7 +7024,7 @@
         <w:spacing w:after="0" w:before="0" w:line="240" w:lineRule="auto"/>
       </w:pPr>
       <w:rPr>
-        <w:rFonts w:asciiTheme="majorHAnsi" w:cstheme="majorBidi" w:eastAsiaTheme="majorEastAsia" w:hAnsiTheme="majorHAnsi"/>
+        <w:rFonts w:asciiTheme="majorHAnsi" w:cstheme="majorBidi" w:hAnsiTheme="majorHAnsi" w:eastAsia="黑体"/>
         <w:b/>
         <w:bCs/>
       </w:rPr>
@@ -6635,14 +7042,14 @@
     </w:tblStylePr>
     <w:tblStylePr w:type="firstCol">
       <w:rPr>
-        <w:rFonts w:asciiTheme="majorHAnsi" w:cstheme="majorBidi" w:eastAsiaTheme="majorEastAsia" w:hAnsiTheme="majorHAnsi"/>
+        <w:rFonts w:asciiTheme="majorHAnsi" w:cstheme="majorBidi" w:hAnsiTheme="majorHAnsi" w:eastAsia="黑体"/>
         <w:b/>
         <w:bCs/>
       </w:rPr>
     </w:tblStylePr>
     <w:tblStylePr w:type="lastCol">
       <w:rPr>
-        <w:rFonts w:asciiTheme="majorHAnsi" w:cstheme="majorBidi" w:eastAsiaTheme="majorEastAsia" w:hAnsiTheme="majorHAnsi"/>
+        <w:rFonts w:asciiTheme="majorHAnsi" w:cstheme="majorBidi" w:hAnsiTheme="majorHAnsi" w:eastAsia="黑体"/>
         <w:b/>
         <w:bCs/>
       </w:rPr>
@@ -6726,7 +7133,7 @@
         <w:spacing w:after="0" w:before="0" w:line="240" w:lineRule="auto"/>
       </w:pPr>
       <w:rPr>
-        <w:rFonts w:asciiTheme="majorHAnsi" w:cstheme="majorBidi" w:eastAsiaTheme="majorEastAsia" w:hAnsiTheme="majorHAnsi"/>
+        <w:rFonts w:asciiTheme="majorHAnsi" w:cstheme="majorBidi" w:hAnsiTheme="majorHAnsi" w:eastAsia="黑体"/>
         <w:b/>
         <w:bCs/>
       </w:rPr>
@@ -6747,7 +7154,7 @@
         <w:spacing w:after="0" w:before="0" w:line="240" w:lineRule="auto"/>
       </w:pPr>
       <w:rPr>
-        <w:rFonts w:asciiTheme="majorHAnsi" w:cstheme="majorBidi" w:eastAsiaTheme="majorEastAsia" w:hAnsiTheme="majorHAnsi"/>
+        <w:rFonts w:asciiTheme="majorHAnsi" w:cstheme="majorBidi" w:hAnsiTheme="majorHAnsi" w:eastAsia="黑体"/>
         <w:b/>
         <w:bCs/>
       </w:rPr>
@@ -6765,14 +7172,14 @@
     </w:tblStylePr>
     <w:tblStylePr w:type="firstCol">
       <w:rPr>
-        <w:rFonts w:asciiTheme="majorHAnsi" w:cstheme="majorBidi" w:eastAsiaTheme="majorEastAsia" w:hAnsiTheme="majorHAnsi"/>
+        <w:rFonts w:asciiTheme="majorHAnsi" w:cstheme="majorBidi" w:hAnsiTheme="majorHAnsi" w:eastAsia="黑体"/>
         <w:b/>
         <w:bCs/>
       </w:rPr>
     </w:tblStylePr>
     <w:tblStylePr w:type="lastCol">
       <w:rPr>
-        <w:rFonts w:asciiTheme="majorHAnsi" w:cstheme="majorBidi" w:eastAsiaTheme="majorEastAsia" w:hAnsiTheme="majorHAnsi"/>
+        <w:rFonts w:asciiTheme="majorHAnsi" w:cstheme="majorBidi" w:hAnsiTheme="majorHAnsi" w:eastAsia="黑体"/>
         <w:b/>
         <w:bCs/>
       </w:rPr>
@@ -6856,7 +7263,7 @@
         <w:spacing w:after="0" w:before="0" w:line="240" w:lineRule="auto"/>
       </w:pPr>
       <w:rPr>
-        <w:rFonts w:asciiTheme="majorHAnsi" w:cstheme="majorBidi" w:eastAsiaTheme="majorEastAsia" w:hAnsiTheme="majorHAnsi"/>
+        <w:rFonts w:asciiTheme="majorHAnsi" w:cstheme="majorBidi" w:hAnsiTheme="majorHAnsi" w:eastAsia="黑体"/>
         <w:b/>
         <w:bCs/>
       </w:rPr>
@@ -6877,7 +7284,7 @@
         <w:spacing w:after="0" w:before="0" w:line="240" w:lineRule="auto"/>
       </w:pPr>
       <w:rPr>
-        <w:rFonts w:asciiTheme="majorHAnsi" w:cstheme="majorBidi" w:eastAsiaTheme="majorEastAsia" w:hAnsiTheme="majorHAnsi"/>
+        <w:rFonts w:asciiTheme="majorHAnsi" w:cstheme="majorBidi" w:hAnsiTheme="majorHAnsi" w:eastAsia="黑体"/>
         <w:b/>
         <w:bCs/>
       </w:rPr>
@@ -6895,14 +7302,14 @@
     </w:tblStylePr>
     <w:tblStylePr w:type="firstCol">
       <w:rPr>
-        <w:rFonts w:asciiTheme="majorHAnsi" w:cstheme="majorBidi" w:eastAsiaTheme="majorEastAsia" w:hAnsiTheme="majorHAnsi"/>
+        <w:rFonts w:asciiTheme="majorHAnsi" w:cstheme="majorBidi" w:hAnsiTheme="majorHAnsi" w:eastAsia="黑体"/>
         <w:b/>
         <w:bCs/>
       </w:rPr>
     </w:tblStylePr>
     <w:tblStylePr w:type="lastCol">
       <w:rPr>
-        <w:rFonts w:asciiTheme="majorHAnsi" w:cstheme="majorBidi" w:eastAsiaTheme="majorEastAsia" w:hAnsiTheme="majorHAnsi"/>
+        <w:rFonts w:asciiTheme="majorHAnsi" w:cstheme="majorBidi" w:hAnsiTheme="majorHAnsi" w:eastAsia="黑体"/>
         <w:b/>
         <w:bCs/>
       </w:rPr>
@@ -6986,7 +7393,7 @@
         <w:spacing w:after="0" w:before="0" w:line="240" w:lineRule="auto"/>
       </w:pPr>
       <w:rPr>
-        <w:rFonts w:asciiTheme="majorHAnsi" w:cstheme="majorBidi" w:eastAsiaTheme="majorEastAsia" w:hAnsiTheme="majorHAnsi"/>
+        <w:rFonts w:asciiTheme="majorHAnsi" w:cstheme="majorBidi" w:hAnsiTheme="majorHAnsi" w:eastAsia="黑体"/>
         <w:b/>
         <w:bCs/>
       </w:rPr>
@@ -7007,7 +7414,7 @@
         <w:spacing w:after="0" w:before="0" w:line="240" w:lineRule="auto"/>
       </w:pPr>
       <w:rPr>
-        <w:rFonts w:asciiTheme="majorHAnsi" w:cstheme="majorBidi" w:eastAsiaTheme="majorEastAsia" w:hAnsiTheme="majorHAnsi"/>
+        <w:rFonts w:asciiTheme="majorHAnsi" w:cstheme="majorBidi" w:hAnsiTheme="majorHAnsi" w:eastAsia="黑体"/>
         <w:b/>
         <w:bCs/>
       </w:rPr>
@@ -7025,14 +7432,14 @@
     </w:tblStylePr>
     <w:tblStylePr w:type="firstCol">
       <w:rPr>
-        <w:rFonts w:asciiTheme="majorHAnsi" w:cstheme="majorBidi" w:eastAsiaTheme="majorEastAsia" w:hAnsiTheme="majorHAnsi"/>
+        <w:rFonts w:asciiTheme="majorHAnsi" w:cstheme="majorBidi" w:hAnsiTheme="majorHAnsi" w:eastAsia="黑体"/>
         <w:b/>
         <w:bCs/>
       </w:rPr>
     </w:tblStylePr>
     <w:tblStylePr w:type="lastCol">
       <w:rPr>
-        <w:rFonts w:asciiTheme="majorHAnsi" w:cstheme="majorBidi" w:eastAsiaTheme="majorEastAsia" w:hAnsiTheme="majorHAnsi"/>
+        <w:rFonts w:asciiTheme="majorHAnsi" w:cstheme="majorBidi" w:hAnsiTheme="majorHAnsi" w:eastAsia="黑体"/>
         <w:b/>
         <w:bCs/>
       </w:rPr>
@@ -7115,6 +7522,7 @@
         <w:spacing w:after="0" w:before="0" w:line="240" w:lineRule="auto"/>
       </w:pPr>
       <w:rPr>
+        <w:rFonts w:eastAsia="黑体"/>
         <w:b/>
         <w:bCs/>
         <w:color w:themeColor="background1" w:val="FFFFFF"/>
@@ -7137,6 +7545,7 @@
         <w:spacing w:after="0" w:before="0" w:line="240" w:lineRule="auto"/>
       </w:pPr>
       <w:rPr>
+        <w:rFonts w:eastAsia="黑体"/>
         <w:b/>
         <w:bCs/>
       </w:rPr>
@@ -7154,12 +7563,14 @@
     </w:tblStylePr>
     <w:tblStylePr w:type="firstCol">
       <w:rPr>
+        <w:rFonts w:eastAsia="黑体"/>
         <w:b/>
         <w:bCs/>
       </w:rPr>
     </w:tblStylePr>
     <w:tblStylePr w:type="lastCol">
       <w:rPr>
+        <w:rFonts w:eastAsia="黑体"/>
         <w:b/>
         <w:bCs/>
       </w:rPr>
@@ -7221,6 +7632,7 @@
         <w:spacing w:after="0" w:before="0" w:line="240" w:lineRule="auto"/>
       </w:pPr>
       <w:rPr>
+        <w:rFonts w:eastAsia="黑体"/>
         <w:b/>
         <w:bCs/>
         <w:color w:themeColor="background1" w:val="FFFFFF"/>
@@ -7243,6 +7655,7 @@
         <w:spacing w:after="0" w:before="0" w:line="240" w:lineRule="auto"/>
       </w:pPr>
       <w:rPr>
+        <w:rFonts w:eastAsia="黑体"/>
         <w:b/>
         <w:bCs/>
       </w:rPr>
@@ -7260,12 +7673,14 @@
     </w:tblStylePr>
     <w:tblStylePr w:type="firstCol">
       <w:rPr>
+        <w:rFonts w:eastAsia="黑体"/>
         <w:b/>
         <w:bCs/>
       </w:rPr>
     </w:tblStylePr>
     <w:tblStylePr w:type="lastCol">
       <w:rPr>
+        <w:rFonts w:eastAsia="黑体"/>
         <w:b/>
         <w:bCs/>
       </w:rPr>
@@ -7327,6 +7742,7 @@
         <w:spacing w:after="0" w:before="0" w:line="240" w:lineRule="auto"/>
       </w:pPr>
       <w:rPr>
+        <w:rFonts w:eastAsia="黑体"/>
         <w:b/>
         <w:bCs/>
         <w:color w:themeColor="background1" w:val="FFFFFF"/>
@@ -7349,6 +7765,7 @@
         <w:spacing w:after="0" w:before="0" w:line="240" w:lineRule="auto"/>
       </w:pPr>
       <w:rPr>
+        <w:rFonts w:eastAsia="黑体"/>
         <w:b/>
         <w:bCs/>
       </w:rPr>
@@ -7366,12 +7783,14 @@
     </w:tblStylePr>
     <w:tblStylePr w:type="firstCol">
       <w:rPr>
+        <w:rFonts w:eastAsia="黑体"/>
         <w:b/>
         <w:bCs/>
       </w:rPr>
     </w:tblStylePr>
     <w:tblStylePr w:type="lastCol">
       <w:rPr>
+        <w:rFonts w:eastAsia="黑体"/>
         <w:b/>
         <w:bCs/>
       </w:rPr>
@@ -7433,6 +7852,7 @@
         <w:spacing w:after="0" w:before="0" w:line="240" w:lineRule="auto"/>
       </w:pPr>
       <w:rPr>
+        <w:rFonts w:eastAsia="黑体"/>
         <w:b/>
         <w:bCs/>
         <w:color w:themeColor="background1" w:val="FFFFFF"/>
@@ -7455,6 +7875,7 @@
         <w:spacing w:after="0" w:before="0" w:line="240" w:lineRule="auto"/>
       </w:pPr>
       <w:rPr>
+        <w:rFonts w:eastAsia="黑体"/>
         <w:b/>
         <w:bCs/>
       </w:rPr>
@@ -7472,12 +7893,14 @@
     </w:tblStylePr>
     <w:tblStylePr w:type="firstCol">
       <w:rPr>
+        <w:rFonts w:eastAsia="黑体"/>
         <w:b/>
         <w:bCs/>
       </w:rPr>
     </w:tblStylePr>
     <w:tblStylePr w:type="lastCol">
       <w:rPr>
+        <w:rFonts w:eastAsia="黑体"/>
         <w:b/>
         <w:bCs/>
       </w:rPr>
@@ -7539,6 +7962,7 @@
         <w:spacing w:after="0" w:before="0" w:line="240" w:lineRule="auto"/>
       </w:pPr>
       <w:rPr>
+        <w:rFonts w:eastAsia="黑体"/>
         <w:b/>
         <w:bCs/>
         <w:color w:themeColor="background1" w:val="FFFFFF"/>
@@ -7561,6 +7985,7 @@
         <w:spacing w:after="0" w:before="0" w:line="240" w:lineRule="auto"/>
       </w:pPr>
       <w:rPr>
+        <w:rFonts w:eastAsia="黑体"/>
         <w:b/>
         <w:bCs/>
       </w:rPr>
@@ -7578,12 +8003,14 @@
     </w:tblStylePr>
     <w:tblStylePr w:type="firstCol">
       <w:rPr>
+        <w:rFonts w:eastAsia="黑体"/>
         <w:b/>
         <w:bCs/>
       </w:rPr>
     </w:tblStylePr>
     <w:tblStylePr w:type="lastCol">
       <w:rPr>
+        <w:rFonts w:eastAsia="黑体"/>
         <w:b/>
         <w:bCs/>
       </w:rPr>
@@ -7645,6 +8072,7 @@
         <w:spacing w:after="0" w:before="0" w:line="240" w:lineRule="auto"/>
       </w:pPr>
       <w:rPr>
+        <w:rFonts w:eastAsia="黑体"/>
         <w:b/>
         <w:bCs/>
         <w:color w:themeColor="background1" w:val="FFFFFF"/>
@@ -7667,6 +8095,7 @@
         <w:spacing w:after="0" w:before="0" w:line="240" w:lineRule="auto"/>
       </w:pPr>
       <w:rPr>
+        <w:rFonts w:eastAsia="黑体"/>
         <w:b/>
         <w:bCs/>
       </w:rPr>
@@ -7684,12 +8113,14 @@
     </w:tblStylePr>
     <w:tblStylePr w:type="firstCol">
       <w:rPr>
+        <w:rFonts w:eastAsia="黑体"/>
         <w:b/>
         <w:bCs/>
       </w:rPr>
     </w:tblStylePr>
     <w:tblStylePr w:type="lastCol">
       <w:rPr>
+        <w:rFonts w:eastAsia="黑体"/>
         <w:b/>
         <w:bCs/>
       </w:rPr>
@@ -7751,6 +8182,7 @@
         <w:spacing w:after="0" w:before="0" w:line="240" w:lineRule="auto"/>
       </w:pPr>
       <w:rPr>
+        <w:rFonts w:eastAsia="黑体"/>
         <w:b/>
         <w:bCs/>
         <w:color w:themeColor="background1" w:val="FFFFFF"/>
@@ -7773,6 +8205,7 @@
         <w:spacing w:after="0" w:before="0" w:line="240" w:lineRule="auto"/>
       </w:pPr>
       <w:rPr>
+        <w:rFonts w:eastAsia="黑体"/>
         <w:b/>
         <w:bCs/>
       </w:rPr>
@@ -7790,12 +8223,14 @@
     </w:tblStylePr>
     <w:tblStylePr w:type="firstCol">
       <w:rPr>
+        <w:rFonts w:eastAsia="黑体"/>
         <w:b/>
         <w:bCs/>
       </w:rPr>
     </w:tblStylePr>
     <w:tblStylePr w:type="lastCol">
       <w:rPr>
+        <w:rFonts w:eastAsia="黑体"/>
         <w:b/>
         <w:bCs/>
       </w:rPr>
@@ -7854,6 +8289,7 @@
         <w:spacing w:after="0" w:before="0" w:line="240" w:lineRule="auto"/>
       </w:pPr>
       <w:rPr>
+        <w:rFonts w:eastAsia="黑体"/>
         <w:b/>
         <w:bCs/>
         <w:color w:themeColor="background1" w:val="FFFFFF"/>
@@ -7876,6 +8312,7 @@
         <w:spacing w:after="0" w:before="0" w:line="240" w:lineRule="auto"/>
       </w:pPr>
       <w:rPr>
+        <w:rFonts w:eastAsia="黑体"/>
         <w:color w:val="auto"/>
       </w:rPr>
       <w:tblPr/>
@@ -7893,6 +8330,7 @@
     </w:tblStylePr>
     <w:tblStylePr w:type="firstCol">
       <w:rPr>
+        <w:rFonts w:eastAsia="黑体"/>
         <w:b/>
         <w:bCs/>
         <w:color w:themeColor="background1" w:val="FFFFFF"/>
@@ -7912,6 +8350,7 @@
     </w:tblStylePr>
     <w:tblStylePr w:type="lastCol">
       <w:rPr>
+        <w:rFonts w:eastAsia="黑体"/>
         <w:b/>
         <w:bCs/>
         <w:color w:themeColor="background1" w:val="FFFFFF"/>
@@ -7960,6 +8399,7 @@
     </w:tblStylePr>
     <w:tblStylePr w:type="nwCell">
       <w:rPr>
+        <w:rFonts w:eastAsia="黑体"/>
         <w:color w:themeColor="background1" w:val="FFFFFF"/>
       </w:rPr>
       <w:tblPr/>
@@ -8003,6 +8443,7 @@
         <w:spacing w:after="0" w:before="0" w:line="240" w:lineRule="auto"/>
       </w:pPr>
       <w:rPr>
+        <w:rFonts w:eastAsia="黑体"/>
         <w:b/>
         <w:bCs/>
         <w:color w:themeColor="background1" w:val="FFFFFF"/>
@@ -8025,6 +8466,7 @@
         <w:spacing w:after="0" w:before="0" w:line="240" w:lineRule="auto"/>
       </w:pPr>
       <w:rPr>
+        <w:rFonts w:eastAsia="黑体"/>
         <w:color w:val="auto"/>
       </w:rPr>
       <w:tblPr/>
@@ -8042,6 +8484,7 @@
     </w:tblStylePr>
     <w:tblStylePr w:type="firstCol">
       <w:rPr>
+        <w:rFonts w:eastAsia="黑体"/>
         <w:b/>
         <w:bCs/>
         <w:color w:themeColor="background1" w:val="FFFFFF"/>
@@ -8061,6 +8504,7 @@
     </w:tblStylePr>
     <w:tblStylePr w:type="lastCol">
       <w:rPr>
+        <w:rFonts w:eastAsia="黑体"/>
         <w:b/>
         <w:bCs/>
         <w:color w:themeColor="background1" w:val="FFFFFF"/>
@@ -8109,6 +8553,7 @@
     </w:tblStylePr>
     <w:tblStylePr w:type="nwCell">
       <w:rPr>
+        <w:rFonts w:eastAsia="黑体"/>
         <w:color w:themeColor="background1" w:val="FFFFFF"/>
       </w:rPr>
       <w:tblPr/>
@@ -8152,6 +8597,7 @@
         <w:spacing w:after="0" w:before="0" w:line="240" w:lineRule="auto"/>
       </w:pPr>
       <w:rPr>
+        <w:rFonts w:eastAsia="黑体"/>
         <w:b/>
         <w:bCs/>
         <w:color w:themeColor="background1" w:val="FFFFFF"/>
@@ -8174,6 +8620,7 @@
         <w:spacing w:after="0" w:before="0" w:line="240" w:lineRule="auto"/>
       </w:pPr>
       <w:rPr>
+        <w:rFonts w:eastAsia="黑体"/>
         <w:color w:val="auto"/>
       </w:rPr>
       <w:tblPr/>
@@ -8191,6 +8638,7 @@
     </w:tblStylePr>
     <w:tblStylePr w:type="firstCol">
       <w:rPr>
+        <w:rFonts w:eastAsia="黑体"/>
         <w:b/>
         <w:bCs/>
         <w:color w:themeColor="background1" w:val="FFFFFF"/>
@@ -8210,6 +8658,7 @@
     </w:tblStylePr>
     <w:tblStylePr w:type="lastCol">
       <w:rPr>
+        <w:rFonts w:eastAsia="黑体"/>
         <w:b/>
         <w:bCs/>
         <w:color w:themeColor="background1" w:val="FFFFFF"/>
@@ -8258,6 +8707,7 @@
     </w:tblStylePr>
     <w:tblStylePr w:type="nwCell">
       <w:rPr>
+        <w:rFonts w:eastAsia="黑体"/>
         <w:color w:themeColor="background1" w:val="FFFFFF"/>
       </w:rPr>
       <w:tblPr/>
@@ -8301,6 +8751,7 @@
         <w:spacing w:after="0" w:before="0" w:line="240" w:lineRule="auto"/>
       </w:pPr>
       <w:rPr>
+        <w:rFonts w:eastAsia="黑体"/>
         <w:b/>
         <w:bCs/>
         <w:color w:themeColor="background1" w:val="FFFFFF"/>
@@ -8323,6 +8774,7 @@
         <w:spacing w:after="0" w:before="0" w:line="240" w:lineRule="auto"/>
       </w:pPr>
       <w:rPr>
+        <w:rFonts w:eastAsia="黑体"/>
         <w:color w:val="auto"/>
       </w:rPr>
       <w:tblPr/>
@@ -8340,6 +8792,7 @@
     </w:tblStylePr>
     <w:tblStylePr w:type="firstCol">
       <w:rPr>
+        <w:rFonts w:eastAsia="黑体"/>
         <w:b/>
         <w:bCs/>
         <w:color w:themeColor="background1" w:val="FFFFFF"/>
@@ -8359,6 +8812,7 @@
     </w:tblStylePr>
     <w:tblStylePr w:type="lastCol">
       <w:rPr>
+        <w:rFonts w:eastAsia="黑体"/>
         <w:b/>
         <w:bCs/>
         <w:color w:themeColor="background1" w:val="FFFFFF"/>
@@ -8407,6 +8861,7 @@
     </w:tblStylePr>
     <w:tblStylePr w:type="nwCell">
       <w:rPr>
+        <w:rFonts w:eastAsia="黑体"/>
         <w:color w:themeColor="background1" w:val="FFFFFF"/>
       </w:rPr>
       <w:tblPr/>
@@ -8450,6 +8905,7 @@
         <w:spacing w:after="0" w:before="0" w:line="240" w:lineRule="auto"/>
       </w:pPr>
       <w:rPr>
+        <w:rFonts w:eastAsia="黑体"/>
         <w:b/>
         <w:bCs/>
         <w:color w:themeColor="background1" w:val="FFFFFF"/>
@@ -8472,6 +8928,7 @@
         <w:spacing w:after="0" w:before="0" w:line="240" w:lineRule="auto"/>
       </w:pPr>
       <w:rPr>
+        <w:rFonts w:eastAsia="黑体"/>
         <w:color w:val="auto"/>
       </w:rPr>
       <w:tblPr/>
@@ -8489,6 +8946,7 @@
     </w:tblStylePr>
     <w:tblStylePr w:type="firstCol">
       <w:rPr>
+        <w:rFonts w:eastAsia="黑体"/>
         <w:b/>
         <w:bCs/>
         <w:color w:themeColor="background1" w:val="FFFFFF"/>
@@ -8508,6 +8966,7 @@
     </w:tblStylePr>
     <w:tblStylePr w:type="lastCol">
       <w:rPr>
+        <w:rFonts w:eastAsia="黑体"/>
         <w:b/>
         <w:bCs/>
         <w:color w:themeColor="background1" w:val="FFFFFF"/>
@@ -8556,6 +9015,7 @@
     </w:tblStylePr>
     <w:tblStylePr w:type="nwCell">
       <w:rPr>
+        <w:rFonts w:eastAsia="黑体"/>
         <w:color w:themeColor="background1" w:val="FFFFFF"/>
       </w:rPr>
       <w:tblPr/>
@@ -8599,6 +9059,7 @@
         <w:spacing w:after="0" w:before="0" w:line="240" w:lineRule="auto"/>
       </w:pPr>
       <w:rPr>
+        <w:rFonts w:eastAsia="黑体"/>
         <w:b/>
         <w:bCs/>
         <w:color w:themeColor="background1" w:val="FFFFFF"/>
@@ -8621,6 +9082,7 @@
         <w:spacing w:after="0" w:before="0" w:line="240" w:lineRule="auto"/>
       </w:pPr>
       <w:rPr>
+        <w:rFonts w:eastAsia="黑体"/>
         <w:color w:val="auto"/>
       </w:rPr>
       <w:tblPr/>
@@ -8638,6 +9100,7 @@
     </w:tblStylePr>
     <w:tblStylePr w:type="firstCol">
       <w:rPr>
+        <w:rFonts w:eastAsia="黑体"/>
         <w:b/>
         <w:bCs/>
         <w:color w:themeColor="background1" w:val="FFFFFF"/>
@@ -8657,6 +9120,7 @@
     </w:tblStylePr>
     <w:tblStylePr w:type="lastCol">
       <w:rPr>
+        <w:rFonts w:eastAsia="黑体"/>
         <w:b/>
         <w:bCs/>
         <w:color w:themeColor="background1" w:val="FFFFFF"/>
@@ -8705,6 +9169,7 @@
     </w:tblStylePr>
     <w:tblStylePr w:type="nwCell">
       <w:rPr>
+        <w:rFonts w:eastAsia="黑体"/>
         <w:color w:themeColor="background1" w:val="FFFFFF"/>
       </w:rPr>
       <w:tblPr/>
@@ -8748,6 +9213,7 @@
         <w:spacing w:after="0" w:before="0" w:line="240" w:lineRule="auto"/>
       </w:pPr>
       <w:rPr>
+        <w:rFonts w:eastAsia="黑体"/>
         <w:b/>
         <w:bCs/>
         <w:color w:themeColor="background1" w:val="FFFFFF"/>
@@ -8770,6 +9236,7 @@
         <w:spacing w:after="0" w:before="0" w:line="240" w:lineRule="auto"/>
       </w:pPr>
       <w:rPr>
+        <w:rFonts w:eastAsia="黑体"/>
         <w:color w:val="auto"/>
       </w:rPr>
       <w:tblPr/>
@@ -8787,6 +9254,7 @@
     </w:tblStylePr>
     <w:tblStylePr w:type="firstCol">
       <w:rPr>
+        <w:rFonts w:eastAsia="黑体"/>
         <w:b/>
         <w:bCs/>
         <w:color w:themeColor="background1" w:val="FFFFFF"/>
@@ -8806,6 +9274,7 @@
     </w:tblStylePr>
     <w:tblStylePr w:type="lastCol">
       <w:rPr>
+        <w:rFonts w:eastAsia="黑体"/>
         <w:b/>
         <w:bCs/>
         <w:color w:themeColor="background1" w:val="FFFFFF"/>
@@ -8854,6 +9323,7 @@
     </w:tblStylePr>
     <w:tblStylePr w:type="nwCell">
       <w:rPr>
+        <w:rFonts w:eastAsia="黑体"/>
         <w:color w:themeColor="background1" w:val="FFFFFF"/>
       </w:rPr>
       <w:tblPr/>
@@ -8878,6 +9348,7 @@
       <w:spacing w:after="0" w:line="240" w:lineRule="auto"/>
     </w:pPr>
     <w:rPr>
+      <w:rFonts w:eastAsia="黑体"/>
       <w:color w:themeColor="text1" w:val="000000"/>
     </w:rPr>
     <w:tblPr>
@@ -8897,7 +9368,7 @@
     </w:tblPr>
     <w:tblStylePr w:type="firstRow">
       <w:rPr>
-        <w:rFonts w:asciiTheme="majorHAnsi" w:cstheme="majorBidi" w:eastAsiaTheme="majorEastAsia" w:hAnsiTheme="majorHAnsi"/>
+        <w:rFonts w:asciiTheme="majorHAnsi" w:cstheme="majorBidi" w:hAnsiTheme="majorHAnsi" w:eastAsia="黑体"/>
       </w:rPr>
       <w:tblPr/>
       <w:tcPr>
@@ -8909,6 +9380,7 @@
     </w:tblStylePr>
     <w:tblStylePr w:type="lastRow">
       <w:rPr>
+        <w:rFonts w:eastAsia="黑体"/>
         <w:b/>
         <w:bCs/>
         <w:color w:themeColor="text2" w:val="1F497D"/>
@@ -8923,12 +9395,14 @@
     </w:tblStylePr>
     <w:tblStylePr w:type="firstCol">
       <w:rPr>
+        <w:rFonts w:eastAsia="黑体"/>
         <w:b/>
         <w:bCs/>
       </w:rPr>
     </w:tblStylePr>
     <w:tblStylePr w:type="lastCol">
       <w:rPr>
+        <w:rFonts w:eastAsia="黑体"/>
         <w:b/>
         <w:bCs/>
       </w:rPr>
@@ -8962,6 +9436,7 @@
       <w:spacing w:after="0" w:line="240" w:lineRule="auto"/>
     </w:pPr>
     <w:rPr>
+      <w:rFonts w:eastAsia="黑体"/>
       <w:color w:themeColor="text1" w:val="000000"/>
     </w:rPr>
     <w:tblPr>
@@ -8981,7 +9456,7 @@
     </w:tblPr>
     <w:tblStylePr w:type="firstRow">
       <w:rPr>
-        <w:rFonts w:asciiTheme="majorHAnsi" w:cstheme="majorBidi" w:eastAsiaTheme="majorEastAsia" w:hAnsiTheme="majorHAnsi"/>
+        <w:rFonts w:asciiTheme="majorHAnsi" w:cstheme="majorBidi" w:hAnsiTheme="majorHAnsi" w:eastAsia="黑体"/>
       </w:rPr>
       <w:tblPr/>
       <w:tcPr>
@@ -8993,6 +9468,7 @@
     </w:tblStylePr>
     <w:tblStylePr w:type="lastRow">
       <w:rPr>
+        <w:rFonts w:eastAsia="黑体"/>
         <w:b/>
         <w:bCs/>
         <w:color w:themeColor="text2" w:val="1F497D"/>
@@ -9007,12 +9483,14 @@
     </w:tblStylePr>
     <w:tblStylePr w:type="firstCol">
       <w:rPr>
+        <w:rFonts w:eastAsia="黑体"/>
         <w:b/>
         <w:bCs/>
       </w:rPr>
     </w:tblStylePr>
     <w:tblStylePr w:type="lastCol">
       <w:rPr>
+        <w:rFonts w:eastAsia="黑体"/>
         <w:b/>
         <w:bCs/>
       </w:rPr>
@@ -9046,6 +9524,7 @@
       <w:spacing w:after="0" w:line="240" w:lineRule="auto"/>
     </w:pPr>
     <w:rPr>
+      <w:rFonts w:eastAsia="黑体"/>
       <w:color w:themeColor="text1" w:val="000000"/>
     </w:rPr>
     <w:tblPr>
@@ -9065,7 +9544,7 @@
     </w:tblPr>
     <w:tblStylePr w:type="firstRow">
       <w:rPr>
-        <w:rFonts w:asciiTheme="majorHAnsi" w:cstheme="majorBidi" w:eastAsiaTheme="majorEastAsia" w:hAnsiTheme="majorHAnsi"/>
+        <w:rFonts w:asciiTheme="majorHAnsi" w:cstheme="majorBidi" w:hAnsiTheme="majorHAnsi" w:eastAsia="黑体"/>
       </w:rPr>
       <w:tblPr/>
       <w:tcPr>
@@ -9077,6 +9556,7 @@
     </w:tblStylePr>
     <w:tblStylePr w:type="lastRow">
       <w:rPr>
+        <w:rFonts w:eastAsia="黑体"/>
         <w:b/>
         <w:bCs/>
         <w:color w:themeColor="text2" w:val="1F497D"/>
@@ -9091,12 +9571,14 @@
     </w:tblStylePr>
     <w:tblStylePr w:type="firstCol">
       <w:rPr>
+        <w:rFonts w:eastAsia="黑体"/>
         <w:b/>
         <w:bCs/>
       </w:rPr>
     </w:tblStylePr>
     <w:tblStylePr w:type="lastCol">
       <w:rPr>
+        <w:rFonts w:eastAsia="黑体"/>
         <w:b/>
         <w:bCs/>
       </w:rPr>
@@ -9130,6 +9612,7 @@
       <w:spacing w:after="0" w:line="240" w:lineRule="auto"/>
     </w:pPr>
     <w:rPr>
+      <w:rFonts w:eastAsia="黑体"/>
       <w:color w:themeColor="text1" w:val="000000"/>
     </w:rPr>
     <w:tblPr>
@@ -9149,7 +9632,7 @@
     </w:tblPr>
     <w:tblStylePr w:type="firstRow">
       <w:rPr>
-        <w:rFonts w:asciiTheme="majorHAnsi" w:cstheme="majorBidi" w:eastAsiaTheme="majorEastAsia" w:hAnsiTheme="majorHAnsi"/>
+        <w:rFonts w:asciiTheme="majorHAnsi" w:cstheme="majorBidi" w:hAnsiTheme="majorHAnsi" w:eastAsia="黑体"/>
       </w:rPr>
       <w:tblPr/>
       <w:tcPr>
@@ -9161,6 +9644,7 @@
     </w:tblStylePr>
     <w:tblStylePr w:type="lastRow">
       <w:rPr>
+        <w:rFonts w:eastAsia="黑体"/>
         <w:b/>
         <w:bCs/>
         <w:color w:themeColor="text2" w:val="1F497D"/>
@@ -9175,12 +9659,14 @@
     </w:tblStylePr>
     <w:tblStylePr w:type="firstCol">
       <w:rPr>
+        <w:rFonts w:eastAsia="黑体"/>
         <w:b/>
         <w:bCs/>
       </w:rPr>
     </w:tblStylePr>
     <w:tblStylePr w:type="lastCol">
       <w:rPr>
+        <w:rFonts w:eastAsia="黑体"/>
         <w:b/>
         <w:bCs/>
       </w:rPr>
@@ -9214,6 +9700,7 @@
       <w:spacing w:after="0" w:line="240" w:lineRule="auto"/>
     </w:pPr>
     <w:rPr>
+      <w:rFonts w:eastAsia="黑体"/>
       <w:color w:themeColor="text1" w:val="000000"/>
     </w:rPr>
     <w:tblPr>
@@ -9233,7 +9720,7 @@
     </w:tblPr>
     <w:tblStylePr w:type="firstRow">
       <w:rPr>
-        <w:rFonts w:asciiTheme="majorHAnsi" w:cstheme="majorBidi" w:eastAsiaTheme="majorEastAsia" w:hAnsiTheme="majorHAnsi"/>
+        <w:rFonts w:asciiTheme="majorHAnsi" w:cstheme="majorBidi" w:hAnsiTheme="majorHAnsi" w:eastAsia="黑体"/>
       </w:rPr>
       <w:tblPr/>
       <w:tcPr>
@@ -9245,6 +9732,7 @@
     </w:tblStylePr>
     <w:tblStylePr w:type="lastRow">
       <w:rPr>
+        <w:rFonts w:eastAsia="黑体"/>
         <w:b/>
         <w:bCs/>
         <w:color w:themeColor="text2" w:val="1F497D"/>
@@ -9259,12 +9747,14 @@
     </w:tblStylePr>
     <w:tblStylePr w:type="firstCol">
       <w:rPr>
+        <w:rFonts w:eastAsia="黑体"/>
         <w:b/>
         <w:bCs/>
       </w:rPr>
     </w:tblStylePr>
     <w:tblStylePr w:type="lastCol">
       <w:rPr>
+        <w:rFonts w:eastAsia="黑体"/>
         <w:b/>
         <w:bCs/>
       </w:rPr>
@@ -9298,6 +9788,7 @@
       <w:spacing w:after="0" w:line="240" w:lineRule="auto"/>
     </w:pPr>
     <w:rPr>
+      <w:rFonts w:eastAsia="黑体"/>
       <w:color w:themeColor="text1" w:val="000000"/>
     </w:rPr>
     <w:tblPr>
@@ -9317,7 +9808,7 @@
     </w:tblPr>
     <w:tblStylePr w:type="firstRow">
       <w:rPr>
-        <w:rFonts w:asciiTheme="majorHAnsi" w:cstheme="majorBidi" w:eastAsiaTheme="majorEastAsia" w:hAnsiTheme="majorHAnsi"/>
+        <w:rFonts w:asciiTheme="majorHAnsi" w:cstheme="majorBidi" w:hAnsiTheme="majorHAnsi" w:eastAsia="黑体"/>
       </w:rPr>
       <w:tblPr/>
       <w:tcPr>
@@ -9329,6 +9820,7 @@
     </w:tblStylePr>
     <w:tblStylePr w:type="lastRow">
       <w:rPr>
+        <w:rFonts w:eastAsia="黑体"/>
         <w:b/>
         <w:bCs/>
         <w:color w:themeColor="text2" w:val="1F497D"/>
@@ -9343,12 +9835,14 @@
     </w:tblStylePr>
     <w:tblStylePr w:type="firstCol">
       <w:rPr>
+        <w:rFonts w:eastAsia="黑体"/>
         <w:b/>
         <w:bCs/>
       </w:rPr>
     </w:tblStylePr>
     <w:tblStylePr w:type="lastCol">
       <w:rPr>
+        <w:rFonts w:eastAsia="黑体"/>
         <w:b/>
         <w:bCs/>
       </w:rPr>
@@ -9382,6 +9876,7 @@
       <w:spacing w:after="0" w:line="240" w:lineRule="auto"/>
     </w:pPr>
     <w:rPr>
+      <w:rFonts w:eastAsia="黑体"/>
       <w:color w:themeColor="text1" w:val="000000"/>
     </w:rPr>
     <w:tblPr>
@@ -9401,7 +9896,7 @@
     </w:tblPr>
     <w:tblStylePr w:type="firstRow">
       <w:rPr>
-        <w:rFonts w:asciiTheme="majorHAnsi" w:cstheme="majorBidi" w:eastAsiaTheme="majorEastAsia" w:hAnsiTheme="majorHAnsi"/>
+        <w:rFonts w:asciiTheme="majorHAnsi" w:cstheme="majorBidi" w:hAnsiTheme="majorHAnsi" w:eastAsia="黑体"/>
       </w:rPr>
       <w:tblPr/>
       <w:tcPr>
@@ -9413,6 +9908,7 @@
     </w:tblStylePr>
     <w:tblStylePr w:type="lastRow">
       <w:rPr>
+        <w:rFonts w:eastAsia="黑体"/>
         <w:b/>
         <w:bCs/>
         <w:color w:themeColor="text2" w:val="1F497D"/>
@@ -9427,12 +9923,14 @@
     </w:tblStylePr>
     <w:tblStylePr w:type="firstCol">
       <w:rPr>
+        <w:rFonts w:eastAsia="黑体"/>
         <w:b/>
         <w:bCs/>
       </w:rPr>
     </w:tblStylePr>
     <w:tblStylePr w:type="lastCol">
       <w:rPr>
+        <w:rFonts w:eastAsia="黑体"/>
         <w:b/>
         <w:bCs/>
       </w:rPr>
@@ -9466,7 +9964,7 @@
       <w:spacing w:after="0" w:line="240" w:lineRule="auto"/>
     </w:pPr>
     <w:rPr>
-      <w:rFonts w:asciiTheme="majorHAnsi" w:cstheme="majorBidi" w:eastAsiaTheme="majorEastAsia" w:hAnsiTheme="majorHAnsi"/>
+      <w:rFonts w:asciiTheme="majorHAnsi" w:cstheme="majorBidi" w:hAnsiTheme="majorHAnsi" w:eastAsia="黑体"/>
       <w:color w:themeColor="text1" w:val="000000"/>
     </w:rPr>
     <w:tblPr>
@@ -9488,6 +9986,7 @@
     </w:tblPr>
     <w:tblStylePr w:type="firstRow">
       <w:rPr>
+        <w:rFonts w:eastAsia="黑体"/>
         <w:sz w:val="24"/>
         <w:szCs w:val="24"/>
       </w:rPr>
@@ -9594,7 +10093,7 @@
       <w:spacing w:after="0" w:line="240" w:lineRule="auto"/>
     </w:pPr>
     <w:rPr>
-      <w:rFonts w:asciiTheme="majorHAnsi" w:cstheme="majorBidi" w:eastAsiaTheme="majorEastAsia" w:hAnsiTheme="majorHAnsi"/>
+      <w:rFonts w:asciiTheme="majorHAnsi" w:cstheme="majorBidi" w:hAnsiTheme="majorHAnsi" w:eastAsia="黑体"/>
       <w:color w:themeColor="text1" w:val="000000"/>
     </w:rPr>
     <w:tblPr>
@@ -9616,6 +10115,7 @@
     </w:tblPr>
     <w:tblStylePr w:type="firstRow">
       <w:rPr>
+        <w:rFonts w:eastAsia="黑体"/>
         <w:sz w:val="24"/>
         <w:szCs w:val="24"/>
       </w:rPr>
@@ -9722,7 +10222,7 @@
       <w:spacing w:after="0" w:line="240" w:lineRule="auto"/>
     </w:pPr>
     <w:rPr>
-      <w:rFonts w:asciiTheme="majorHAnsi" w:cstheme="majorBidi" w:eastAsiaTheme="majorEastAsia" w:hAnsiTheme="majorHAnsi"/>
+      <w:rFonts w:asciiTheme="majorHAnsi" w:cstheme="majorBidi" w:hAnsiTheme="majorHAnsi" w:eastAsia="黑体"/>
       <w:color w:themeColor="text1" w:val="000000"/>
     </w:rPr>
     <w:tblPr>
@@ -9744,6 +10244,7 @@
     </w:tblPr>
     <w:tblStylePr w:type="firstRow">
       <w:rPr>
+        <w:rFonts w:eastAsia="黑体"/>
         <w:sz w:val="24"/>
         <w:szCs w:val="24"/>
       </w:rPr>
@@ -9850,7 +10351,7 @@
       <w:spacing w:after="0" w:line="240" w:lineRule="auto"/>
     </w:pPr>
     <w:rPr>
-      <w:rFonts w:asciiTheme="majorHAnsi" w:cstheme="majorBidi" w:eastAsiaTheme="majorEastAsia" w:hAnsiTheme="majorHAnsi"/>
+      <w:rFonts w:asciiTheme="majorHAnsi" w:cstheme="majorBidi" w:hAnsiTheme="majorHAnsi" w:eastAsia="黑体"/>
       <w:color w:themeColor="text1" w:val="000000"/>
     </w:rPr>
     <w:tblPr>
@@ -9872,6 +10373,7 @@
     </w:tblPr>
     <w:tblStylePr w:type="firstRow">
       <w:rPr>
+        <w:rFonts w:eastAsia="黑体"/>
         <w:sz w:val="24"/>
         <w:szCs w:val="24"/>
       </w:rPr>
@@ -9978,7 +10480,7 @@
       <w:spacing w:after="0" w:line="240" w:lineRule="auto"/>
     </w:pPr>
     <w:rPr>
-      <w:rFonts w:asciiTheme="majorHAnsi" w:cstheme="majorBidi" w:eastAsiaTheme="majorEastAsia" w:hAnsiTheme="majorHAnsi"/>
+      <w:rFonts w:asciiTheme="majorHAnsi" w:cstheme="majorBidi" w:hAnsiTheme="majorHAnsi" w:eastAsia="黑体"/>
       <w:color w:themeColor="text1" w:val="000000"/>
     </w:rPr>
     <w:tblPr>
@@ -10000,6 +10502,7 @@
     </w:tblPr>
     <w:tblStylePr w:type="firstRow">
       <w:rPr>
+        <w:rFonts w:eastAsia="黑体"/>
         <w:sz w:val="24"/>
         <w:szCs w:val="24"/>
       </w:rPr>
@@ -10106,7 +10609,7 @@
       <w:spacing w:after="0" w:line="240" w:lineRule="auto"/>
     </w:pPr>
     <w:rPr>
-      <w:rFonts w:asciiTheme="majorHAnsi" w:cstheme="majorBidi" w:eastAsiaTheme="majorEastAsia" w:hAnsiTheme="majorHAnsi"/>
+      <w:rFonts w:asciiTheme="majorHAnsi" w:cstheme="majorBidi" w:hAnsiTheme="majorHAnsi" w:eastAsia="黑体"/>
       <w:color w:themeColor="text1" w:val="000000"/>
     </w:rPr>
     <w:tblPr>
@@ -10128,6 +10631,7 @@
     </w:tblPr>
     <w:tblStylePr w:type="firstRow">
       <w:rPr>
+        <w:rFonts w:eastAsia="黑体"/>
         <w:sz w:val="24"/>
         <w:szCs w:val="24"/>
       </w:rPr>
@@ -10234,7 +10738,7 @@
       <w:spacing w:after="0" w:line="240" w:lineRule="auto"/>
     </w:pPr>
     <w:rPr>
-      <w:rFonts w:asciiTheme="majorHAnsi" w:cstheme="majorBidi" w:eastAsiaTheme="majorEastAsia" w:hAnsiTheme="majorHAnsi"/>
+      <w:rFonts w:asciiTheme="majorHAnsi" w:cstheme="majorBidi" w:hAnsiTheme="majorHAnsi" w:eastAsia="黑体"/>
       <w:color w:themeColor="text1" w:val="000000"/>
     </w:rPr>
     <w:tblPr>
@@ -10256,6 +10760,7 @@
     </w:tblPr>
     <w:tblStylePr w:type="firstRow">
       <w:rPr>
+        <w:rFonts w:eastAsia="黑体"/>
         <w:sz w:val="24"/>
         <w:szCs w:val="24"/>
       </w:rPr>
@@ -10385,12 +10890,14 @@
     </w:tcPr>
     <w:tblStylePr w:type="firstRow">
       <w:rPr>
+        <w:rFonts w:eastAsia="黑体"/>
         <w:b/>
         <w:bCs/>
       </w:rPr>
     </w:tblStylePr>
     <w:tblStylePr w:type="lastRow">
       <w:rPr>
+        <w:rFonts w:eastAsia="黑体"/>
         <w:b/>
         <w:bCs/>
       </w:rPr>
@@ -10403,12 +10910,14 @@
     </w:tblStylePr>
     <w:tblStylePr w:type="firstCol">
       <w:rPr>
+        <w:rFonts w:eastAsia="黑体"/>
         <w:b/>
         <w:bCs/>
       </w:rPr>
     </w:tblStylePr>
     <w:tblStylePr w:type="lastCol">
       <w:rPr>
+        <w:rFonts w:eastAsia="黑体"/>
         <w:b/>
         <w:bCs/>
       </w:rPr>
@@ -10458,12 +10967,14 @@
     </w:tcPr>
     <w:tblStylePr w:type="firstRow">
       <w:rPr>
+        <w:rFonts w:eastAsia="黑体"/>
         <w:b/>
         <w:bCs/>
       </w:rPr>
     </w:tblStylePr>
     <w:tblStylePr w:type="lastRow">
       <w:rPr>
+        <w:rFonts w:eastAsia="黑体"/>
         <w:b/>
         <w:bCs/>
       </w:rPr>
@@ -10476,12 +10987,14 @@
     </w:tblStylePr>
     <w:tblStylePr w:type="firstCol">
       <w:rPr>
+        <w:rFonts w:eastAsia="黑体"/>
         <w:b/>
         <w:bCs/>
       </w:rPr>
     </w:tblStylePr>
     <w:tblStylePr w:type="lastCol">
       <w:rPr>
+        <w:rFonts w:eastAsia="黑体"/>
         <w:b/>
         <w:bCs/>
       </w:rPr>
@@ -10531,12 +11044,14 @@
     </w:tcPr>
     <w:tblStylePr w:type="firstRow">
       <w:rPr>
+        <w:rFonts w:eastAsia="黑体"/>
         <w:b/>
         <w:bCs/>
       </w:rPr>
     </w:tblStylePr>
     <w:tblStylePr w:type="lastRow">
       <w:rPr>
+        <w:rFonts w:eastAsia="黑体"/>
         <w:b/>
         <w:bCs/>
       </w:rPr>
@@ -10549,12 +11064,14 @@
     </w:tblStylePr>
     <w:tblStylePr w:type="firstCol">
       <w:rPr>
+        <w:rFonts w:eastAsia="黑体"/>
         <w:b/>
         <w:bCs/>
       </w:rPr>
     </w:tblStylePr>
     <w:tblStylePr w:type="lastCol">
       <w:rPr>
+        <w:rFonts w:eastAsia="黑体"/>
         <w:b/>
         <w:bCs/>
       </w:rPr>
@@ -10604,12 +11121,14 @@
     </w:tcPr>
     <w:tblStylePr w:type="firstRow">
       <w:rPr>
+        <w:rFonts w:eastAsia="黑体"/>
         <w:b/>
         <w:bCs/>
       </w:rPr>
     </w:tblStylePr>
     <w:tblStylePr w:type="lastRow">
       <w:rPr>
+        <w:rFonts w:eastAsia="黑体"/>
         <w:b/>
         <w:bCs/>
       </w:rPr>
@@ -10622,12 +11141,14 @@
     </w:tblStylePr>
     <w:tblStylePr w:type="firstCol">
       <w:rPr>
+        <w:rFonts w:eastAsia="黑体"/>
         <w:b/>
         <w:bCs/>
       </w:rPr>
     </w:tblStylePr>
     <w:tblStylePr w:type="lastCol">
       <w:rPr>
+        <w:rFonts w:eastAsia="黑体"/>
         <w:b/>
         <w:bCs/>
       </w:rPr>
@@ -10677,12 +11198,14 @@
     </w:tcPr>
     <w:tblStylePr w:type="firstRow">
       <w:rPr>
+        <w:rFonts w:eastAsia="黑体"/>
         <w:b/>
         <w:bCs/>
       </w:rPr>
     </w:tblStylePr>
     <w:tblStylePr w:type="lastRow">
       <w:rPr>
+        <w:rFonts w:eastAsia="黑体"/>
         <w:b/>
         <w:bCs/>
       </w:rPr>
@@ -10695,12 +11218,14 @@
     </w:tblStylePr>
     <w:tblStylePr w:type="firstCol">
       <w:rPr>
+        <w:rFonts w:eastAsia="黑体"/>
         <w:b/>
         <w:bCs/>
       </w:rPr>
     </w:tblStylePr>
     <w:tblStylePr w:type="lastCol">
       <w:rPr>
+        <w:rFonts w:eastAsia="黑体"/>
         <w:b/>
         <w:bCs/>
       </w:rPr>
@@ -10750,12 +11275,14 @@
     </w:tcPr>
     <w:tblStylePr w:type="firstRow">
       <w:rPr>
+        <w:rFonts w:eastAsia="黑体"/>
         <w:b/>
         <w:bCs/>
       </w:rPr>
     </w:tblStylePr>
     <w:tblStylePr w:type="lastRow">
       <w:rPr>
+        <w:rFonts w:eastAsia="黑体"/>
         <w:b/>
         <w:bCs/>
       </w:rPr>
@@ -10768,12 +11295,14 @@
     </w:tblStylePr>
     <w:tblStylePr w:type="firstCol">
       <w:rPr>
+        <w:rFonts w:eastAsia="黑体"/>
         <w:b/>
         <w:bCs/>
       </w:rPr>
     </w:tblStylePr>
     <w:tblStylePr w:type="lastCol">
       <w:rPr>
+        <w:rFonts w:eastAsia="黑体"/>
         <w:b/>
         <w:bCs/>
       </w:rPr>
@@ -10823,12 +11352,14 @@
     </w:tcPr>
     <w:tblStylePr w:type="firstRow">
       <w:rPr>
+        <w:rFonts w:eastAsia="黑体"/>
         <w:b/>
         <w:bCs/>
       </w:rPr>
     </w:tblStylePr>
     <w:tblStylePr w:type="lastRow">
       <w:rPr>
+        <w:rFonts w:eastAsia="黑体"/>
         <w:b/>
         <w:bCs/>
       </w:rPr>
@@ -10841,12 +11372,14 @@
     </w:tblStylePr>
     <w:tblStylePr w:type="firstCol">
       <w:rPr>
+        <w:rFonts w:eastAsia="黑体"/>
         <w:b/>
         <w:bCs/>
       </w:rPr>
     </w:tblStylePr>
     <w:tblStylePr w:type="lastCol">
       <w:rPr>
+        <w:rFonts w:eastAsia="黑体"/>
         <w:b/>
         <w:bCs/>
       </w:rPr>
@@ -10873,7 +11406,7 @@
       <w:spacing w:after="0" w:line="240" w:lineRule="auto"/>
     </w:pPr>
     <w:rPr>
-      <w:rFonts w:asciiTheme="majorHAnsi" w:cstheme="majorBidi" w:eastAsiaTheme="majorEastAsia" w:hAnsiTheme="majorHAnsi"/>
+      <w:rFonts w:asciiTheme="majorHAnsi" w:cstheme="majorBidi" w:hAnsiTheme="majorHAnsi" w:eastAsia="黑体"/>
       <w:color w:themeColor="text1" w:val="000000"/>
     </w:rPr>
     <w:tblPr>
@@ -10900,6 +11433,7 @@
     </w:tcPr>
     <w:tblStylePr w:type="firstRow">
       <w:rPr>
+        <w:rFonts w:eastAsia="黑体"/>
         <w:b/>
         <w:bCs/>
         <w:color w:themeColor="text1" w:val="000000"/>
@@ -10911,6 +11445,7 @@
     </w:tblStylePr>
     <w:tblStylePr w:type="lastRow">
       <w:rPr>
+        <w:rFonts w:eastAsia="黑体"/>
         <w:b/>
         <w:bCs/>
         <w:color w:themeColor="text1" w:val="000000"/>
@@ -10930,6 +11465,7 @@
     </w:tblStylePr>
     <w:tblStylePr w:type="firstCol">
       <w:rPr>
+        <w:rFonts w:eastAsia="黑体"/>
         <w:b/>
         <w:bCs/>
         <w:color w:themeColor="text1" w:val="000000"/>
@@ -10949,6 +11485,7 @@
     </w:tblStylePr>
     <w:tblStylePr w:type="lastCol">
       <w:rPr>
+        <w:rFonts w:eastAsia="黑体"/>
         <w:b w:val="0"/>
         <w:bCs w:val="0"/>
         <w:color w:themeColor="text1" w:val="000000"/>
@@ -10998,7 +11535,7 @@
       <w:spacing w:after="0" w:line="240" w:lineRule="auto"/>
     </w:pPr>
     <w:rPr>
-      <w:rFonts w:asciiTheme="majorHAnsi" w:cstheme="majorBidi" w:eastAsiaTheme="majorEastAsia" w:hAnsiTheme="majorHAnsi"/>
+      <w:rFonts w:asciiTheme="majorHAnsi" w:cstheme="majorBidi" w:hAnsiTheme="majorHAnsi" w:eastAsia="黑体"/>
       <w:color w:themeColor="text1" w:val="000000"/>
     </w:rPr>
     <w:tblPr>
@@ -11025,6 +11562,7 @@
     </w:tcPr>
     <w:tblStylePr w:type="firstRow">
       <w:rPr>
+        <w:rFonts w:eastAsia="黑体"/>
         <w:b/>
         <w:bCs/>
         <w:color w:themeColor="text1" w:val="000000"/>
@@ -11036,6 +11574,7 @@
     </w:tblStylePr>
     <w:tblStylePr w:type="lastRow">
       <w:rPr>
+        <w:rFonts w:eastAsia="黑体"/>
         <w:b/>
         <w:bCs/>
         <w:color w:themeColor="text1" w:val="000000"/>
@@ -11055,6 +11594,7 @@
     </w:tblStylePr>
     <w:tblStylePr w:type="firstCol">
       <w:rPr>
+        <w:rFonts w:eastAsia="黑体"/>
         <w:b/>
         <w:bCs/>
         <w:color w:themeColor="text1" w:val="000000"/>
@@ -11074,6 +11614,7 @@
     </w:tblStylePr>
     <w:tblStylePr w:type="lastCol">
       <w:rPr>
+        <w:rFonts w:eastAsia="黑体"/>
         <w:b w:val="0"/>
         <w:bCs w:val="0"/>
         <w:color w:themeColor="text1" w:val="000000"/>
@@ -11123,7 +11664,7 @@
       <w:spacing w:after="0" w:line="240" w:lineRule="auto"/>
     </w:pPr>
     <w:rPr>
-      <w:rFonts w:asciiTheme="majorHAnsi" w:cstheme="majorBidi" w:eastAsiaTheme="majorEastAsia" w:hAnsiTheme="majorHAnsi"/>
+      <w:rFonts w:asciiTheme="majorHAnsi" w:cstheme="majorBidi" w:hAnsiTheme="majorHAnsi" w:eastAsia="黑体"/>
       <w:color w:themeColor="text1" w:val="000000"/>
     </w:rPr>
     <w:tblPr>
@@ -11150,6 +11691,7 @@
     </w:tcPr>
     <w:tblStylePr w:type="firstRow">
       <w:rPr>
+        <w:rFonts w:eastAsia="黑体"/>
         <w:b/>
         <w:bCs/>
         <w:color w:themeColor="text1" w:val="000000"/>
@@ -11161,6 +11703,7 @@
     </w:tblStylePr>
     <w:tblStylePr w:type="lastRow">
       <w:rPr>
+        <w:rFonts w:eastAsia="黑体"/>
         <w:b/>
         <w:bCs/>
         <w:color w:themeColor="text1" w:val="000000"/>
@@ -11180,6 +11723,7 @@
     </w:tblStylePr>
     <w:tblStylePr w:type="firstCol">
       <w:rPr>
+        <w:rFonts w:eastAsia="黑体"/>
         <w:b/>
         <w:bCs/>
         <w:color w:themeColor="text1" w:val="000000"/>
@@ -11199,6 +11743,7 @@
     </w:tblStylePr>
     <w:tblStylePr w:type="lastCol">
       <w:rPr>
+        <w:rFonts w:eastAsia="黑体"/>
         <w:b w:val="0"/>
         <w:bCs w:val="0"/>
         <w:color w:themeColor="text1" w:val="000000"/>
@@ -11248,7 +11793,7 @@
       <w:spacing w:after="0" w:line="240" w:lineRule="auto"/>
     </w:pPr>
     <w:rPr>
-      <w:rFonts w:asciiTheme="majorHAnsi" w:cstheme="majorBidi" w:eastAsiaTheme="majorEastAsia" w:hAnsiTheme="majorHAnsi"/>
+      <w:rFonts w:asciiTheme="majorHAnsi" w:cstheme="majorBidi" w:hAnsiTheme="majorHAnsi" w:eastAsia="黑体"/>
       <w:color w:themeColor="text1" w:val="000000"/>
     </w:rPr>
     <w:tblPr>
@@ -11275,6 +11820,7 @@
     </w:tcPr>
     <w:tblStylePr w:type="firstRow">
       <w:rPr>
+        <w:rFonts w:eastAsia="黑体"/>
         <w:b/>
         <w:bCs/>
         <w:color w:themeColor="text1" w:val="000000"/>
@@ -11286,6 +11832,7 @@
     </w:tblStylePr>
     <w:tblStylePr w:type="lastRow">
       <w:rPr>
+        <w:rFonts w:eastAsia="黑体"/>
         <w:b/>
         <w:bCs/>
         <w:color w:themeColor="text1" w:val="000000"/>
@@ -11305,6 +11852,7 @@
     </w:tblStylePr>
     <w:tblStylePr w:type="firstCol">
       <w:rPr>
+        <w:rFonts w:eastAsia="黑体"/>
         <w:b/>
         <w:bCs/>
         <w:color w:themeColor="text1" w:val="000000"/>
@@ -11324,6 +11872,7 @@
     </w:tblStylePr>
     <w:tblStylePr w:type="lastCol">
       <w:rPr>
+        <w:rFonts w:eastAsia="黑体"/>
         <w:b w:val="0"/>
         <w:bCs w:val="0"/>
         <w:color w:themeColor="text1" w:val="000000"/>
@@ -11373,7 +11922,7 @@
       <w:spacing w:after="0" w:line="240" w:lineRule="auto"/>
     </w:pPr>
     <w:rPr>
-      <w:rFonts w:asciiTheme="majorHAnsi" w:cstheme="majorBidi" w:eastAsiaTheme="majorEastAsia" w:hAnsiTheme="majorHAnsi"/>
+      <w:rFonts w:asciiTheme="majorHAnsi" w:cstheme="majorBidi" w:hAnsiTheme="majorHAnsi" w:eastAsia="黑体"/>
       <w:color w:themeColor="text1" w:val="000000"/>
     </w:rPr>
     <w:tblPr>
@@ -11400,6 +11949,7 @@
     </w:tcPr>
     <w:tblStylePr w:type="firstRow">
       <w:rPr>
+        <w:rFonts w:eastAsia="黑体"/>
         <w:b/>
         <w:bCs/>
         <w:color w:themeColor="text1" w:val="000000"/>
@@ -11411,6 +11961,7 @@
     </w:tblStylePr>
     <w:tblStylePr w:type="lastRow">
       <w:rPr>
+        <w:rFonts w:eastAsia="黑体"/>
         <w:b/>
         <w:bCs/>
         <w:color w:themeColor="text1" w:val="000000"/>
@@ -11430,6 +11981,7 @@
     </w:tblStylePr>
     <w:tblStylePr w:type="firstCol">
       <w:rPr>
+        <w:rFonts w:eastAsia="黑体"/>
         <w:b/>
         <w:bCs/>
         <w:color w:themeColor="text1" w:val="000000"/>
@@ -11449,6 +12001,7 @@
     </w:tblStylePr>
     <w:tblStylePr w:type="lastCol">
       <w:rPr>
+        <w:rFonts w:eastAsia="黑体"/>
         <w:b w:val="0"/>
         <w:bCs w:val="0"/>
         <w:color w:themeColor="text1" w:val="000000"/>
@@ -11498,7 +12051,7 @@
       <w:spacing w:after="0" w:line="240" w:lineRule="auto"/>
     </w:pPr>
     <w:rPr>
-      <w:rFonts w:asciiTheme="majorHAnsi" w:cstheme="majorBidi" w:eastAsiaTheme="majorEastAsia" w:hAnsiTheme="majorHAnsi"/>
+      <w:rFonts w:asciiTheme="majorHAnsi" w:cstheme="majorBidi" w:hAnsiTheme="majorHAnsi" w:eastAsia="黑体"/>
       <w:color w:themeColor="text1" w:val="000000"/>
     </w:rPr>
     <w:tblPr>
@@ -11525,6 +12078,7 @@
     </w:tcPr>
     <w:tblStylePr w:type="firstRow">
       <w:rPr>
+        <w:rFonts w:eastAsia="黑体"/>
         <w:b/>
         <w:bCs/>
         <w:color w:themeColor="text1" w:val="000000"/>
@@ -11536,6 +12090,7 @@
     </w:tblStylePr>
     <w:tblStylePr w:type="lastRow">
       <w:rPr>
+        <w:rFonts w:eastAsia="黑体"/>
         <w:b/>
         <w:bCs/>
         <w:color w:themeColor="text1" w:val="000000"/>
@@ -11555,6 +12110,7 @@
     </w:tblStylePr>
     <w:tblStylePr w:type="firstCol">
       <w:rPr>
+        <w:rFonts w:eastAsia="黑体"/>
         <w:b/>
         <w:bCs/>
         <w:color w:themeColor="text1" w:val="000000"/>
@@ -11574,6 +12130,7 @@
     </w:tblStylePr>
     <w:tblStylePr w:type="lastCol">
       <w:rPr>
+        <w:rFonts w:eastAsia="黑体"/>
         <w:b w:val="0"/>
         <w:bCs w:val="0"/>
         <w:color w:themeColor="text1" w:val="000000"/>
@@ -11623,7 +12180,7 @@
       <w:spacing w:after="0" w:line="240" w:lineRule="auto"/>
     </w:pPr>
     <w:rPr>
-      <w:rFonts w:asciiTheme="majorHAnsi" w:cstheme="majorBidi" w:eastAsiaTheme="majorEastAsia" w:hAnsiTheme="majorHAnsi"/>
+      <w:rFonts w:asciiTheme="majorHAnsi" w:cstheme="majorBidi" w:hAnsiTheme="majorHAnsi" w:eastAsia="黑体"/>
       <w:color w:themeColor="text1" w:val="000000"/>
     </w:rPr>
     <w:tblPr>
@@ -11650,6 +12207,7 @@
     </w:tcPr>
     <w:tblStylePr w:type="firstRow">
       <w:rPr>
+        <w:rFonts w:eastAsia="黑体"/>
         <w:b/>
         <w:bCs/>
         <w:color w:themeColor="text1" w:val="000000"/>
@@ -11661,6 +12219,7 @@
     </w:tblStylePr>
     <w:tblStylePr w:type="lastRow">
       <w:rPr>
+        <w:rFonts w:eastAsia="黑体"/>
         <w:b/>
         <w:bCs/>
         <w:color w:themeColor="text1" w:val="000000"/>
@@ -11680,6 +12239,7 @@
     </w:tblStylePr>
     <w:tblStylePr w:type="firstCol">
       <w:rPr>
+        <w:rFonts w:eastAsia="黑体"/>
         <w:b/>
         <w:bCs/>
         <w:color w:themeColor="text1" w:val="000000"/>
@@ -11699,6 +12259,7 @@
     </w:tblStylePr>
     <w:tblStylePr w:type="lastCol">
       <w:rPr>
+        <w:rFonts w:eastAsia="黑体"/>
         <w:b w:val="0"/>
         <w:bCs w:val="0"/>
         <w:color w:themeColor="text1" w:val="000000"/>
@@ -11771,6 +12332,7 @@
     </w:tcPr>
     <w:tblStylePr w:type="firstRow">
       <w:rPr>
+        <w:rFonts w:eastAsia="黑体"/>
         <w:b/>
         <w:bCs/>
         <w:i w:val="0"/>
@@ -11792,6 +12354,7 @@
     </w:tblStylePr>
     <w:tblStylePr w:type="lastRow">
       <w:rPr>
+        <w:rFonts w:eastAsia="黑体"/>
         <w:b/>
         <w:bCs/>
         <w:i w:val="0"/>
@@ -11813,6 +12376,7 @@
     </w:tblStylePr>
     <w:tblStylePr w:type="firstCol">
       <w:rPr>
+        <w:rFonts w:eastAsia="黑体"/>
         <w:b/>
         <w:bCs/>
         <w:i w:val="0"/>
@@ -11832,6 +12396,7 @@
     </w:tblStylePr>
     <w:tblStylePr w:type="lastCol">
       <w:rPr>
+        <w:rFonts w:eastAsia="黑体"/>
         <w:b/>
         <w:bCs/>
         <w:i w:val="0"/>
@@ -11912,6 +12477,7 @@
     </w:tcPr>
     <w:tblStylePr w:type="firstRow">
       <w:rPr>
+        <w:rFonts w:eastAsia="黑体"/>
         <w:b/>
         <w:bCs/>
         <w:i w:val="0"/>
@@ -11933,6 +12499,7 @@
     </w:tblStylePr>
     <w:tblStylePr w:type="lastRow">
       <w:rPr>
+        <w:rFonts w:eastAsia="黑体"/>
         <w:b/>
         <w:bCs/>
         <w:i w:val="0"/>
@@ -11954,6 +12521,7 @@
     </w:tblStylePr>
     <w:tblStylePr w:type="firstCol">
       <w:rPr>
+        <w:rFonts w:eastAsia="黑体"/>
         <w:b/>
         <w:bCs/>
         <w:i w:val="0"/>
@@ -11973,6 +12541,7 @@
     </w:tblStylePr>
     <w:tblStylePr w:type="lastCol">
       <w:rPr>
+        <w:rFonts w:eastAsia="黑体"/>
         <w:b/>
         <w:bCs/>
         <w:i w:val="0"/>
@@ -12053,6 +12622,7 @@
     </w:tcPr>
     <w:tblStylePr w:type="firstRow">
       <w:rPr>
+        <w:rFonts w:eastAsia="黑体"/>
         <w:b/>
         <w:bCs/>
         <w:i w:val="0"/>
@@ -12074,6 +12644,7 @@
     </w:tblStylePr>
     <w:tblStylePr w:type="lastRow">
       <w:rPr>
+        <w:rFonts w:eastAsia="黑体"/>
         <w:b/>
         <w:bCs/>
         <w:i w:val="0"/>
@@ -12095,6 +12666,7 @@
     </w:tblStylePr>
     <w:tblStylePr w:type="firstCol">
       <w:rPr>
+        <w:rFonts w:eastAsia="黑体"/>
         <w:b/>
         <w:bCs/>
         <w:i w:val="0"/>
@@ -12114,6 +12686,7 @@
     </w:tblStylePr>
     <w:tblStylePr w:type="lastCol">
       <w:rPr>
+        <w:rFonts w:eastAsia="黑体"/>
         <w:b/>
         <w:bCs/>
         <w:i w:val="0"/>
@@ -12194,6 +12767,7 @@
     </w:tcPr>
     <w:tblStylePr w:type="firstRow">
       <w:rPr>
+        <w:rFonts w:eastAsia="黑体"/>
         <w:b/>
         <w:bCs/>
         <w:i w:val="0"/>
@@ -12215,6 +12789,7 @@
     </w:tblStylePr>
     <w:tblStylePr w:type="lastRow">
       <w:rPr>
+        <w:rFonts w:eastAsia="黑体"/>
         <w:b/>
         <w:bCs/>
         <w:i w:val="0"/>
@@ -12236,6 +12811,7 @@
     </w:tblStylePr>
     <w:tblStylePr w:type="firstCol">
       <w:rPr>
+        <w:rFonts w:eastAsia="黑体"/>
         <w:b/>
         <w:bCs/>
         <w:i w:val="0"/>
@@ -12255,6 +12831,7 @@
     </w:tblStylePr>
     <w:tblStylePr w:type="lastCol">
       <w:rPr>
+        <w:rFonts w:eastAsia="黑体"/>
         <w:b/>
         <w:bCs/>
         <w:i w:val="0"/>
@@ -12335,6 +12912,7 @@
     </w:tcPr>
     <w:tblStylePr w:type="firstRow">
       <w:rPr>
+        <w:rFonts w:eastAsia="黑体"/>
         <w:b/>
         <w:bCs/>
         <w:i w:val="0"/>
@@ -12356,6 +12934,7 @@
     </w:tblStylePr>
     <w:tblStylePr w:type="lastRow">
       <w:rPr>
+        <w:rFonts w:eastAsia="黑体"/>
         <w:b/>
         <w:bCs/>
         <w:i w:val="0"/>
@@ -12377,6 +12956,7 @@
     </w:tblStylePr>
     <w:tblStylePr w:type="firstCol">
       <w:rPr>
+        <w:rFonts w:eastAsia="黑体"/>
         <w:b/>
         <w:bCs/>
         <w:i w:val="0"/>
@@ -12396,6 +12976,7 @@
     </w:tblStylePr>
     <w:tblStylePr w:type="lastCol">
       <w:rPr>
+        <w:rFonts w:eastAsia="黑体"/>
         <w:b/>
         <w:bCs/>
         <w:i w:val="0"/>
@@ -12476,6 +13057,7 @@
     </w:tcPr>
     <w:tblStylePr w:type="firstRow">
       <w:rPr>
+        <w:rFonts w:eastAsia="黑体"/>
         <w:b/>
         <w:bCs/>
         <w:i w:val="0"/>
@@ -12497,6 +13079,7 @@
     </w:tblStylePr>
     <w:tblStylePr w:type="lastRow">
       <w:rPr>
+        <w:rFonts w:eastAsia="黑体"/>
         <w:b/>
         <w:bCs/>
         <w:i w:val="0"/>
@@ -12518,6 +13101,7 @@
     </w:tblStylePr>
     <w:tblStylePr w:type="firstCol">
       <w:rPr>
+        <w:rFonts w:eastAsia="黑体"/>
         <w:b/>
         <w:bCs/>
         <w:i w:val="0"/>
@@ -12537,6 +13121,7 @@
     </w:tblStylePr>
     <w:tblStylePr w:type="lastCol">
       <w:rPr>
+        <w:rFonts w:eastAsia="黑体"/>
         <w:b/>
         <w:bCs/>
         <w:i w:val="0"/>
@@ -12617,6 +13202,7 @@
     </w:tcPr>
     <w:tblStylePr w:type="firstRow">
       <w:rPr>
+        <w:rFonts w:eastAsia="黑体"/>
         <w:b/>
         <w:bCs/>
         <w:i w:val="0"/>
@@ -12638,6 +13224,7 @@
     </w:tblStylePr>
     <w:tblStylePr w:type="lastRow">
       <w:rPr>
+        <w:rFonts w:eastAsia="黑体"/>
         <w:b/>
         <w:bCs/>
         <w:i w:val="0"/>
@@ -12659,6 +13246,7 @@
     </w:tblStylePr>
     <w:tblStylePr w:type="firstCol">
       <w:rPr>
+        <w:rFonts w:eastAsia="黑体"/>
         <w:b/>
         <w:bCs/>
         <w:i w:val="0"/>
@@ -12678,6 +13266,7 @@
     </w:tblStylePr>
     <w:tblStylePr w:type="lastCol">
       <w:rPr>
+        <w:rFonts w:eastAsia="黑体"/>
         <w:b/>
         <w:bCs/>
         <w:i w:val="0"/>
@@ -12735,6 +13324,7 @@
       <w:spacing w:after="0" w:line="240" w:lineRule="auto"/>
     </w:pPr>
     <w:rPr>
+      <w:rFonts w:eastAsia="黑体"/>
       <w:color w:themeColor="background1" w:val="FFFFFF"/>
     </w:rPr>
     <w:tblPr>
@@ -12753,6 +13343,7 @@
     </w:tcPr>
     <w:tblStylePr w:type="firstRow">
       <w:rPr>
+        <w:rFonts w:eastAsia="黑体"/>
         <w:b/>
         <w:bCs/>
       </w:rPr>
@@ -12849,6 +13440,7 @@
       <w:spacing w:after="0" w:line="240" w:lineRule="auto"/>
     </w:pPr>
     <w:rPr>
+      <w:rFonts w:eastAsia="黑体"/>
       <w:color w:themeColor="background1" w:val="FFFFFF"/>
     </w:rPr>
     <w:tblPr>
@@ -12867,6 +13459,7 @@
     </w:tcPr>
     <w:tblStylePr w:type="firstRow">
       <w:rPr>
+        <w:rFonts w:eastAsia="黑体"/>
         <w:b/>
         <w:bCs/>
       </w:rPr>
@@ -12963,6 +13556,7 @@
       <w:spacing w:after="0" w:line="240" w:lineRule="auto"/>
     </w:pPr>
     <w:rPr>
+      <w:rFonts w:eastAsia="黑体"/>
       <w:color w:themeColor="background1" w:val="FFFFFF"/>
     </w:rPr>
     <w:tblPr>
@@ -12981,6 +13575,7 @@
     </w:tcPr>
     <w:tblStylePr w:type="firstRow">
       <w:rPr>
+        <w:rFonts w:eastAsia="黑体"/>
         <w:b/>
         <w:bCs/>
       </w:rPr>
@@ -13077,6 +13672,7 @@
       <w:spacing w:after="0" w:line="240" w:lineRule="auto"/>
     </w:pPr>
     <w:rPr>
+      <w:rFonts w:eastAsia="黑体"/>
       <w:color w:themeColor="background1" w:val="FFFFFF"/>
     </w:rPr>
     <w:tblPr>
@@ -13095,6 +13691,7 @@
     </w:tcPr>
     <w:tblStylePr w:type="firstRow">
       <w:rPr>
+        <w:rFonts w:eastAsia="黑体"/>
         <w:b/>
         <w:bCs/>
       </w:rPr>
@@ -13191,6 +13788,7 @@
       <w:spacing w:after="0" w:line="240" w:lineRule="auto"/>
     </w:pPr>
     <w:rPr>
+      <w:rFonts w:eastAsia="黑体"/>
       <w:color w:themeColor="background1" w:val="FFFFFF"/>
     </w:rPr>
     <w:tblPr>
@@ -13209,6 +13807,7 @@
     </w:tcPr>
     <w:tblStylePr w:type="firstRow">
       <w:rPr>
+        <w:rFonts w:eastAsia="黑体"/>
         <w:b/>
         <w:bCs/>
       </w:rPr>
@@ -13305,6 +13904,7 @@
       <w:spacing w:after="0" w:line="240" w:lineRule="auto"/>
     </w:pPr>
     <w:rPr>
+      <w:rFonts w:eastAsia="黑体"/>
       <w:color w:themeColor="background1" w:val="FFFFFF"/>
     </w:rPr>
     <w:tblPr>
@@ -13323,6 +13923,7 @@
     </w:tcPr>
     <w:tblStylePr w:type="firstRow">
       <w:rPr>
+        <w:rFonts w:eastAsia="黑体"/>
         <w:b/>
         <w:bCs/>
       </w:rPr>
@@ -13419,6 +14020,7 @@
       <w:spacing w:after="0" w:line="240" w:lineRule="auto"/>
     </w:pPr>
     <w:rPr>
+      <w:rFonts w:eastAsia="黑体"/>
       <w:color w:themeColor="background1" w:val="FFFFFF"/>
     </w:rPr>
     <w:tblPr>
@@ -13437,6 +14039,7 @@
     </w:tcPr>
     <w:tblStylePr w:type="firstRow">
       <w:rPr>
+        <w:rFonts w:eastAsia="黑体"/>
         <w:b/>
         <w:bCs/>
       </w:rPr>
@@ -13533,6 +14136,7 @@
       <w:spacing w:after="0" w:line="240" w:lineRule="auto"/>
     </w:pPr>
     <w:rPr>
+      <w:rFonts w:eastAsia="黑体"/>
       <w:color w:themeColor="text1" w:val="000000"/>
     </w:rPr>
     <w:tblPr>
@@ -13559,6 +14163,7 @@
     </w:tcPr>
     <w:tblStylePr w:type="firstRow">
       <w:rPr>
+        <w:rFonts w:eastAsia="黑体"/>
         <w:b/>
         <w:bCs/>
       </w:rPr>
@@ -13577,6 +14182,7 @@
     </w:tblStylePr>
     <w:tblStylePr w:type="lastRow">
       <w:rPr>
+        <w:rFonts w:eastAsia="黑体"/>
         <w:b/>
         <w:bCs/>
         <w:color w:themeColor="background1" w:val="FFFFFF"/>
@@ -13591,6 +14197,7 @@
     </w:tblStylePr>
     <w:tblStylePr w:type="firstCol">
       <w:rPr>
+        <w:rFonts w:eastAsia="黑体"/>
         <w:color w:themeColor="background1" w:val="FFFFFF"/>
       </w:rPr>
       <w:tblPr/>
@@ -13608,6 +14215,7 @@
     </w:tblStylePr>
     <w:tblStylePr w:type="lastCol">
       <w:rPr>
+        <w:rFonts w:eastAsia="黑体"/>
         <w:color w:themeColor="background1" w:val="FFFFFF"/>
       </w:rPr>
       <w:tblPr/>
@@ -13637,11 +14245,13 @@
     </w:tblStylePr>
     <w:tblStylePr w:type="neCell">
       <w:rPr>
+        <w:rFonts w:eastAsia="黑体"/>
         <w:color w:themeColor="text1" w:val="000000"/>
       </w:rPr>
     </w:tblStylePr>
     <w:tblStylePr w:type="nwCell">
       <w:rPr>
+        <w:rFonts w:eastAsia="黑体"/>
         <w:color w:themeColor="text1" w:val="000000"/>
       </w:rPr>
     </w:tblStylePr>
@@ -13655,6 +14265,7 @@
       <w:spacing w:after="0" w:line="240" w:lineRule="auto"/>
     </w:pPr>
     <w:rPr>
+      <w:rFonts w:eastAsia="黑体"/>
       <w:color w:themeColor="text1" w:val="000000"/>
     </w:rPr>
     <w:tblPr>
@@ -13681,6 +14292,7 @@
     </w:tcPr>
     <w:tblStylePr w:type="firstRow">
       <w:rPr>
+        <w:rFonts w:eastAsia="黑体"/>
         <w:b/>
         <w:bCs/>
       </w:rPr>
@@ -13699,6 +14311,7 @@
     </w:tblStylePr>
     <w:tblStylePr w:type="lastRow">
       <w:rPr>
+        <w:rFonts w:eastAsia="黑体"/>
         <w:b/>
         <w:bCs/>
         <w:color w:themeColor="background1" w:val="FFFFFF"/>
@@ -13713,6 +14326,7 @@
     </w:tblStylePr>
     <w:tblStylePr w:type="firstCol">
       <w:rPr>
+        <w:rFonts w:eastAsia="黑体"/>
         <w:color w:themeColor="background1" w:val="FFFFFF"/>
       </w:rPr>
       <w:tblPr/>
@@ -13730,6 +14344,7 @@
     </w:tblStylePr>
     <w:tblStylePr w:type="lastCol">
       <w:rPr>
+        <w:rFonts w:eastAsia="黑体"/>
         <w:color w:themeColor="background1" w:val="FFFFFF"/>
       </w:rPr>
       <w:tblPr/>
@@ -13759,11 +14374,13 @@
     </w:tblStylePr>
     <w:tblStylePr w:type="neCell">
       <w:rPr>
+        <w:rFonts w:eastAsia="黑体"/>
         <w:color w:themeColor="text1" w:val="000000"/>
       </w:rPr>
     </w:tblStylePr>
     <w:tblStylePr w:type="nwCell">
       <w:rPr>
+        <w:rFonts w:eastAsia="黑体"/>
         <w:color w:themeColor="text1" w:val="000000"/>
       </w:rPr>
     </w:tblStylePr>
@@ -13777,6 +14394,7 @@
       <w:spacing w:after="0" w:line="240" w:lineRule="auto"/>
     </w:pPr>
     <w:rPr>
+      <w:rFonts w:eastAsia="黑体"/>
       <w:color w:themeColor="text1" w:val="000000"/>
     </w:rPr>
     <w:tblPr>
@@ -13803,6 +14421,7 @@
     </w:tcPr>
     <w:tblStylePr w:type="firstRow">
       <w:rPr>
+        <w:rFonts w:eastAsia="黑体"/>
         <w:b/>
         <w:bCs/>
       </w:rPr>
@@ -13821,6 +14440,7 @@
     </w:tblStylePr>
     <w:tblStylePr w:type="lastRow">
       <w:rPr>
+        <w:rFonts w:eastAsia="黑体"/>
         <w:b/>
         <w:bCs/>
         <w:color w:themeColor="background1" w:val="FFFFFF"/>
@@ -13835,6 +14455,7 @@
     </w:tblStylePr>
     <w:tblStylePr w:type="firstCol">
       <w:rPr>
+        <w:rFonts w:eastAsia="黑体"/>
         <w:color w:themeColor="background1" w:val="FFFFFF"/>
       </w:rPr>
       <w:tblPr/>
@@ -13852,6 +14473,7 @@
     </w:tblStylePr>
     <w:tblStylePr w:type="lastCol">
       <w:rPr>
+        <w:rFonts w:eastAsia="黑体"/>
         <w:color w:themeColor="background1" w:val="FFFFFF"/>
       </w:rPr>
       <w:tblPr/>
@@ -13881,11 +14503,13 @@
     </w:tblStylePr>
     <w:tblStylePr w:type="neCell">
       <w:rPr>
+        <w:rFonts w:eastAsia="黑体"/>
         <w:color w:themeColor="text1" w:val="000000"/>
       </w:rPr>
     </w:tblStylePr>
     <w:tblStylePr w:type="nwCell">
       <w:rPr>
+        <w:rFonts w:eastAsia="黑体"/>
         <w:color w:themeColor="text1" w:val="000000"/>
       </w:rPr>
     </w:tblStylePr>
@@ -13899,6 +14523,7 @@
       <w:spacing w:after="0" w:line="240" w:lineRule="auto"/>
     </w:pPr>
     <w:rPr>
+      <w:rFonts w:eastAsia="黑体"/>
       <w:color w:themeColor="text1" w:val="000000"/>
     </w:rPr>
     <w:tblPr>
@@ -13925,6 +14550,7 @@
     </w:tcPr>
     <w:tblStylePr w:type="firstRow">
       <w:rPr>
+        <w:rFonts w:eastAsia="黑体"/>
         <w:b/>
         <w:bCs/>
       </w:rPr>
@@ -13943,6 +14569,7 @@
     </w:tblStylePr>
     <w:tblStylePr w:type="lastRow">
       <w:rPr>
+        <w:rFonts w:eastAsia="黑体"/>
         <w:b/>
         <w:bCs/>
         <w:color w:themeColor="background1" w:val="FFFFFF"/>
@@ -13957,6 +14584,7 @@
     </w:tblStylePr>
     <w:tblStylePr w:type="firstCol">
       <w:rPr>
+        <w:rFonts w:eastAsia="黑体"/>
         <w:color w:themeColor="background1" w:val="FFFFFF"/>
       </w:rPr>
       <w:tblPr/>
@@ -13974,6 +14602,7 @@
     </w:tblStylePr>
     <w:tblStylePr w:type="lastCol">
       <w:rPr>
+        <w:rFonts w:eastAsia="黑体"/>
         <w:color w:themeColor="background1" w:val="FFFFFF"/>
       </w:rPr>
       <w:tblPr/>
@@ -14011,6 +14640,7 @@
       <w:spacing w:after="0" w:line="240" w:lineRule="auto"/>
     </w:pPr>
     <w:rPr>
+      <w:rFonts w:eastAsia="黑体"/>
       <w:color w:themeColor="text1" w:val="000000"/>
     </w:rPr>
     <w:tblPr>
@@ -14037,6 +14667,7 @@
     </w:tcPr>
     <w:tblStylePr w:type="firstRow">
       <w:rPr>
+        <w:rFonts w:eastAsia="黑体"/>
         <w:b/>
         <w:bCs/>
       </w:rPr>
@@ -14055,6 +14686,7 @@
     </w:tblStylePr>
     <w:tblStylePr w:type="lastRow">
       <w:rPr>
+        <w:rFonts w:eastAsia="黑体"/>
         <w:b/>
         <w:bCs/>
         <w:color w:themeColor="background1" w:val="FFFFFF"/>
@@ -14069,6 +14701,7 @@
     </w:tblStylePr>
     <w:tblStylePr w:type="firstCol">
       <w:rPr>
+        <w:rFonts w:eastAsia="黑体"/>
         <w:color w:themeColor="background1" w:val="FFFFFF"/>
       </w:rPr>
       <w:tblPr/>
@@ -14086,6 +14719,7 @@
     </w:tblStylePr>
     <w:tblStylePr w:type="lastCol">
       <w:rPr>
+        <w:rFonts w:eastAsia="黑体"/>
         <w:color w:themeColor="background1" w:val="FFFFFF"/>
       </w:rPr>
       <w:tblPr/>
@@ -14115,11 +14749,13 @@
     </w:tblStylePr>
     <w:tblStylePr w:type="neCell">
       <w:rPr>
+        <w:rFonts w:eastAsia="黑体"/>
         <w:color w:themeColor="text1" w:val="000000"/>
       </w:rPr>
     </w:tblStylePr>
     <w:tblStylePr w:type="nwCell">
       <w:rPr>
+        <w:rFonts w:eastAsia="黑体"/>
         <w:color w:themeColor="text1" w:val="000000"/>
       </w:rPr>
     </w:tblStylePr>
@@ -14133,6 +14769,7 @@
       <w:spacing w:after="0" w:line="240" w:lineRule="auto"/>
     </w:pPr>
     <w:rPr>
+      <w:rFonts w:eastAsia="黑体"/>
       <w:color w:themeColor="text1" w:val="000000"/>
     </w:rPr>
     <w:tblPr>
@@ -14159,6 +14796,7 @@
     </w:tcPr>
     <w:tblStylePr w:type="firstRow">
       <w:rPr>
+        <w:rFonts w:eastAsia="黑体"/>
         <w:b/>
         <w:bCs/>
       </w:rPr>
@@ -14177,6 +14815,7 @@
     </w:tblStylePr>
     <w:tblStylePr w:type="lastRow">
       <w:rPr>
+        <w:rFonts w:eastAsia="黑体"/>
         <w:b/>
         <w:bCs/>
         <w:color w:themeColor="background1" w:val="FFFFFF"/>
@@ -14191,6 +14830,7 @@
     </w:tblStylePr>
     <w:tblStylePr w:type="firstCol">
       <w:rPr>
+        <w:rFonts w:eastAsia="黑体"/>
         <w:color w:themeColor="background1" w:val="FFFFFF"/>
       </w:rPr>
       <w:tblPr/>
@@ -14208,6 +14848,7 @@
     </w:tblStylePr>
     <w:tblStylePr w:type="lastCol">
       <w:rPr>
+        <w:rFonts w:eastAsia="黑体"/>
         <w:color w:themeColor="background1" w:val="FFFFFF"/>
       </w:rPr>
       <w:tblPr/>
@@ -14237,11 +14878,13 @@
     </w:tblStylePr>
     <w:tblStylePr w:type="neCell">
       <w:rPr>
+        <w:rFonts w:eastAsia="黑体"/>
         <w:color w:themeColor="text1" w:val="000000"/>
       </w:rPr>
     </w:tblStylePr>
     <w:tblStylePr w:type="nwCell">
       <w:rPr>
+        <w:rFonts w:eastAsia="黑体"/>
         <w:color w:themeColor="text1" w:val="000000"/>
       </w:rPr>
     </w:tblStylePr>
@@ -14255,6 +14898,7 @@
       <w:spacing w:after="0" w:line="240" w:lineRule="auto"/>
     </w:pPr>
     <w:rPr>
+      <w:rFonts w:eastAsia="黑体"/>
       <w:color w:themeColor="text1" w:val="000000"/>
     </w:rPr>
     <w:tblPr>
@@ -14281,6 +14925,7 @@
     </w:tcPr>
     <w:tblStylePr w:type="firstRow">
       <w:rPr>
+        <w:rFonts w:eastAsia="黑体"/>
         <w:b/>
         <w:bCs/>
       </w:rPr>
@@ -14299,6 +14944,7 @@
     </w:tblStylePr>
     <w:tblStylePr w:type="lastRow">
       <w:rPr>
+        <w:rFonts w:eastAsia="黑体"/>
         <w:b/>
         <w:bCs/>
         <w:color w:themeColor="background1" w:val="FFFFFF"/>
@@ -14313,6 +14959,7 @@
     </w:tblStylePr>
     <w:tblStylePr w:type="firstCol">
       <w:rPr>
+        <w:rFonts w:eastAsia="黑体"/>
         <w:color w:themeColor="background1" w:val="FFFFFF"/>
       </w:rPr>
       <w:tblPr/>
@@ -14330,6 +14977,7 @@
     </w:tblStylePr>
     <w:tblStylePr w:type="lastCol">
       <w:rPr>
+        <w:rFonts w:eastAsia="黑体"/>
         <w:color w:themeColor="background1" w:val="FFFFFF"/>
       </w:rPr>
       <w:tblPr/>
@@ -14359,11 +15007,13 @@
     </w:tblStylePr>
     <w:tblStylePr w:type="neCell">
       <w:rPr>
+        <w:rFonts w:eastAsia="黑体"/>
         <w:color w:themeColor="text1" w:val="000000"/>
       </w:rPr>
     </w:tblStylePr>
     <w:tblStylePr w:type="nwCell">
       <w:rPr>
+        <w:rFonts w:eastAsia="黑体"/>
         <w:color w:themeColor="text1" w:val="000000"/>
       </w:rPr>
     </w:tblStylePr>
@@ -14377,6 +15027,7 @@
       <w:spacing w:after="0" w:line="240" w:lineRule="auto"/>
     </w:pPr>
     <w:rPr>
+      <w:rFonts w:eastAsia="黑体"/>
       <w:color w:themeColor="text1" w:val="000000"/>
     </w:rPr>
     <w:tblPr>
@@ -14395,6 +15046,7 @@
     </w:tcPr>
     <w:tblStylePr w:type="firstRow">
       <w:rPr>
+        <w:rFonts w:eastAsia="黑体"/>
         <w:b/>
         <w:bCs/>
         <w:color w:themeColor="background1" w:val="FFFFFF"/>
@@ -14409,6 +15061,7 @@
     </w:tblStylePr>
     <w:tblStylePr w:type="lastRow">
       <w:rPr>
+        <w:rFonts w:eastAsia="黑体"/>
         <w:b/>
         <w:bCs/>
         <w:color w:themeColor="accent2" w:themeShade="CC" w:val="9E3A38"/>
@@ -14423,12 +15076,14 @@
     </w:tblStylePr>
     <w:tblStylePr w:type="firstCol">
       <w:rPr>
+        <w:rFonts w:eastAsia="黑体"/>
         <w:b/>
         <w:bCs/>
       </w:rPr>
     </w:tblStylePr>
     <w:tblStylePr w:type="lastCol">
       <w:rPr>
+        <w:rFonts w:eastAsia="黑体"/>
         <w:b/>
         <w:bCs/>
       </w:rPr>
@@ -14463,6 +15118,7 @@
       <w:spacing w:after="0" w:line="240" w:lineRule="auto"/>
     </w:pPr>
     <w:rPr>
+      <w:rFonts w:eastAsia="黑体"/>
       <w:color w:themeColor="text1" w:val="000000"/>
     </w:rPr>
     <w:tblPr>
@@ -14481,6 +15137,7 @@
     </w:tcPr>
     <w:tblStylePr w:type="firstRow">
       <w:rPr>
+        <w:rFonts w:eastAsia="黑体"/>
         <w:b/>
         <w:bCs/>
         <w:color w:themeColor="background1" w:val="FFFFFF"/>
@@ -14495,6 +15152,7 @@
     </w:tblStylePr>
     <w:tblStylePr w:type="lastRow">
       <w:rPr>
+        <w:rFonts w:eastAsia="黑体"/>
         <w:b/>
         <w:bCs/>
         <w:color w:themeColor="accent2" w:themeShade="CC" w:val="9E3A38"/>
@@ -14509,12 +15167,14 @@
     </w:tblStylePr>
     <w:tblStylePr w:type="firstCol">
       <w:rPr>
+        <w:rFonts w:eastAsia="黑体"/>
         <w:b/>
         <w:bCs/>
       </w:rPr>
     </w:tblStylePr>
     <w:tblStylePr w:type="lastCol">
       <w:rPr>
+        <w:rFonts w:eastAsia="黑体"/>
         <w:b/>
         <w:bCs/>
       </w:rPr>
@@ -14549,6 +15209,7 @@
       <w:spacing w:after="0" w:line="240" w:lineRule="auto"/>
     </w:pPr>
     <w:rPr>
+      <w:rFonts w:eastAsia="黑体"/>
       <w:color w:themeColor="text1" w:val="000000"/>
     </w:rPr>
     <w:tblPr>
@@ -14567,6 +15228,7 @@
     </w:tcPr>
     <w:tblStylePr w:type="firstRow">
       <w:rPr>
+        <w:rFonts w:eastAsia="黑体"/>
         <w:b/>
         <w:bCs/>
         <w:color w:themeColor="background1" w:val="FFFFFF"/>
@@ -14581,6 +15243,7 @@
     </w:tblStylePr>
     <w:tblStylePr w:type="lastRow">
       <w:rPr>
+        <w:rFonts w:eastAsia="黑体"/>
         <w:b/>
         <w:bCs/>
         <w:color w:themeColor="accent2" w:themeShade="CC" w:val="9E3A38"/>
@@ -14595,12 +15258,14 @@
     </w:tblStylePr>
     <w:tblStylePr w:type="firstCol">
       <w:rPr>
+        <w:rFonts w:eastAsia="黑体"/>
         <w:b/>
         <w:bCs/>
       </w:rPr>
     </w:tblStylePr>
     <w:tblStylePr w:type="lastCol">
       <w:rPr>
+        <w:rFonts w:eastAsia="黑体"/>
         <w:b/>
         <w:bCs/>
       </w:rPr>
@@ -14635,6 +15300,7 @@
       <w:spacing w:after="0" w:line="240" w:lineRule="auto"/>
     </w:pPr>
     <w:rPr>
+      <w:rFonts w:eastAsia="黑体"/>
       <w:color w:themeColor="text1" w:val="000000"/>
     </w:rPr>
     <w:tblPr>
@@ -14653,6 +15319,7 @@
     </w:tcPr>
     <w:tblStylePr w:type="firstRow">
       <w:rPr>
+        <w:rFonts w:eastAsia="黑体"/>
         <w:b/>
         <w:bCs/>
         <w:color w:themeColor="background1" w:val="FFFFFF"/>
@@ -14667,6 +15334,7 @@
     </w:tblStylePr>
     <w:tblStylePr w:type="lastRow">
       <w:rPr>
+        <w:rFonts w:eastAsia="黑体"/>
         <w:b/>
         <w:bCs/>
         <w:color w:themeColor="accent4" w:themeShade="CC" w:val="664E82"/>
@@ -14681,12 +15349,14 @@
     </w:tblStylePr>
     <w:tblStylePr w:type="firstCol">
       <w:rPr>
+        <w:rFonts w:eastAsia="黑体"/>
         <w:b/>
         <w:bCs/>
       </w:rPr>
     </w:tblStylePr>
     <w:tblStylePr w:type="lastCol">
       <w:rPr>
+        <w:rFonts w:eastAsia="黑体"/>
         <w:b/>
         <w:bCs/>
       </w:rPr>
@@ -14721,6 +15391,7 @@
       <w:spacing w:after="0" w:line="240" w:lineRule="auto"/>
     </w:pPr>
     <w:rPr>
+      <w:rFonts w:eastAsia="黑体"/>
       <w:color w:themeColor="text1" w:val="000000"/>
     </w:rPr>
     <w:tblPr>
@@ -14739,6 +15410,7 @@
     </w:tcPr>
     <w:tblStylePr w:type="firstRow">
       <w:rPr>
+        <w:rFonts w:eastAsia="黑体"/>
         <w:b/>
         <w:bCs/>
         <w:color w:themeColor="background1" w:val="FFFFFF"/>
@@ -14753,6 +15425,7 @@
     </w:tblStylePr>
     <w:tblStylePr w:type="lastRow">
       <w:rPr>
+        <w:rFonts w:eastAsia="黑体"/>
         <w:b/>
         <w:bCs/>
         <w:color w:themeColor="accent3" w:themeShade="CC" w:val="7E9C40"/>
@@ -14767,12 +15440,14 @@
     </w:tblStylePr>
     <w:tblStylePr w:type="firstCol">
       <w:rPr>
+        <w:rFonts w:eastAsia="黑体"/>
         <w:b/>
         <w:bCs/>
       </w:rPr>
     </w:tblStylePr>
     <w:tblStylePr w:type="lastCol">
       <w:rPr>
+        <w:rFonts w:eastAsia="黑体"/>
         <w:b/>
         <w:bCs/>
       </w:rPr>
@@ -14807,6 +15482,7 @@
       <w:spacing w:after="0" w:line="240" w:lineRule="auto"/>
     </w:pPr>
     <w:rPr>
+      <w:rFonts w:eastAsia="黑体"/>
       <w:color w:themeColor="text1" w:val="000000"/>
     </w:rPr>
     <w:tblPr>
@@ -14825,6 +15501,7 @@
     </w:tcPr>
     <w:tblStylePr w:type="firstRow">
       <w:rPr>
+        <w:rFonts w:eastAsia="黑体"/>
         <w:b/>
         <w:bCs/>
         <w:color w:themeColor="background1" w:val="FFFFFF"/>
@@ -14839,6 +15516,7 @@
     </w:tblStylePr>
     <w:tblStylePr w:type="lastRow">
       <w:rPr>
+        <w:rFonts w:eastAsia="黑体"/>
         <w:b/>
         <w:bCs/>
         <w:color w:themeColor="accent6" w:themeShade="CC" w:val="F2730A"/>
@@ -14853,12 +15531,14 @@
     </w:tblStylePr>
     <w:tblStylePr w:type="firstCol">
       <w:rPr>
+        <w:rFonts w:eastAsia="黑体"/>
         <w:b/>
         <w:bCs/>
       </w:rPr>
     </w:tblStylePr>
     <w:tblStylePr w:type="lastCol">
       <w:rPr>
+        <w:rFonts w:eastAsia="黑体"/>
         <w:b/>
         <w:bCs/>
       </w:rPr>
@@ -14893,6 +15573,7 @@
       <w:spacing w:after="0" w:line="240" w:lineRule="auto"/>
     </w:pPr>
     <w:rPr>
+      <w:rFonts w:eastAsia="黑体"/>
       <w:color w:themeColor="text1" w:val="000000"/>
     </w:rPr>
     <w:tblPr>
@@ -14911,6 +15592,7 @@
     </w:tcPr>
     <w:tblStylePr w:type="firstRow">
       <w:rPr>
+        <w:rFonts w:eastAsia="黑体"/>
         <w:b/>
         <w:bCs/>
         <w:color w:themeColor="background1" w:val="FFFFFF"/>
@@ -14925,6 +15607,7 @@
     </w:tblStylePr>
     <w:tblStylePr w:type="lastRow">
       <w:rPr>
+        <w:rFonts w:eastAsia="黑体"/>
         <w:b/>
         <w:bCs/>
         <w:color w:themeColor="accent5" w:themeShade="CC" w:val="348DA5"/>
@@ -14939,12 +15622,14 @@
     </w:tblStylePr>
     <w:tblStylePr w:type="firstCol">
       <w:rPr>
+        <w:rFonts w:eastAsia="黑体"/>
         <w:b/>
         <w:bCs/>
       </w:rPr>
     </w:tblStylePr>
     <w:tblStylePr w:type="lastCol">
       <w:rPr>
+        <w:rFonts w:eastAsia="黑体"/>
         <w:b/>
         <w:bCs/>
       </w:rPr>
@@ -14979,6 +15664,7 @@
       <w:spacing w:after="0" w:line="240" w:lineRule="auto"/>
     </w:pPr>
     <w:rPr>
+      <w:rFonts w:eastAsia="黑体"/>
       <w:color w:themeColor="text1" w:val="000000"/>
     </w:rPr>
     <w:tblPr>
@@ -15000,6 +15686,7 @@
     </w:tcPr>
     <w:tblStylePr w:type="firstRow">
       <w:rPr>
+        <w:rFonts w:eastAsia="黑体"/>
         <w:b/>
         <w:bCs/>
       </w:rPr>
@@ -15010,6 +15697,7 @@
     </w:tblStylePr>
     <w:tblStylePr w:type="lastRow">
       <w:rPr>
+        <w:rFonts w:eastAsia="黑体"/>
         <w:b/>
         <w:bCs/>
         <w:color w:themeColor="text1" w:val="000000"/>
@@ -15021,6 +15709,7 @@
     </w:tblStylePr>
     <w:tblStylePr w:type="firstCol">
       <w:rPr>
+        <w:rFonts w:eastAsia="黑体"/>
         <w:color w:themeColor="background1" w:val="FFFFFF"/>
       </w:rPr>
       <w:tblPr/>
@@ -15030,6 +15719,7 @@
     </w:tblStylePr>
     <w:tblStylePr w:type="lastCol">
       <w:rPr>
+        <w:rFonts w:eastAsia="黑体"/>
         <w:color w:themeColor="background1" w:val="FFFFFF"/>
       </w:rPr>
       <w:tblPr/>
@@ -15059,6 +15749,7 @@
       <w:spacing w:after="0" w:line="240" w:lineRule="auto"/>
     </w:pPr>
     <w:rPr>
+      <w:rFonts w:eastAsia="黑体"/>
       <w:color w:themeColor="text1" w:val="000000"/>
     </w:rPr>
     <w:tblPr>
@@ -15080,6 +15771,7 @@
     </w:tcPr>
     <w:tblStylePr w:type="firstRow">
       <w:rPr>
+        <w:rFonts w:eastAsia="黑体"/>
         <w:b/>
         <w:bCs/>
       </w:rPr>
@@ -15090,6 +15782,7 @@
     </w:tblStylePr>
     <w:tblStylePr w:type="lastRow">
       <w:rPr>
+        <w:rFonts w:eastAsia="黑体"/>
         <w:b/>
         <w:bCs/>
         <w:color w:themeColor="text1" w:val="000000"/>
@@ -15101,6 +15794,7 @@
     </w:tblStylePr>
     <w:tblStylePr w:type="firstCol">
       <w:rPr>
+        <w:rFonts w:eastAsia="黑体"/>
         <w:color w:themeColor="background1" w:val="FFFFFF"/>
       </w:rPr>
       <w:tblPr/>
@@ -15110,6 +15804,7 @@
     </w:tblStylePr>
     <w:tblStylePr w:type="lastCol">
       <w:rPr>
+        <w:rFonts w:eastAsia="黑体"/>
         <w:color w:themeColor="background1" w:val="FFFFFF"/>
       </w:rPr>
       <w:tblPr/>
@@ -15139,6 +15834,7 @@
       <w:spacing w:after="0" w:line="240" w:lineRule="auto"/>
     </w:pPr>
     <w:rPr>
+      <w:rFonts w:eastAsia="黑体"/>
       <w:color w:themeColor="text1" w:val="000000"/>
     </w:rPr>
     <w:tblPr>
@@ -15160,6 +15856,7 @@
     </w:tcPr>
     <w:tblStylePr w:type="firstRow">
       <w:rPr>
+        <w:rFonts w:eastAsia="黑体"/>
         <w:b/>
         <w:bCs/>
       </w:rPr>
@@ -15170,6 +15867,7 @@
     </w:tblStylePr>
     <w:tblStylePr w:type="lastRow">
       <w:rPr>
+        <w:rFonts w:eastAsia="黑体"/>
         <w:b/>
         <w:bCs/>
         <w:color w:themeColor="text1" w:val="000000"/>
@@ -15181,6 +15879,7 @@
     </w:tblStylePr>
     <w:tblStylePr w:type="firstCol">
       <w:rPr>
+        <w:rFonts w:eastAsia="黑体"/>
         <w:color w:themeColor="background1" w:val="FFFFFF"/>
       </w:rPr>
       <w:tblPr/>
@@ -15190,6 +15889,7 @@
     </w:tblStylePr>
     <w:tblStylePr w:type="lastCol">
       <w:rPr>
+        <w:rFonts w:eastAsia="黑体"/>
         <w:color w:themeColor="background1" w:val="FFFFFF"/>
       </w:rPr>
       <w:tblPr/>
@@ -15219,6 +15919,7 @@
       <w:spacing w:after="0" w:line="240" w:lineRule="auto"/>
     </w:pPr>
     <w:rPr>
+      <w:rFonts w:eastAsia="黑体"/>
       <w:color w:themeColor="text1" w:val="000000"/>
     </w:rPr>
     <w:tblPr>
@@ -15240,6 +15941,7 @@
     </w:tcPr>
     <w:tblStylePr w:type="firstRow">
       <w:rPr>
+        <w:rFonts w:eastAsia="黑体"/>
         <w:b/>
         <w:bCs/>
       </w:rPr>
@@ -15250,6 +15952,7 @@
     </w:tblStylePr>
     <w:tblStylePr w:type="lastRow">
       <w:rPr>
+        <w:rFonts w:eastAsia="黑体"/>
         <w:b/>
         <w:bCs/>
         <w:color w:themeColor="text1" w:val="000000"/>
@@ -15261,6 +15964,7 @@
     </w:tblStylePr>
     <w:tblStylePr w:type="firstCol">
       <w:rPr>
+        <w:rFonts w:eastAsia="黑体"/>
         <w:color w:themeColor="background1" w:val="FFFFFF"/>
       </w:rPr>
       <w:tblPr/>
@@ -15270,6 +15974,7 @@
     </w:tblStylePr>
     <w:tblStylePr w:type="lastCol">
       <w:rPr>
+        <w:rFonts w:eastAsia="黑体"/>
         <w:color w:themeColor="background1" w:val="FFFFFF"/>
       </w:rPr>
       <w:tblPr/>
@@ -15299,6 +16004,7 @@
       <w:spacing w:after="0" w:line="240" w:lineRule="auto"/>
     </w:pPr>
     <w:rPr>
+      <w:rFonts w:eastAsia="黑体"/>
       <w:color w:themeColor="text1" w:val="000000"/>
     </w:rPr>
     <w:tblPr>
@@ -15320,6 +16026,7 @@
     </w:tcPr>
     <w:tblStylePr w:type="firstRow">
       <w:rPr>
+        <w:rFonts w:eastAsia="黑体"/>
         <w:b/>
         <w:bCs/>
       </w:rPr>
@@ -15330,6 +16037,7 @@
     </w:tblStylePr>
     <w:tblStylePr w:type="lastRow">
       <w:rPr>
+        <w:rFonts w:eastAsia="黑体"/>
         <w:b/>
         <w:bCs/>
         <w:color w:themeColor="text1" w:val="000000"/>
@@ -15341,6 +16049,7 @@
     </w:tblStylePr>
     <w:tblStylePr w:type="firstCol">
       <w:rPr>
+        <w:rFonts w:eastAsia="黑体"/>
         <w:color w:themeColor="background1" w:val="FFFFFF"/>
       </w:rPr>
       <w:tblPr/>
@@ -15350,6 +16059,7 @@
     </w:tblStylePr>
     <w:tblStylePr w:type="lastCol">
       <w:rPr>
+        <w:rFonts w:eastAsia="黑体"/>
         <w:color w:themeColor="background1" w:val="FFFFFF"/>
       </w:rPr>
       <w:tblPr/>
@@ -15379,6 +16089,7 @@
       <w:spacing w:after="0" w:line="240" w:lineRule="auto"/>
     </w:pPr>
     <w:rPr>
+      <w:rFonts w:eastAsia="黑体"/>
       <w:color w:themeColor="text1" w:val="000000"/>
     </w:rPr>
     <w:tblPr>
@@ -15400,6 +16111,7 @@
     </w:tcPr>
     <w:tblStylePr w:type="firstRow">
       <w:rPr>
+        <w:rFonts w:eastAsia="黑体"/>
         <w:b/>
         <w:bCs/>
       </w:rPr>
@@ -15410,6 +16122,7 @@
     </w:tblStylePr>
     <w:tblStylePr w:type="lastRow">
       <w:rPr>
+        <w:rFonts w:eastAsia="黑体"/>
         <w:b/>
         <w:bCs/>
         <w:color w:themeColor="text1" w:val="000000"/>
@@ -15421,6 +16134,7 @@
     </w:tblStylePr>
     <w:tblStylePr w:type="firstCol">
       <w:rPr>
+        <w:rFonts w:eastAsia="黑体"/>
         <w:color w:themeColor="background1" w:val="FFFFFF"/>
       </w:rPr>
       <w:tblPr/>
@@ -15430,6 +16144,7 @@
     </w:tblStylePr>
     <w:tblStylePr w:type="lastCol">
       <w:rPr>
+        <w:rFonts w:eastAsia="黑体"/>
         <w:color w:themeColor="background1" w:val="FFFFFF"/>
       </w:rPr>
       <w:tblPr/>
@@ -15459,6 +16174,7 @@
       <w:spacing w:after="0" w:line="240" w:lineRule="auto"/>
     </w:pPr>
     <w:rPr>
+      <w:rFonts w:eastAsia="黑体"/>
       <w:color w:themeColor="text1" w:val="000000"/>
     </w:rPr>
     <w:tblPr>
@@ -15480,6 +16196,7 @@
     </w:tcPr>
     <w:tblStylePr w:type="firstRow">
       <w:rPr>
+        <w:rFonts w:eastAsia="黑体"/>
         <w:b/>
         <w:bCs/>
       </w:rPr>
@@ -15490,6 +16207,7 @@
     </w:tblStylePr>
     <w:tblStylePr w:type="lastRow">
       <w:rPr>
+        <w:rFonts w:eastAsia="黑体"/>
         <w:b/>
         <w:bCs/>
         <w:color w:themeColor="text1" w:val="000000"/>
@@ -15501,6 +16219,7 @@
     </w:tblStylePr>
     <w:tblStylePr w:type="firstCol">
       <w:rPr>
+        <w:rFonts w:eastAsia="黑体"/>
         <w:color w:themeColor="background1" w:val="FFFFFF"/>
       </w:rPr>
       <w:tblPr/>
@@ -15510,6 +16229,7 @@
     </w:tblStylePr>
     <w:tblStylePr w:type="lastCol">
       <w:rPr>
+        <w:rFonts w:eastAsia="黑体"/>
         <w:color w:themeColor="background1" w:val="FFFFFF"/>
       </w:rPr>
       <w:tblPr/>
@@ -15542,6 +16262,7 @@
     <w:name w:val="KeywordTok"/>
     <w:basedOn w:val="VerbatimChar"/>
     <w:rPr>
+      <w:rFonts w:eastAsia="黑体"/>
       <w:b/>
       <w:color w:val="007020"/>
     </w:rPr>
@@ -15550,6 +16271,7 @@
     <w:name w:val="DataTypeTok"/>
     <w:basedOn w:val="VerbatimChar"/>
     <w:rPr>
+      <w:rFonts w:eastAsia="黑体"/>
       <w:color w:val="902000"/>
     </w:rPr>
   </w:style>
@@ -15557,6 +16279,7 @@
     <w:name w:val="DecValTok"/>
     <w:basedOn w:val="VerbatimChar"/>
     <w:rPr>
+      <w:rFonts w:eastAsia="黑体"/>
       <w:color w:val="40a070"/>
     </w:rPr>
   </w:style>
@@ -15564,6 +16287,7 @@
     <w:name w:val="BaseNTok"/>
     <w:basedOn w:val="VerbatimChar"/>
     <w:rPr>
+      <w:rFonts w:eastAsia="黑体"/>
       <w:color w:val="40a070"/>
     </w:rPr>
   </w:style>
@@ -15571,6 +16295,7 @@
     <w:name w:val="FloatTok"/>
     <w:basedOn w:val="VerbatimChar"/>
     <w:rPr>
+      <w:rFonts w:eastAsia="黑体"/>
       <w:color w:val="40a070"/>
     </w:rPr>
   </w:style>
@@ -15578,6 +16303,7 @@
     <w:name w:val="ConstantTok"/>
     <w:basedOn w:val="VerbatimChar"/>
     <w:rPr>
+      <w:rFonts w:eastAsia="黑体"/>
       <w:color w:val="880000"/>
     </w:rPr>
   </w:style>
@@ -15585,6 +16311,7 @@
     <w:name w:val="CharTok"/>
     <w:basedOn w:val="VerbatimChar"/>
     <w:rPr>
+      <w:rFonts w:eastAsia="黑体"/>
       <w:color w:val="4070a0"/>
     </w:rPr>
   </w:style>
@@ -15592,6 +16319,7 @@
     <w:name w:val="SpecialCharTok"/>
     <w:basedOn w:val="VerbatimChar"/>
     <w:rPr>
+      <w:rFonts w:eastAsia="黑体"/>
       <w:color w:val="4070a0"/>
     </w:rPr>
   </w:style>
@@ -15599,6 +16327,7 @@
     <w:name w:val="StringTok"/>
     <w:basedOn w:val="VerbatimChar"/>
     <w:rPr>
+      <w:rFonts w:eastAsia="黑体"/>
       <w:color w:val="4070a0"/>
     </w:rPr>
   </w:style>
@@ -15606,6 +16335,7 @@
     <w:name w:val="VerbatimStringTok"/>
     <w:basedOn w:val="VerbatimChar"/>
     <w:rPr>
+      <w:rFonts w:eastAsia="黑体"/>
       <w:color w:val="4070a0"/>
     </w:rPr>
   </w:style>
@@ -15613,6 +16343,7 @@
     <w:name w:val="SpecialStringTok"/>
     <w:basedOn w:val="VerbatimChar"/>
     <w:rPr>
+      <w:rFonts w:eastAsia="黑体"/>
       <w:color w:val="bb6688"/>
     </w:rPr>
   </w:style>
@@ -15620,6 +16351,7 @@
     <w:name w:val="ImportTok"/>
     <w:basedOn w:val="VerbatimChar"/>
     <w:rPr>
+      <w:rFonts w:eastAsia="黑体"/>
       <w:b/>
       <w:color w:val="008000"/>
     </w:rPr>
@@ -15628,6 +16360,7 @@
     <w:name w:val="CommentTok"/>
     <w:basedOn w:val="VerbatimChar"/>
     <w:rPr>
+      <w:rFonts w:eastAsia="黑体"/>
       <w:i/>
       <w:color w:val="60a0b0"/>
     </w:rPr>
@@ -15636,6 +16369,7 @@
     <w:name w:val="DocumentationTok"/>
     <w:basedOn w:val="VerbatimChar"/>
     <w:rPr>
+      <w:rFonts w:eastAsia="黑体"/>
       <w:i/>
       <w:color w:val="ba2121"/>
     </w:rPr>
@@ -15644,6 +16378,7 @@
     <w:name w:val="AnnotationTok"/>
     <w:basedOn w:val="VerbatimChar"/>
     <w:rPr>
+      <w:rFonts w:eastAsia="黑体"/>
       <w:b/>
       <w:i/>
       <w:color w:val="60a0b0"/>
@@ -15653,6 +16388,7 @@
     <w:name w:val="CommentVarTok"/>
     <w:basedOn w:val="VerbatimChar"/>
     <w:rPr>
+      <w:rFonts w:eastAsia="黑体"/>
       <w:b/>
       <w:i/>
       <w:color w:val="60a0b0"/>
@@ -15662,6 +16398,7 @@
     <w:name w:val="OtherTok"/>
     <w:basedOn w:val="VerbatimChar"/>
     <w:rPr>
+      <w:rFonts w:eastAsia="黑体"/>
       <w:color w:val="007020"/>
     </w:rPr>
   </w:style>
@@ -15669,6 +16406,7 @@
     <w:name w:val="FunctionTok"/>
     <w:basedOn w:val="VerbatimChar"/>
     <w:rPr>
+      <w:rFonts w:eastAsia="黑体"/>
       <w:color w:val="06287e"/>
     </w:rPr>
   </w:style>
@@ -15676,6 +16414,7 @@
     <w:name w:val="VariableTok"/>
     <w:basedOn w:val="VerbatimChar"/>
     <w:rPr>
+      <w:rFonts w:eastAsia="黑体"/>
       <w:color w:val="19177c"/>
     </w:rPr>
   </w:style>
@@ -15683,6 +16422,7 @@
     <w:name w:val="ControlFlowTok"/>
     <w:basedOn w:val="VerbatimChar"/>
     <w:rPr>
+      <w:rFonts w:eastAsia="黑体"/>
       <w:b/>
       <w:color w:val="007020"/>
     </w:rPr>
@@ -15691,6 +16431,7 @@
     <w:name w:val="OperatorTok"/>
     <w:basedOn w:val="VerbatimChar"/>
     <w:rPr>
+      <w:rFonts w:eastAsia="黑体"/>
       <w:color w:val="666666"/>
     </w:rPr>
   </w:style>
@@ -15698,18 +16439,22 @@
     <w:name w:val="BuiltInTok"/>
     <w:basedOn w:val="VerbatimChar"/>
     <w:rPr>
+      <w:rFonts w:eastAsia="黑体"/>
       <w:color w:val="008000"/>
     </w:rPr>
   </w:style>
   <w:style w:type="character" w:customStyle="1" w:styleId="ExtensionTok">
     <w:name w:val="ExtensionTok"/>
     <w:basedOn w:val="VerbatimChar"/>
-    <w:rPr/>
+    <w:rPr>
+      <w:rFonts w:eastAsia="黑体"/>
+    </w:rPr>
   </w:style>
   <w:style w:type="character" w:customStyle="1" w:styleId="PreprocessorTok">
     <w:name w:val="PreprocessorTok"/>
     <w:basedOn w:val="VerbatimChar"/>
     <w:rPr>
+      <w:rFonts w:eastAsia="黑体"/>
       <w:color w:val="bc7a00"/>
     </w:rPr>
   </w:style>
@@ -15717,18 +16462,22 @@
     <w:name w:val="AttributeTok"/>
     <w:basedOn w:val="VerbatimChar"/>
     <w:rPr>
+      <w:rFonts w:eastAsia="黑体"/>
       <w:color w:val="7d9029"/>
     </w:rPr>
   </w:style>
   <w:style w:type="character" w:customStyle="1" w:styleId="RegionMarkerTok">
     <w:name w:val="RegionMarkerTok"/>
     <w:basedOn w:val="VerbatimChar"/>
-    <w:rPr/>
+    <w:rPr>
+      <w:rFonts w:eastAsia="黑体"/>
+    </w:rPr>
   </w:style>
   <w:style w:type="character" w:customStyle="1" w:styleId="InformationTok">
     <w:name w:val="InformationTok"/>
     <w:basedOn w:val="VerbatimChar"/>
     <w:rPr>
+      <w:rFonts w:eastAsia="黑体"/>
       <w:b/>
       <w:i/>
       <w:color w:val="60a0b0"/>
@@ -15738,6 +16487,7 @@
     <w:name w:val="WarningTok"/>
     <w:basedOn w:val="VerbatimChar"/>
     <w:rPr>
+      <w:rFonts w:eastAsia="黑体"/>
       <w:b/>
       <w:i/>
       <w:color w:val="60a0b0"/>
@@ -15747,6 +16497,7 @@
     <w:name w:val="AlertTok"/>
     <w:basedOn w:val="VerbatimChar"/>
     <w:rPr>
+      <w:rFonts w:eastAsia="黑体"/>
       <w:b/>
       <w:color w:val="ff0000"/>
     </w:rPr>
@@ -15755,6 +16506,7 @@
     <w:name w:val="ErrorTok"/>
     <w:basedOn w:val="VerbatimChar"/>
     <w:rPr>
+      <w:rFonts w:eastAsia="黑体"/>
       <w:b/>
       <w:color w:val="ff0000"/>
     </w:rPr>
@@ -15762,7 +16514,9 @@
   <w:style w:type="character" w:customStyle="1" w:styleId="NormalTok">
     <w:name w:val="NormalTok"/>
     <w:basedOn w:val="VerbatimChar"/>
-    <w:rPr/>
+    <w:rPr>
+      <w:rFonts w:eastAsia="黑体"/>
+    </w:rPr>
   </w:style>
 </w:styles>
 </file>
@@ -15811,12 +16565,12 @@
     <a:fontScheme name="Office">
       <a:majorFont>
         <a:latin typeface="Calibri"/>
-        <a:ea typeface=""/>
+        <a:ea typeface="黑体"/>
         <a:cs typeface=""/>
         <a:font script="Jpan" typeface="ＭＳ ゴシック"/>
         <a:font script="Hang" typeface="맑은 고딕"/>
-        <a:font script="Hans" typeface="宋体"/>
-        <a:font script="Hant" typeface="新細明體"/>
+        <a:font script="Hans" typeface="黑体"/>
+        <a:font script="Hant" typeface="黑体"/>
         <a:font script="Arab" typeface="Times New Roman"/>
         <a:font script="Hebr" typeface="Times New Roman"/>
         <a:font script="Thai" typeface="Angsana New"/>
@@ -15846,12 +16600,12 @@
       </a:majorFont>
       <a:minorFont>
         <a:latin typeface="Cambria"/>
-        <a:ea typeface=""/>
+        <a:ea typeface="黑体"/>
         <a:cs typeface=""/>
         <a:font script="Jpan" typeface="ＭＳ 明朝"/>
         <a:font script="Hang" typeface="맑은 고딕"/>
-        <a:font script="Hans" typeface="宋体"/>
-        <a:font script="Hant" typeface="新細明體"/>
+        <a:font script="Hans" typeface="黑体"/>
+        <a:font script="Hant" typeface="黑体"/>
         <a:font script="Arab" typeface="Arial"/>
         <a:font script="Hebr" typeface="Arial"/>
         <a:font script="Thai" typeface="Cordia New"/>

--- a/03-振荡电路/03-晶体振荡器/压控晶振VCXO/压控晶振VCXO.docx
+++ b/03-振荡电路/03-晶体振荡器/压控晶振VCXO/压控晶振VCXO.docx
@@ -3491,7 +3491,7 @@
           <w:color w:val="555555"/>
           <w:sz w:val="21"/>
         </w:rPr>
-        <w:t>材料收集者：杜文杰，WX手机：19519196569，QQ:3478827729</w:t>
+        <w:t>材料收集者：杜文杰，微信/手机：19519196569，QQ:3478827729</w:t>
       </w:r>
     </w:p>
     <w:sectPr>
